--- a/career-document/오인성_경력기술서.docx
+++ b/career-document/오인성_경력기술서.docx
@@ -221,7 +221,7 @@
           <w:color w:val="000000"/>
           <w:sz w:val="22"/>
         </w:rPr>
-        <w:t>모바일개발부 연구원으로서 PowerGraphics Android 애플리케이션·차트 SDK 개발과 유지보수, MTS 메인 데이터 연동, EasyChart 화면·컨트롤 개발, LS증권 투혼 통합 검증과 개발 문서화를 담당했습니다. 정확성과 안정성이 중요한 금융 시스템에서 화면 상태, 데이터 요청, 엔진 속성, 운영 버전의 정합성을 함께 관리했습니다.</w:t>
+        <w:t>모바일개발부 연구원으로서 PowerGraphics Android 애플리케이션·차트 SDK 개발과 유지보수, EasyChart 화면·컨트롤 개발을 담당했습니다. 정확성과 안정성이 중요한 금융 시스템에서 화면 상태와 엔진 속성, 운영 버전의 정합성을 함께 관리했습니다.</w:t>
       </w:r>
     </w:p>
     <w:p>
@@ -258,60 +258,6 @@
           <w:sz w:val="21"/>
         </w:rPr>
         <w:t xml:space="preserve"> — Kotlin·Java 기반 신규 화면, 재사용 컨트롤, 차트 SDK 기능을 설계하고 운영 이슈를 안정화</w:t>
-      </w:r>
-    </w:p>
-    <w:p>
-      <w:pPr>
-        <w:pStyle w:val="ListBullet"/>
-        <w:ind w:left="504" w:hanging="259"/>
-        <w:spacing w:before="0" w:after="100" w:line="264" w:lineRule="auto"/>
-      </w:pPr>
-      <w:r>
-        <w:rPr>
-          <w:rFonts w:ascii="Nanum Gothic" w:hAnsi="Nanum Gothic" w:eastAsia="Nanum Gothic"/>
-          <w:b/>
-          <w:i w:val="0"/>
-          <w:color w:val="000000"/>
-          <w:sz w:val="21"/>
-        </w:rPr>
-        <w:t>레거시 Java 시스템과 Kotlin 모듈 통합</w:t>
-      </w:r>
-      <w:r>
-        <w:rPr>
-          <w:rFonts w:ascii="Nanum Gothic" w:hAnsi="Nanum Gothic" w:eastAsia="Nanum Gothic"/>
-          <w:b w:val="0"/>
-          <w:i w:val="0"/>
-          <w:color w:val="000000"/>
-          <w:sz w:val="21"/>
-        </w:rPr>
-        <w:t xml:space="preserve"> — 기존 MTS 구조를 유지하면서 AAR 기반 차트 SDK와 데이터·화면 경계를 연결하고 통합 검증</w:t>
-      </w:r>
-    </w:p>
-    <w:p>
-      <w:pPr>
-        <w:pStyle w:val="ListBullet"/>
-        <w:ind w:left="504" w:hanging="259"/>
-        <w:spacing w:before="0" w:after="100" w:line="264" w:lineRule="auto"/>
-      </w:pPr>
-      <w:r>
-        <w:rPr>
-          <w:rFonts w:ascii="Nanum Gothic" w:hAnsi="Nanum Gothic" w:eastAsia="Nanum Gothic"/>
-          <w:b/>
-          <w:i w:val="0"/>
-          <w:color w:val="000000"/>
-          <w:sz w:val="21"/>
-        </w:rPr>
-        <w:t>실시간·조회 데이터 연동과 상태 정합성 관리</w:t>
-      </w:r>
-      <w:r>
-        <w:rPr>
-          <w:rFonts w:ascii="Nanum Gothic" w:hAnsi="Nanum Gothic" w:eastAsia="Nanum Gothic"/>
-          <w:b w:val="0"/>
-          <w:i w:val="0"/>
-          <w:color w:val="000000"/>
-          <w:sz w:val="21"/>
-        </w:rPr>
-        <w:t xml:space="preserve"> — 시장·주기별 조회, 요청 큐, 연속 조회, 실시간 등록·해제와 UI·엔진 상태를 일관되게 제어</w:t>
       </w:r>
     </w:p>
     <w:p>
@@ -740,737 +686,7 @@
         <w:pageBreakBefore/>
       </w:pPr>
       <w:r>
-        <w:t>2. MTS 데이터 연동 및 LS증권 투혼 통합</w:t>
-      </w:r>
-    </w:p>
-    <w:p>
-      <w:pPr>
-        <w:keepNext/>
-        <w:spacing w:before="0" w:after="120" w:line="240" w:lineRule="auto"/>
-      </w:pPr>
-      <w:r>
-        <w:rPr>
-          <w:rFonts w:ascii="Nanum Gothic" w:hAnsi="Nanum Gothic" w:eastAsia="Nanum Gothic"/>
-          <w:b/>
-          <w:color w:val="5B6573"/>
-          <w:sz w:val="19"/>
-        </w:rPr>
-        <w:t>기간  2026.06 ~ 현재  |  역할  레거시 MTS·차트 SDK 통합, 조회·실시간 데이터 연동</w:t>
-      </w:r>
-    </w:p>
-    <w:p>
-      <w:pPr>
-        <w:keepNext w:val="0"/>
-        <w:spacing w:before="0" w:after="120" w:line="264" w:lineRule="auto"/>
-      </w:pPr>
-      <w:r>
-        <w:rPr>
-          <w:rFonts w:ascii="Nanum Gothic" w:hAnsi="Nanum Gothic" w:eastAsia="Nanum Gothic"/>
-          <w:b w:val="0"/>
-          <w:i w:val="0"/>
-          <w:color w:val="000000"/>
-          <w:sz w:val="22"/>
-        </w:rPr>
-        <w:t>Java 기반 LS증권 투혼 MTS에 Kotlin/AAR 형태의 PowerGraphics 차트 SDK를 연결했습니다. 기존 화면·컨트롤 구조와 빌드 구성을 유지하면서 MTS의 종목·시장·주기 조건이 차트의 데이터 요청과 화면 갱신으로 이어지도록 통합하고 개발 환경에서 검증했습니다.</w:t>
-      </w:r>
-    </w:p>
-    <w:p>
-      <w:pPr>
-        <w:pStyle w:val="Heading2"/>
-        <w:keepNext/>
-      </w:pPr>
-      <w:r>
-        <w:t>레거시 Java MTS와 Kotlin/AAR SDK 통합</w:t>
-      </w:r>
-    </w:p>
-    <w:p>
-      <w:pPr>
-        <w:pStyle w:val="ListBullet"/>
-        <w:ind w:left="504" w:hanging="259"/>
-        <w:spacing w:before="0" w:after="100" w:line="264" w:lineRule="auto"/>
-      </w:pPr>
-      <w:r>
-        <w:rPr>
-          <w:rFonts w:ascii="Nanum Gothic" w:hAnsi="Nanum Gothic" w:eastAsia="Nanum Gothic"/>
-          <w:b/>
-          <w:i w:val="0"/>
-          <w:color w:val="000000"/>
-          <w:sz w:val="21"/>
-        </w:rPr>
-        <w:t>모듈 경계 연결</w:t>
-      </w:r>
-      <w:r>
-        <w:rPr>
-          <w:rFonts w:ascii="Nanum Gothic" w:hAnsi="Nanum Gothic" w:eastAsia="Nanum Gothic"/>
-          <w:b w:val="0"/>
-          <w:i w:val="0"/>
-          <w:color w:val="000000"/>
-          <w:sz w:val="21"/>
-        </w:rPr>
-        <w:t xml:space="preserve"> — 기존 Java 호출부와 Kotlin SDK의 공개 인터페이스를 맞추고 앱 모듈, 차트 SDK, 엔진 산출물의 의존 관계를 정리</w:t>
-      </w:r>
-    </w:p>
-    <w:p>
-      <w:pPr>
-        <w:pStyle w:val="ListBullet"/>
-        <w:ind w:left="504" w:hanging="259"/>
-        <w:spacing w:before="0" w:after="100" w:line="264" w:lineRule="auto"/>
-      </w:pPr>
-      <w:r>
-        <w:rPr>
-          <w:rFonts w:ascii="Nanum Gothic" w:hAnsi="Nanum Gothic" w:eastAsia="Nanum Gothic"/>
-          <w:b/>
-          <w:i w:val="0"/>
-          <w:color w:val="000000"/>
-          <w:sz w:val="21"/>
-        </w:rPr>
-        <w:t>화면·컨트롤 통합</w:t>
-      </w:r>
-      <w:r>
-        <w:rPr>
-          <w:rFonts w:ascii="Nanum Gothic" w:hAnsi="Nanum Gothic" w:eastAsia="Nanum Gothic"/>
-          <w:b w:val="0"/>
-          <w:i w:val="0"/>
-          <w:color w:val="000000"/>
-          <w:sz w:val="21"/>
-        </w:rPr>
-        <w:t xml:space="preserve"> — MTS 메인에서 전달되는 종목, 시장, 주기, 조회 조건과 차트 화면의 생성·초기화·재조회 흐름을 연결</w:t>
-      </w:r>
-    </w:p>
-    <w:p>
-      <w:pPr>
-        <w:pStyle w:val="ListBullet"/>
-        <w:ind w:left="504" w:hanging="259"/>
-        <w:spacing w:before="0" w:after="100" w:line="264" w:lineRule="auto"/>
-      </w:pPr>
-      <w:r>
-        <w:rPr>
-          <w:rFonts w:ascii="Nanum Gothic" w:hAnsi="Nanum Gothic" w:eastAsia="Nanum Gothic"/>
-          <w:b/>
-          <w:i w:val="0"/>
-          <w:color w:val="000000"/>
-          <w:sz w:val="21"/>
-        </w:rPr>
-        <w:t>적용 상태 관리</w:t>
-      </w:r>
-      <w:r>
-        <w:rPr>
-          <w:rFonts w:ascii="Nanum Gothic" w:hAnsi="Nanum Gothic" w:eastAsia="Nanum Gothic"/>
-          <w:b w:val="0"/>
-          <w:i w:val="0"/>
-          <w:color w:val="000000"/>
-          <w:sz w:val="21"/>
-        </w:rPr>
-        <w:t xml:space="preserve"> — 소스 기반 검증과 패키징된 AAR 검증을 구분하고 실제 운영 반영 여부와 구현·통합 검증 결과를 분리해 기록</w:t>
-      </w:r>
-    </w:p>
-    <w:p>
-      <w:pPr>
-        <w:pStyle w:val="Heading2"/>
-        <w:keepNext/>
-      </w:pPr>
-      <w:r>
-        <w:t>조회 61종·실시간 21종 데이터 연동</w:t>
-      </w:r>
-    </w:p>
-    <w:p>
-      <w:pPr>
-        <w:pStyle w:val="ListBullet"/>
-        <w:ind w:left="504" w:hanging="259"/>
-        <w:spacing w:before="0" w:after="100" w:line="264" w:lineRule="auto"/>
-      </w:pPr>
-      <w:r>
-        <w:rPr>
-          <w:rFonts w:ascii="Nanum Gothic" w:hAnsi="Nanum Gothic" w:eastAsia="Nanum Gothic"/>
-          <w:b/>
-          <w:i w:val="0"/>
-          <w:color w:val="000000"/>
-          <w:sz w:val="21"/>
-        </w:rPr>
-        <w:t>조회 범위</w:t>
-      </w:r>
-      <w:r>
-        <w:rPr>
-          <w:rFonts w:ascii="Nanum Gothic" w:hAnsi="Nanum Gothic" w:eastAsia="Nanum Gothic"/>
-          <w:b w:val="0"/>
-          <w:i w:val="0"/>
-          <w:color w:val="000000"/>
-          <w:sz w:val="21"/>
-        </w:rPr>
-        <w:t xml:space="preserve"> — TR(업무 데이터 조회 단위) 61종을 국내외 주식·지수·선물·옵션 등 시장과 분/틱·일/주/월/년 주기별로 분기</w:t>
-      </w:r>
-    </w:p>
-    <w:p>
-      <w:pPr>
-        <w:pStyle w:val="ListBullet"/>
-        <w:ind w:left="504" w:hanging="259"/>
-        <w:spacing w:before="0" w:after="100" w:line="264" w:lineRule="auto"/>
-      </w:pPr>
-      <w:r>
-        <w:rPr>
-          <w:rFonts w:ascii="Nanum Gothic" w:hAnsi="Nanum Gothic" w:eastAsia="Nanum Gothic"/>
-          <w:b/>
-          <w:i w:val="0"/>
-          <w:color w:val="000000"/>
-          <w:sz w:val="21"/>
-        </w:rPr>
-        <w:t>실시간 범위</w:t>
-      </w:r>
-      <w:r>
-        <w:rPr>
-          <w:rFonts w:ascii="Nanum Gothic" w:hAnsi="Nanum Gothic" w:eastAsia="Nanum Gothic"/>
-          <w:b w:val="0"/>
-          <w:i w:val="0"/>
-          <w:color w:val="000000"/>
-          <w:sz w:val="21"/>
-        </w:rPr>
-        <w:t xml:space="preserve"> — 시세·체결 등 실시간 데이터 유형 21종을 시장별로 식별하고 차트 화면 생명주기에 맞춰 등록·해제</w:t>
-      </w:r>
-    </w:p>
-    <w:p>
-      <w:pPr>
-        <w:pStyle w:val="ListBullet"/>
-        <w:ind w:left="504" w:hanging="259"/>
-        <w:spacing w:before="0" w:after="100" w:line="264" w:lineRule="auto"/>
-      </w:pPr>
-      <w:r>
-        <w:rPr>
-          <w:rFonts w:ascii="Nanum Gothic" w:hAnsi="Nanum Gothic" w:eastAsia="Nanum Gothic"/>
-          <w:b/>
-          <w:i w:val="0"/>
-          <w:color w:val="000000"/>
-          <w:sz w:val="21"/>
-        </w:rPr>
-        <w:t>요청 큐와 식별자 관리</w:t>
-      </w:r>
-      <w:r>
-        <w:rPr>
-          <w:rFonts w:ascii="Nanum Gothic" w:hAnsi="Nanum Gothic" w:eastAsia="Nanum Gothic"/>
-          <w:b w:val="0"/>
-          <w:i w:val="0"/>
-          <w:color w:val="000000"/>
-          <w:sz w:val="21"/>
-        </w:rPr>
-        <w:t xml:space="preserve"> — 동시 요청을 순서화하고 화면 요청, 데이터 응답, 차트 인스턴스를 연결하는 매핑으로 교차 반영을 방지</w:t>
-      </w:r>
-    </w:p>
-    <w:p>
-      <w:pPr>
-        <w:pStyle w:val="ListBullet"/>
-        <w:ind w:left="504" w:hanging="259"/>
-        <w:spacing w:before="0" w:after="100" w:line="264" w:lineRule="auto"/>
-      </w:pPr>
-      <w:r>
-        <w:rPr>
-          <w:rFonts w:ascii="Nanum Gothic" w:hAnsi="Nanum Gothic" w:eastAsia="Nanum Gothic"/>
-          <w:b/>
-          <w:i w:val="0"/>
-          <w:color w:val="000000"/>
-          <w:sz w:val="21"/>
-        </w:rPr>
-        <w:t>연속 조회</w:t>
-      </w:r>
-      <w:r>
-        <w:rPr>
-          <w:rFonts w:ascii="Nanum Gothic" w:hAnsi="Nanum Gothic" w:eastAsia="Nanum Gothic"/>
-          <w:b w:val="0"/>
-          <w:i w:val="0"/>
-          <w:color w:val="000000"/>
-          <w:sz w:val="21"/>
-        </w:rPr>
-        <w:t xml:space="preserve"> — 초기 조회와 추가 조회의 연속 키를 관리하고 메인·추가·겹침 조회를 구분해 과거 데이터와 현재 화면을 안정적으로 병합</w:t>
-      </w:r>
-    </w:p>
-    <w:p>
-      <w:pPr>
-        <w:pStyle w:val="ListBullet"/>
-        <w:ind w:left="504" w:hanging="259"/>
-        <w:spacing w:before="0" w:after="100" w:line="264" w:lineRule="auto"/>
-      </w:pPr>
-      <w:r>
-        <w:rPr>
-          <w:rFonts w:ascii="Nanum Gothic" w:hAnsi="Nanum Gothic" w:eastAsia="Nanum Gothic"/>
-          <w:b/>
-          <w:i w:val="0"/>
-          <w:color w:val="000000"/>
-          <w:sz w:val="21"/>
-        </w:rPr>
-        <w:t>취소·초기화</w:t>
-      </w:r>
-      <w:r>
-        <w:rPr>
-          <w:rFonts w:ascii="Nanum Gothic" w:hAnsi="Nanum Gothic" w:eastAsia="Nanum Gothic"/>
-          <w:b w:val="0"/>
-          <w:i w:val="0"/>
-          <w:color w:val="000000"/>
-          <w:sz w:val="21"/>
-        </w:rPr>
-        <w:t xml:space="preserve"> — 종목·주기 변경과 화면 종료 시 대기 요청, 버퍼, 실시간 구독을 정리해 이전 화면 데이터가 재사용되지 않도록 제어</w:t>
-      </w:r>
-    </w:p>
-    <w:p>
-      <w:pPr>
-        <w:pStyle w:val="Heading2"/>
-        <w:keepNext/>
-      </w:pPr>
-      <w:r>
-        <w:t>통합 성과</w:t>
-      </w:r>
-    </w:p>
-    <w:p>
-      <w:pPr>
-        <w:pStyle w:val="ListBullet"/>
-        <w:ind w:left="504" w:hanging="259"/>
-        <w:spacing w:before="0" w:after="100" w:line="264" w:lineRule="auto"/>
-      </w:pPr>
-      <w:r>
-        <w:rPr>
-          <w:rFonts w:ascii="Nanum Gothic" w:hAnsi="Nanum Gothic" w:eastAsia="Nanum Gothic"/>
-          <w:b/>
-          <w:i w:val="0"/>
-          <w:color w:val="000000"/>
-          <w:sz w:val="21"/>
-        </w:rPr>
-        <w:t>데이터 생명주기 명확화</w:t>
-      </w:r>
-      <w:r>
-        <w:rPr>
-          <w:rFonts w:ascii="Nanum Gothic" w:hAnsi="Nanum Gothic" w:eastAsia="Nanum Gothic"/>
-          <w:b w:val="0"/>
-          <w:i w:val="0"/>
-          <w:color w:val="000000"/>
-          <w:sz w:val="21"/>
-        </w:rPr>
-        <w:t xml:space="preserve"> — 조회 요청 → 응답 파싱 → 차트 반영 → 실시간 갱신 → 해제 단계를 분리해 오류 위치와 재현 조건을 빠르게 좁힐 수 있게 구성</w:t>
-      </w:r>
-    </w:p>
-    <w:p>
-      <w:pPr>
-        <w:pStyle w:val="ListBullet"/>
-        <w:ind w:left="504" w:hanging="259"/>
-        <w:spacing w:before="0" w:after="100" w:line="264" w:lineRule="auto"/>
-      </w:pPr>
-      <w:r>
-        <w:rPr>
-          <w:rFonts w:ascii="Nanum Gothic" w:hAnsi="Nanum Gothic" w:eastAsia="Nanum Gothic"/>
-          <w:b/>
-          <w:i w:val="0"/>
-          <w:color w:val="000000"/>
-          <w:sz w:val="21"/>
-        </w:rPr>
-        <w:t>시장 확장 대응</w:t>
-      </w:r>
-      <w:r>
-        <w:rPr>
-          <w:rFonts w:ascii="Nanum Gothic" w:hAnsi="Nanum Gothic" w:eastAsia="Nanum Gothic"/>
-          <w:b w:val="0"/>
-          <w:i w:val="0"/>
-          <w:color w:val="000000"/>
-          <w:sz w:val="21"/>
-        </w:rPr>
-        <w:t xml:space="preserve"> — 시장·주기별 분기와 공통 처리부를 나눠 신규 데이터 유형 추가 시 기존 흐름에 미치는 영향을 제한</w:t>
-      </w:r>
-    </w:p>
-    <w:p>
-      <w:pPr>
-        <w:pStyle w:val="ListBullet"/>
-        <w:ind w:left="504" w:hanging="259"/>
-        <w:spacing w:before="0" w:after="100" w:line="264" w:lineRule="auto"/>
-      </w:pPr>
-      <w:r>
-        <w:rPr>
-          <w:rFonts w:ascii="Nanum Gothic" w:hAnsi="Nanum Gothic" w:eastAsia="Nanum Gothic"/>
-          <w:b/>
-          <w:i w:val="0"/>
-          <w:color w:val="000000"/>
-          <w:sz w:val="21"/>
-        </w:rPr>
-        <w:t>안정성 중심 검증</w:t>
-      </w:r>
-      <w:r>
-        <w:rPr>
-          <w:rFonts w:ascii="Nanum Gothic" w:hAnsi="Nanum Gothic" w:eastAsia="Nanum Gothic"/>
-          <w:b w:val="0"/>
-          <w:i w:val="0"/>
-          <w:color w:val="000000"/>
-          <w:sz w:val="21"/>
-        </w:rPr>
-        <w:t xml:space="preserve"> — 조회 결과 정렬, 연속 조회, 실시간 중복 등록, 화면 전환 시 해제 여부를 중심으로 구현·통합 검증</w:t>
-      </w:r>
-    </w:p>
-    <w:p>
-      <w:pPr>
-        <w:pStyle w:val="Heading1"/>
-        <w:keepNext/>
-        <w:pageBreakBefore/>
-      </w:pPr>
-      <w:r>
-        <w:t>3. PowerGraphics Script API 확장 및 개발 문서화</w:t>
-      </w:r>
-    </w:p>
-    <w:p>
-      <w:pPr>
-        <w:keepNext/>
-        <w:spacing w:before="0" w:after="120" w:line="240" w:lineRule="auto"/>
-      </w:pPr>
-      <w:r>
-        <w:rPr>
-          <w:rFonts w:ascii="Nanum Gothic" w:hAnsi="Nanum Gothic" w:eastAsia="Nanum Gothic"/>
-          <w:b/>
-          <w:color w:val="5B6573"/>
-          <w:sz w:val="19"/>
-        </w:rPr>
-        <w:t>기간  2026.07  |  역할  Android Script 인터페이스 구현, 플랫폼 계약 검증, 개발 문서 작성</w:t>
-      </w:r>
-    </w:p>
-    <w:p>
-      <w:pPr>
-        <w:keepNext w:val="0"/>
-        <w:spacing w:before="0" w:after="120" w:line="264" w:lineRule="auto"/>
-      </w:pPr>
-      <w:r>
-        <w:rPr>
-          <w:rFonts w:ascii="Nanum Gothic" w:hAnsi="Nanum Gothic" w:eastAsia="Nanum Gothic"/>
-          <w:b w:val="0"/>
-          <w:i w:val="0"/>
-          <w:color w:val="000000"/>
-          <w:sz w:val="22"/>
-        </w:rPr>
-        <w:t>LS증권 투혼의 화면 Script가 PowerGraphics 기능을 호출할 수 있도록 레거시 호출부와 Android SDK 공개 API 사이의 계약을 확장했습니다. 다른 플랫폼 구현은 참고하되 Android SDK의 실제 지원 범위를 기준으로 구현 가능·보류·미지원 항목을 구분했습니다.</w:t>
-      </w:r>
-    </w:p>
-    <w:p>
-      <w:pPr>
-        <w:pStyle w:val="Heading2"/>
-        <w:keepNext/>
-      </w:pPr>
-      <w:r>
-        <w:t>API 범위 및 계약 검증</w:t>
-      </w:r>
-    </w:p>
-    <w:p>
-      <w:pPr>
-        <w:pStyle w:val="ListBullet"/>
-        <w:ind w:left="504" w:hanging="259"/>
-        <w:spacing w:before="0" w:after="100" w:line="264" w:lineRule="auto"/>
-      </w:pPr>
-      <w:r>
-        <w:rPr>
-          <w:rFonts w:ascii="Nanum Gothic" w:hAnsi="Nanum Gothic" w:eastAsia="Nanum Gothic"/>
-          <w:b/>
-          <w:i w:val="0"/>
-          <w:color w:val="000000"/>
-          <w:sz w:val="21"/>
-        </w:rPr>
-        <w:t>활성 고유 API 64개 → 115개</w:t>
-      </w:r>
-      <w:r>
-        <w:rPr>
-          <w:rFonts w:ascii="Nanum Gothic" w:hAnsi="Nanum Gothic" w:eastAsia="Nanum Gothic"/>
-          <w:b w:val="0"/>
-          <w:i w:val="0"/>
-          <w:color w:val="000000"/>
-          <w:sz w:val="21"/>
-        </w:rPr>
-        <w:t xml:space="preserve"> — 신규 기능과 호환 이름을 정리해 사용 가능 API를 순증 51개 확대</w:t>
-      </w:r>
-    </w:p>
-    <w:p>
-      <w:pPr>
-        <w:pStyle w:val="ListBullet"/>
-        <w:ind w:left="504" w:hanging="259"/>
-        <w:spacing w:before="0" w:after="100" w:line="264" w:lineRule="auto"/>
-      </w:pPr>
-      <w:r>
-        <w:rPr>
-          <w:rFonts w:ascii="Nanum Gothic" w:hAnsi="Nanum Gothic" w:eastAsia="Nanum Gothic"/>
-          <w:b/>
-          <w:i w:val="0"/>
-          <w:color w:val="000000"/>
-          <w:sz w:val="21"/>
-        </w:rPr>
-        <w:t>세부 변경 관리</w:t>
-      </w:r>
-      <w:r>
-        <w:rPr>
-          <w:rFonts w:ascii="Nanum Gothic" w:hAnsi="Nanum Gothic" w:eastAsia="Nanum Gothic"/>
-          <w:b w:val="0"/>
-          <w:i w:val="0"/>
-          <w:color w:val="000000"/>
-          <w:sz w:val="21"/>
-        </w:rPr>
-        <w:t xml:space="preserve"> — 신규 API 64개를 추가하고 기존 호환 이름 13개를 정리하면서 중복 등록과 호출 규약 충돌을 점검</w:t>
-      </w:r>
-    </w:p>
-    <w:p>
-      <w:pPr>
-        <w:pStyle w:val="ListBullet"/>
-        <w:ind w:left="504" w:hanging="259"/>
-        <w:spacing w:before="0" w:after="100" w:line="264" w:lineRule="auto"/>
-      </w:pPr>
-      <w:r>
-        <w:rPr>
-          <w:rFonts w:ascii="Nanum Gothic" w:hAnsi="Nanum Gothic" w:eastAsia="Nanum Gothic"/>
-          <w:b/>
-          <w:i w:val="0"/>
-          <w:color w:val="000000"/>
-          <w:sz w:val="21"/>
-        </w:rPr>
-        <w:t>시그니처 대조</w:t>
-      </w:r>
-      <w:r>
-        <w:rPr>
-          <w:rFonts w:ascii="Nanum Gothic" w:hAnsi="Nanum Gothic" w:eastAsia="Nanum Gothic"/>
-          <w:b w:val="0"/>
-          <w:i w:val="0"/>
-          <w:color w:val="000000"/>
-          <w:sz w:val="21"/>
-        </w:rPr>
-        <w:t xml:space="preserve"> — 함수명, 등록 순서, 반환형, 인자 순서·타입을 공개 구현과 비교해 런타임 호출 실패 가능성을 축소</w:t>
-      </w:r>
-    </w:p>
-    <w:p>
-      <w:pPr>
-        <w:pStyle w:val="ListBullet"/>
-        <w:ind w:left="504" w:hanging="259"/>
-        <w:spacing w:before="0" w:after="100" w:line="264" w:lineRule="auto"/>
-      </w:pPr>
-      <w:r>
-        <w:rPr>
-          <w:rFonts w:ascii="Nanum Gothic" w:hAnsi="Nanum Gothic" w:eastAsia="Nanum Gothic"/>
-          <w:b/>
-          <w:i w:val="0"/>
-          <w:color w:val="000000"/>
-          <w:sz w:val="21"/>
-        </w:rPr>
-        <w:t>기능군 확장</w:t>
-      </w:r>
-      <w:r>
-        <w:rPr>
-          <w:rFonts w:ascii="Nanum Gothic" w:hAnsi="Nanum Gothic" w:eastAsia="Nanum Gothic"/>
-          <w:b w:val="0"/>
-          <w:i w:val="0"/>
-          <w:color w:val="000000"/>
-          <w:sz w:val="21"/>
-        </w:rPr>
-        <w:t xml:space="preserve"> — 차트 유형·축·영역, 조회·실시간 갱신, 지표·비교·시장지표, 기준선·배경·Y축 비율, 화면 이벤트 API를 정리</w:t>
-      </w:r>
-    </w:p>
-    <w:p>
-      <w:pPr>
-        <w:pStyle w:val="ListBullet"/>
-        <w:ind w:left="504" w:hanging="259"/>
-        <w:spacing w:before="0" w:after="100" w:line="264" w:lineRule="auto"/>
-      </w:pPr>
-      <w:r>
-        <w:rPr>
-          <w:rFonts w:ascii="Nanum Gothic" w:hAnsi="Nanum Gothic" w:eastAsia="Nanum Gothic"/>
-          <w:b/>
-          <w:i w:val="0"/>
-          <w:color w:val="000000"/>
-          <w:sz w:val="21"/>
-        </w:rPr>
-        <w:t>지원 범위 구분</w:t>
-      </w:r>
-      <w:r>
-        <w:rPr>
-          <w:rFonts w:ascii="Nanum Gothic" w:hAnsi="Nanum Gothic" w:eastAsia="Nanum Gothic"/>
-          <w:b w:val="0"/>
-          <w:i w:val="0"/>
-          <w:color w:val="000000"/>
-          <w:sz w:val="21"/>
-        </w:rPr>
-        <w:t xml:space="preserve"> — 플랫폼별 공개 인터페이스와 엔진 지원 여부를 분리해 이름만 동일한 기능을 단순 이식하지 않도록 관리</w:t>
-      </w:r>
-    </w:p>
-    <w:p>
-      <w:pPr>
-        <w:pStyle w:val="Heading2"/>
-        <w:keepNext/>
-      </w:pPr>
-      <w:r>
-        <w:t>개발 문서 및 샘플</w:t>
-      </w:r>
-    </w:p>
-    <w:p>
-      <w:pPr>
-        <w:pStyle w:val="ListBullet"/>
-        <w:ind w:left="504" w:hanging="259"/>
-        <w:spacing w:before="0" w:after="100" w:line="264" w:lineRule="auto"/>
-      </w:pPr>
-      <w:r>
-        <w:rPr>
-          <w:rFonts w:ascii="Nanum Gothic" w:hAnsi="Nanum Gothic" w:eastAsia="Nanum Gothic"/>
-          <w:b/>
-          <w:i w:val="0"/>
-          <w:color w:val="000000"/>
-          <w:sz w:val="21"/>
-        </w:rPr>
-        <w:t>180개 메서드 문서</w:t>
-      </w:r>
-      <w:r>
-        <w:rPr>
-          <w:rFonts w:ascii="Nanum Gothic" w:hAnsi="Nanum Gothic" w:eastAsia="Nanum Gothic"/>
-          <w:b w:val="0"/>
-          <w:i w:val="0"/>
-          <w:color w:val="000000"/>
-          <w:sz w:val="21"/>
-        </w:rPr>
-        <w:t xml:space="preserve"> — 기존·현재 시그니처, 기능 설명, 파라미터와 사용 예시를 코드 기준으로 대조·최신화</w:t>
-      </w:r>
-    </w:p>
-    <w:p>
-      <w:pPr>
-        <w:pStyle w:val="ListBullet"/>
-        <w:ind w:left="504" w:hanging="259"/>
-        <w:spacing w:before="0" w:after="100" w:line="264" w:lineRule="auto"/>
-      </w:pPr>
-      <w:r>
-        <w:rPr>
-          <w:rFonts w:ascii="Nanum Gothic" w:hAnsi="Nanum Gothic" w:eastAsia="Nanum Gothic"/>
-          <w:b/>
-          <w:i w:val="0"/>
-          <w:color w:val="000000"/>
-          <w:sz w:val="21"/>
-        </w:rPr>
-        <w:t>43개 Enum 문서</w:t>
-      </w:r>
-      <w:r>
-        <w:rPr>
-          <w:rFonts w:ascii="Nanum Gothic" w:hAnsi="Nanum Gothic" w:eastAsia="Nanum Gothic"/>
-          <w:b w:val="0"/>
-          <w:i w:val="0"/>
-          <w:color w:val="000000"/>
-          <w:sz w:val="21"/>
-        </w:rPr>
-        <w:t xml:space="preserve"> — 허용값과 의미를 정리해 Script 작성자가 문자열·숫자 상수의 의미를 추측하지 않도록 기준 제공</w:t>
-      </w:r>
-    </w:p>
-    <w:p>
-      <w:pPr>
-        <w:pStyle w:val="ListBullet"/>
-        <w:ind w:left="504" w:hanging="259"/>
-        <w:spacing w:before="0" w:after="100" w:line="264" w:lineRule="auto"/>
-      </w:pPr>
-      <w:r>
-        <w:rPr>
-          <w:rFonts w:ascii="Nanum Gothic" w:hAnsi="Nanum Gothic" w:eastAsia="Nanum Gothic"/>
-          <w:b/>
-          <w:i w:val="0"/>
-          <w:color w:val="000000"/>
-          <w:sz w:val="21"/>
-        </w:rPr>
-        <w:t>10종 샘플</w:t>
-      </w:r>
-      <w:r>
-        <w:rPr>
-          <w:rFonts w:ascii="Nanum Gothic" w:hAnsi="Nanum Gothic" w:eastAsia="Nanum Gothic"/>
-          <w:b w:val="0"/>
-          <w:i w:val="0"/>
-          <w:color w:val="000000"/>
-          <w:sz w:val="21"/>
-        </w:rPr>
-        <w:t xml:space="preserve"> — 실시간 데이터, 사용자 캔들, 비교 차트, 사용자·시장지표, 이벤트 표시 등 대표 흐름을 실행 단위로 정리</w:t>
-      </w:r>
-    </w:p>
-    <w:p>
-      <w:pPr>
-        <w:pStyle w:val="Heading2"/>
-        <w:keepNext/>
-      </w:pPr>
-      <w:r>
-        <w:t>통합 검증 및 성과</w:t>
-      </w:r>
-    </w:p>
-    <w:p>
-      <w:pPr>
-        <w:pStyle w:val="ListBullet"/>
-        <w:ind w:left="504" w:hanging="259"/>
-        <w:spacing w:before="0" w:after="100" w:line="264" w:lineRule="auto"/>
-      </w:pPr>
-      <w:r>
-        <w:rPr>
-          <w:rFonts w:ascii="Nanum Gothic" w:hAnsi="Nanum Gothic" w:eastAsia="Nanum Gothic"/>
-          <w:b/>
-          <w:i w:val="0"/>
-          <w:color w:val="000000"/>
-          <w:sz w:val="21"/>
-        </w:rPr>
-        <w:t>멀티모듈 검증</w:t>
-      </w:r>
-      <w:r>
-        <w:rPr>
-          <w:rFonts w:ascii="Nanum Gothic" w:hAnsi="Nanum Gothic" w:eastAsia="Nanum Gothic"/>
-          <w:b w:val="0"/>
-          <w:i w:val="0"/>
-          <w:color w:val="000000"/>
-          <w:sz w:val="21"/>
-        </w:rPr>
-        <w:t xml:space="preserve"> — 앱에서 소스 모듈과 패키징 AAR을 각각 연결해 컴파일·호출 가능 범위와 산출물 교체 절차를 확인</w:t>
-      </w:r>
-    </w:p>
-    <w:p>
-      <w:pPr>
-        <w:pStyle w:val="ListBullet"/>
-        <w:ind w:left="504" w:hanging="259"/>
-        <w:spacing w:before="0" w:after="100" w:line="264" w:lineRule="auto"/>
-      </w:pPr>
-      <w:r>
-        <w:rPr>
-          <w:rFonts w:ascii="Nanum Gothic" w:hAnsi="Nanum Gothic" w:eastAsia="Nanum Gothic"/>
-          <w:b/>
-          <w:i w:val="0"/>
-          <w:color w:val="000000"/>
-          <w:sz w:val="21"/>
-        </w:rPr>
-        <w:t>코드·문서 단일 기준</w:t>
-      </w:r>
-      <w:r>
-        <w:rPr>
-          <w:rFonts w:ascii="Nanum Gothic" w:hAnsi="Nanum Gothic" w:eastAsia="Nanum Gothic"/>
-          <w:b w:val="0"/>
-          <w:i w:val="0"/>
-          <w:color w:val="000000"/>
-          <w:sz w:val="21"/>
-        </w:rPr>
-        <w:t xml:space="preserve"> — 지원 API와 제한사항을 코드와 매뉴얼에서 같은 기준으로 관리해 화면 Script 설계와 인수인계의 불확실성을 축소</w:t>
-      </w:r>
-    </w:p>
-    <w:p>
-      <w:pPr>
-        <w:pStyle w:val="ListBullet"/>
-        <w:ind w:left="504" w:hanging="259"/>
-        <w:spacing w:before="0" w:after="100" w:line="264" w:lineRule="auto"/>
-      </w:pPr>
-      <w:r>
-        <w:rPr>
-          <w:rFonts w:ascii="Nanum Gothic" w:hAnsi="Nanum Gothic" w:eastAsia="Nanum Gothic"/>
-          <w:b/>
-          <w:i w:val="0"/>
-          <w:color w:val="000000"/>
-          <w:sz w:val="21"/>
-        </w:rPr>
-        <w:t>과장 없는 상태 관리</w:t>
-      </w:r>
-      <w:r>
-        <w:rPr>
-          <w:rFonts w:ascii="Nanum Gothic" w:hAnsi="Nanum Gothic" w:eastAsia="Nanum Gothic"/>
-          <w:b w:val="0"/>
-          <w:i w:val="0"/>
-          <w:color w:val="000000"/>
-          <w:sz w:val="21"/>
-        </w:rPr>
-        <w:t xml:space="preserve"> — 개발 환경 검증, 통합 검증, 운영 적용을 구분해 미반영 기능이 배포 완료로 전달되지 않도록 명시</w:t>
-      </w:r>
-    </w:p>
-    <w:p>
-      <w:pPr>
-        <w:pStyle w:val="Heading1"/>
-        <w:keepNext/>
-        <w:pageBreakBefore/>
-      </w:pPr>
-      <w:r>
-        <w:t>4. PowerGraphics 운영 유지보수 및 고객사 대응</w:t>
+        <w:t>2. PowerGraphics 운영 유지보수 및 고객사 대응</w:t>
       </w:r>
     </w:p>
     <w:p>
@@ -1835,7 +1051,7 @@
         <w:pageBreakBefore/>
       </w:pPr>
       <w:r>
-        <w:t>5. MarketMap·거래기록 기능</w:t>
+        <w:t>3. MarketMap·거래기록 기능</w:t>
       </w:r>
     </w:p>
     <w:p>
@@ -1941,7 +1157,7 @@
         <w:pageBreakBefore w:val="0"/>
       </w:pPr>
       <w:r>
-        <w:t>6. 회사 웹 홈페이지 리팩토링</w:t>
+        <w:t>4. 회사 웹 홈페이지 리팩토링</w:t>
       </w:r>
     </w:p>
     <w:p>
@@ -2160,88 +1376,7 @@
         <w:keepNext/>
       </w:pPr>
       <w:r>
-        <w:t>Case 1. 시장·주기별 조회와 실시간 데이터 생명주기 관리</w:t>
-      </w:r>
-    </w:p>
-    <w:p>
-      <w:pPr>
-        <w:keepNext/>
-        <w:spacing w:before="0" w:after="120" w:line="240" w:lineRule="auto"/>
-      </w:pPr>
-      <w:r>
-        <w:rPr>
-          <w:rFonts w:ascii="Nanum Gothic" w:hAnsi="Nanum Gothic" w:eastAsia="Nanum Gothic"/>
-          <w:b/>
-          <w:color w:val="5B6573"/>
-          <w:sz w:val="19"/>
-        </w:rPr>
-        <w:t xml:space="preserve">문제  </w:t>
-      </w:r>
-      <w:r>
-        <w:rPr>
-          <w:rFonts w:ascii="Nanum Gothic" w:hAnsi="Nanum Gothic" w:eastAsia="Nanum Gothic"/>
-          <w:b/>
-          <w:color w:val="5B6573"/>
-          <w:sz w:val="19"/>
-        </w:rPr>
-        <w:t>시장·주기별 조회 방식과 실시간 데이터 유형이 달라 화면 전환 시 중복 구독, 이전 응답 혼입, 연속 조회 단절 위험이 있었습니다.</w:t>
-      </w:r>
-    </w:p>
-    <w:p>
-      <w:pPr>
-        <w:keepNext/>
-        <w:spacing w:before="0" w:after="120" w:line="240" w:lineRule="auto"/>
-      </w:pPr>
-      <w:r>
-        <w:rPr>
-          <w:rFonts w:ascii="Nanum Gothic" w:hAnsi="Nanum Gothic" w:eastAsia="Nanum Gothic"/>
-          <w:b/>
-          <w:color w:val="5B6573"/>
-          <w:sz w:val="19"/>
-        </w:rPr>
-        <w:t xml:space="preserve">접근  </w:t>
-      </w:r>
-      <w:r>
-        <w:rPr>
-          <w:rFonts w:ascii="Nanum Gothic" w:hAnsi="Nanum Gothic" w:eastAsia="Nanum Gothic"/>
-          <w:b/>
-          <w:color w:val="5B6573"/>
-          <w:sz w:val="19"/>
-        </w:rPr>
-        <w:t>요청 큐, 화면·응답 식별자 매핑, 연속 키, 메인·추가·겹침 조회를 분리하고 종목·주기 변경과 종료 시 취소·버퍼 초기화·실시간 해제를 한 흐름으로 정리했습니다.</w:t>
-      </w:r>
-    </w:p>
-    <w:p>
-      <w:pPr>
-        <w:keepNext/>
-        <w:spacing w:before="0" w:after="120" w:line="240" w:lineRule="auto"/>
-      </w:pPr>
-      <w:r>
-        <w:rPr>
-          <w:rFonts w:ascii="Nanum Gothic" w:hAnsi="Nanum Gothic" w:eastAsia="Nanum Gothic"/>
-          <w:b/>
-          <w:color w:val="5B6573"/>
-          <w:sz w:val="19"/>
-        </w:rPr>
-        <w:t xml:space="preserve">결과  </w:t>
-      </w:r>
-      <w:r>
-        <w:rPr>
-          <w:rFonts w:ascii="Nanum Gothic" w:hAnsi="Nanum Gothic" w:eastAsia="Nanum Gothic"/>
-          <w:b/>
-          <w:color w:val="5B6573"/>
-          <w:sz w:val="19"/>
-        </w:rPr>
-        <w:t>조회 61종과 실시간 21종의 처리 단계를 공통 생명주기로 관리해 오류 위치를 좁히고 시장 확장 시 영향 범위를 제한했습니다.</w:t>
-      </w:r>
-    </w:p>
-    <w:p>
-      <w:pPr>
-        <w:pStyle w:val="Heading2"/>
-        <w:keepNext/>
-      </w:pPr>
-      <w:r>
-        <w:t>Case 2. 레거시 데이터 형식과 동적 지표 설정의 불일치</w:t>
+        <w:t>Case 1. 레거시 데이터 형식과 동적 지표 설정의 불일치</w:t>
       </w:r>
     </w:p>
     <w:p>
@@ -2322,7 +1457,7 @@
         <w:keepNext/>
       </w:pPr>
       <w:r>
-        <w:t>Case 3. 재사용 UI의 이벤트 리스너와 상태 회귀</w:t>
+        <w:t>Case 2. 재사용 UI의 이벤트 리스너와 상태 회귀</w:t>
       </w:r>
     </w:p>
     <w:p>
@@ -2395,87 +1530,6 @@
           <w:sz w:val="19"/>
         </w:rPr>
         <w:t>스크롤·재진입·초기화·색상 변경을 연속 수행해도 화면과 저장값이 일치하고 같은 패턴의 회귀를 공통 방식으로 수정할 수 있게 됐습니다.</w:t>
-      </w:r>
-    </w:p>
-    <w:p>
-      <w:pPr>
-        <w:pStyle w:val="Heading2"/>
-        <w:keepNext/>
-      </w:pPr>
-      <w:r>
-        <w:t>Case 4. 플랫폼별 Script API 계약과 지원 범위 차이</w:t>
-      </w:r>
-    </w:p>
-    <w:p>
-      <w:pPr>
-        <w:keepNext/>
-        <w:spacing w:before="0" w:after="120" w:line="240" w:lineRule="auto"/>
-      </w:pPr>
-      <w:r>
-        <w:rPr>
-          <w:rFonts w:ascii="Nanum Gothic" w:hAnsi="Nanum Gothic" w:eastAsia="Nanum Gothic"/>
-          <w:b/>
-          <w:color w:val="5B6573"/>
-          <w:sz w:val="19"/>
-        </w:rPr>
-        <w:t xml:space="preserve">문제  </w:t>
-      </w:r>
-      <w:r>
-        <w:rPr>
-          <w:rFonts w:ascii="Nanum Gothic" w:hAnsi="Nanum Gothic" w:eastAsia="Nanum Gothic"/>
-          <w:b/>
-          <w:color w:val="5B6573"/>
-          <w:sz w:val="19"/>
-        </w:rPr>
-        <w:t>동일한 기능명도 플랫폼별 등록 시그니처, 반환형, 인자 순서와 실제 SDK 지원 여부가 달라 단순 이식 시 런타임 실패 위험이 있었습니다.</w:t>
-      </w:r>
-    </w:p>
-    <w:p>
-      <w:pPr>
-        <w:keepNext/>
-        <w:spacing w:before="0" w:after="120" w:line="240" w:lineRule="auto"/>
-      </w:pPr>
-      <w:r>
-        <w:rPr>
-          <w:rFonts w:ascii="Nanum Gothic" w:hAnsi="Nanum Gothic" w:eastAsia="Nanum Gothic"/>
-          <w:b/>
-          <w:color w:val="5B6573"/>
-          <w:sz w:val="19"/>
-        </w:rPr>
-        <w:t xml:space="preserve">접근  </w:t>
-      </w:r>
-      <w:r>
-        <w:rPr>
-          <w:rFonts w:ascii="Nanum Gothic" w:hAnsi="Nanum Gothic" w:eastAsia="Nanum Gothic"/>
-          <w:b/>
-          <w:color w:val="5B6573"/>
-          <w:sz w:val="19"/>
-        </w:rPr>
-        <w:t>등록 정의와 구현 메서드를 순서대로 대조하고 지원·보류·미지원 항목을 구분했습니다. 같은 기준을 180개 메서드 문서와 샘플에 반영했습니다.</w:t>
-      </w:r>
-    </w:p>
-    <w:p>
-      <w:pPr>
-        <w:keepNext/>
-        <w:spacing w:before="0" w:after="120" w:line="240" w:lineRule="auto"/>
-      </w:pPr>
-      <w:r>
-        <w:rPr>
-          <w:rFonts w:ascii="Nanum Gothic" w:hAnsi="Nanum Gothic" w:eastAsia="Nanum Gothic"/>
-          <w:b/>
-          <w:color w:val="5B6573"/>
-          <w:sz w:val="19"/>
-        </w:rPr>
-        <w:t xml:space="preserve">결과  </w:t>
-      </w:r>
-      <w:r>
-        <w:rPr>
-          <w:rFonts w:ascii="Nanum Gothic" w:hAnsi="Nanum Gothic" w:eastAsia="Nanum Gothic"/>
-          <w:b/>
-          <w:color w:val="5B6573"/>
-          <w:sz w:val="19"/>
-        </w:rPr>
-        <w:t>활성 API를 64개에서 115개로 확장하면서 사용 가능 범위와 운영 적용 전 확인 항목을 코드·문서에서 함께 검증할 수 있게 했습니다.</w:t>
       </w:r>
     </w:p>
     <w:p>

--- a/career-document/오인성_경력기술서.docx
+++ b/career-document/오인성_경력기술서.docx
@@ -18,7 +18,7 @@
           <w:color w:val="2E74B5"/>
           <w:sz w:val="19"/>
         </w:rPr>
-        <w:t>ANDROID DEVELOPER · ENTERPRISE SYSTEM INTEGRATION</w:t>
+        <w:t>ANDROID DEVELOPER / ENTERPRISE SYSTEM INTEGRATION</w:t>
       </w:r>
     </w:p>
     <w:p>
@@ -45,7 +45,7 @@
           <w:color w:val="5B6573"/>
           <w:sz w:val="27"/>
         </w:rPr>
-        <w:t>금융 도메인 경험을 보유한 엔터프라이즈 Android·시스템 연동 개발자</w:t>
+        <w:t>금융 도메인 경험을 보유한 엔터프라이즈 Android, 시스템 연동 개발자</w:t>
       </w:r>
     </w:p>
     <w:p>
@@ -89,7 +89,7 @@
           <w:color w:val="000000"/>
           <w:sz w:val="21"/>
         </w:rPr>
-        <w:t>(주)차트연구소 · 모바일개발부 · 연구원/정규직</w:t>
+        <w:t>(주)차트연구소 / 모바일개발부 / 연구원/정규직</w:t>
       </w:r>
     </w:p>
     <w:p>
@@ -221,7 +221,7 @@
           <w:color w:val="000000"/>
           <w:sz w:val="22"/>
         </w:rPr>
-        <w:t>모바일개발부 연구원으로서 PowerGraphics Android 애플리케이션·차트 SDK 개발과 유지보수, EasyChart 화면·컨트롤 개발을 담당했습니다. 정확성과 안정성이 중요한 금융 시스템에서 화면 상태와 엔진 속성, 운영 버전의 정합성을 함께 관리했습니다.</w:t>
+        <w:t>모바일개발부 연구원으로서 PowerGraphics Android 애플리케이션, 차트 SDK 개발과 유지보수, EasyChart 화면, 컨트롤 개발을 담당했습니다. 정확성과 안정성이 중요한 금융 시스템에서 화면 상태와 엔진 속성, 운영 버전의 정합성을 함께 관리했습니다.</w:t>
       </w:r>
     </w:p>
     <w:p>
@@ -247,7 +247,7 @@
           <w:color w:val="000000"/>
           <w:sz w:val="21"/>
         </w:rPr>
-        <w:t>Android 애플리케이션·SDK 개발 및 유지보수</w:t>
+        <w:t>Android 애플리케이션, SDK 개발 및 유지보수</w:t>
       </w:r>
       <w:r>
         <w:rPr>
@@ -257,7 +257,7 @@
           <w:color w:val="000000"/>
           <w:sz w:val="21"/>
         </w:rPr>
-        <w:t xml:space="preserve"> — Kotlin·Java 기반 신규 화면, 재사용 컨트롤, 차트 SDK 기능을 설계하고 운영 이슈를 안정화</w:t>
+        <w:t xml:space="preserve"> — Kotlin, Java 기반 신규 화면, 재사용 컨트롤, 차트 SDK 기능을 설계하고 운영 이슈를 안정화</w:t>
       </w:r>
     </w:p>
     <w:p>
@@ -274,7 +274,7 @@
           <w:color w:val="000000"/>
           <w:sz w:val="21"/>
         </w:rPr>
-        <w:t>요구사항 분석·변경 영향 추적·릴리스 대응</w:t>
+        <w:t>요구사항 분석, 변경 영향 추적, 릴리스 대응</w:t>
       </w:r>
       <w:r>
         <w:rPr>
@@ -301,7 +301,7 @@
           <w:color w:val="000000"/>
           <w:sz w:val="21"/>
         </w:rPr>
-        <w:t>개발 문서·운영 가이드와 이해관계자 소통</w:t>
+        <w:t>개발 문서, 운영 가이드와 이해관계자 소통</w:t>
       </w:r>
       <w:r>
         <w:rPr>
@@ -311,7 +311,7 @@
           <w:color w:val="000000"/>
           <w:sz w:val="21"/>
         </w:rPr>
-        <w:t xml:space="preserve"> — API 계약, 샘플, 배포·설정 절차를 문서화하고 고객사와 내부 담당자의 검증 기준을 정렬</w:t>
+        <w:t xml:space="preserve"> — API 계약, 샘플, 배포, 설정 절차를 문서화하고 고객사와 내부 담당자의 검증 기준을 정렬</w:t>
       </w:r>
     </w:p>
     <w:p>
@@ -321,7 +321,7 @@
         <w:pageBreakBefore/>
       </w:pPr>
       <w:r>
-        <w:t>1. PowerGraphics Android·EasyChart 개발</w:t>
+        <w:t>1. PowerGraphics Android, EasyChart 개발</w:t>
       </w:r>
     </w:p>
     <w:p>
@@ -336,7 +336,7 @@
           <w:color w:val="5B6573"/>
           <w:sz w:val="19"/>
         </w:rPr>
-        <w:t>기간  2026.03 ~ 2026.07  |  역할  Android 화면·컨트롤 설계, 상태 관리, 엔진 연동</w:t>
+        <w:t>기간  2026.03 ~ 2026.07  |  역할  Android 화면, 컨트롤 설계, 상태 관리, 엔진 연동</w:t>
       </w:r>
     </w:p>
     <w:p>
@@ -352,7 +352,7 @@
           <w:color w:val="000000"/>
           <w:sz w:val="22"/>
         </w:rPr>
-        <w:t>PowerGraphics 종합 차트 엔진을 기반으로 모바일 사용자가 종목·주기·차트 유형·기술적 지표를 빠르게 조작하는 EasyChart를 개발했습니다. 기존 엔진과 제어 계층의 계약을 유지하면서 Kotlin UI와 ViewModel을 분리하고 설정 변경이 메인 차트까지 일관되게 반영되도록 구성했습니다.</w:t>
+        <w:t>PowerGraphics 종합 차트 엔진을 기반으로 모바일 사용자가 종목, 주기, 차트 유형, 기술적 지표를 빠르게 조작하는 EasyChart를 개발했습니다. 기존 엔진과 제어 계층의 계약을 유지하면서 Kotlin UI와 ViewModel을 분리하고 설정 변경이 메인 차트까지 일관되게 반영되도록 구성했습니다.</w:t>
       </w:r>
     </w:p>
     <w:p>
@@ -415,7 +415,7 @@
           <w:color w:val="000000"/>
           <w:sz w:val="21"/>
         </w:rPr>
-        <w:t xml:space="preserve"> — 라인·캔들·영역·바 차트와 종목, 분/틱·일/주/월/년 주기 변경을 데이터 요청과 엔진 속성에 연결</w:t>
+        <w:t xml:space="preserve"> — 라인, 캔들, 영역, 바 차트와 종목, 분/틱, 일/주/월/년 주기 변경을 데이터 요청과 엔진 속성에 연결</w:t>
       </w:r>
     </w:p>
     <w:p>
@@ -442,7 +442,7 @@
           <w:color w:val="000000"/>
           <w:sz w:val="21"/>
         </w:rPr>
-        <w:t xml:space="preserve"> — LiveData·StateFlow로 종목, 현재가, 차트 유형, 지표 목록, 다크모드를 관리하고 화면 생명주기와 분리</w:t>
+        <w:t xml:space="preserve"> — LiveData, StateFlow로 종목, 현재가, 차트 유형, 지표 목록, 다크모드를 관리하고 화면 생명주기와 분리</w:t>
       </w:r>
     </w:p>
     <w:p>
@@ -469,7 +469,7 @@
           <w:color w:val="000000"/>
           <w:sz w:val="21"/>
         </w:rPr>
-        <w:t xml:space="preserve"> — 차트 유형·주기 선택, 색상·굵기·선 스타일, 하단바와 상세설정 목록을 공용 UI 패턴으로 구현</w:t>
+        <w:t xml:space="preserve"> — 차트 유형, 주기 선택, 색상, 굵기, 선 스타일, 하단바와 상세설정 목록을 공용 UI 패턴으로 구현</w:t>
       </w:r>
     </w:p>
     <w:p>
@@ -532,7 +532,7 @@
           <w:color w:val="000000"/>
           <w:sz w:val="21"/>
         </w:rPr>
-        <w:t xml:space="preserve"> — 공백·특수문자 차이를 정규화하고 별칭·부분 일치 규칙을 적용해 지표명과 엔진 파라미터의 불일치를 흡수</w:t>
+        <w:t xml:space="preserve"> — 공백, 특수문자 차이를 정규화하고 별칭, 부분 일치 규칙을 적용해 지표명과 엔진 파라미터의 불일치를 흡수</w:t>
       </w:r>
     </w:p>
     <w:p>
@@ -559,7 +559,7 @@
           <w:color w:val="000000"/>
           <w:sz w:val="21"/>
         </w:rPr>
-        <w:t xml:space="preserve"> — 기간·배수·시간·비율 등 파라미터 의미에 따라 입력 방식과 허용 범위를 다르게 적용하고 범위 밖 값을 차단</w:t>
+        <w:t xml:space="preserve"> — 기간, 배수, 시간, 비율 등 파라미터 의미에 따라 입력 방식과 허용 범위를 다르게 적용하고 범위 밖 값을 차단</w:t>
       </w:r>
     </w:p>
     <w:p>
@@ -586,7 +586,7 @@
           <w:color w:val="000000"/>
           <w:sz w:val="21"/>
         </w:rPr>
-        <w:t xml:space="preserve"> — 변경·저장·초기화·재진입 시 값 복원, 기본값 덮어쓰기 방지, 가격·거래량 이동평균과 지표 스타일을 일관되게 관리</w:t>
+        <w:t xml:space="preserve"> — 변경, 저장, 초기화, 재진입 시 값 복원, 기본값 덮어쓰기 방지, 가격, 거래량 이동평균과 지표 스타일을 일관되게 관리</w:t>
       </w:r>
     </w:p>
     <w:p>
@@ -612,7 +612,7 @@
           <w:color w:val="000000"/>
           <w:sz w:val="21"/>
         </w:rPr>
-        <w:t>UI·ViewModel·엔진 동기화</w:t>
+        <w:t>UI, ViewModel, 엔진 동기화</w:t>
       </w:r>
       <w:r>
         <w:rPr>
@@ -622,7 +622,7 @@
           <w:color w:val="000000"/>
           <w:sz w:val="21"/>
         </w:rPr>
-        <w:t xml:space="preserve"> — 선택값, 임시 편집 상태, 저장 상태와 엔진 속성의 책임을 분리해 재진입·초기화 회귀의 원인을 추적할 수 있는 구조 확보</w:t>
+        <w:t xml:space="preserve"> — 선택값, 임시 편집 상태, 저장 상태와 엔진 속성의 책임을 분리해 재진입, 초기화 회귀의 원인을 추적할 수 있는 구조 확보</w:t>
       </w:r>
     </w:p>
     <w:p>
@@ -649,7 +649,7 @@
           <w:color w:val="000000"/>
           <w:sz w:val="21"/>
         </w:rPr>
-        <w:t xml:space="preserve"> — 종목·시장·주기 조합을 검증하고 조회 모드, 엔진 콜백, 현재가와 화면 갱신 순서를 단일 흐름으로 정리</w:t>
+        <w:t xml:space="preserve"> — 종목, 시장, 주기 조합을 검증하고 조회 모드, 엔진 콜백, 현재가와 화면 갱신 순서를 단일 흐름으로 정리</w:t>
       </w:r>
     </w:p>
     <w:p>
@@ -676,7 +676,7 @@
           <w:color w:val="000000"/>
           <w:sz w:val="21"/>
         </w:rPr>
-        <w:t xml:space="preserve"> — 기능 노출, 아이콘·간격, 입력 규칙과 도움말 변경을 기능 단위로 반영할 수 있도록 화면 책임을 구조화</w:t>
+        <w:t xml:space="preserve"> — 기능 노출, 아이콘, 간격, 입력 규칙과 도움말 변경을 기능 단위로 반영할 수 있도록 화면 책임을 구조화</w:t>
       </w:r>
     </w:p>
     <w:p>
@@ -701,7 +701,7 @@
           <w:color w:val="5B6573"/>
           <w:sz w:val="19"/>
         </w:rPr>
-        <w:t>기간  2026.03 ~ 현재  |  역할  오류 재현, 회귀 수정, 다중 운영 버전·릴리스 대응</w:t>
+        <w:t>기간  2026.03 ~ 현재  |  역할  오류 재현, 회귀 수정, 다중 운영 버전, 릴리스 대응</w:t>
       </w:r>
     </w:p>
     <w:p>
@@ -780,7 +780,7 @@
           <w:color w:val="000000"/>
           <w:sz w:val="21"/>
         </w:rPr>
-        <w:t xml:space="preserve"> — 24개 시간대 표기 항목의 오기를 일괄 점검·수정해 사용자에게 노출되는 기준 시간을 통일</w:t>
+        <w:t xml:space="preserve"> — 24개 시간대 표기 항목의 오기를 일괄 점검, 수정해 사용자에게 노출되는 기준 시간을 통일</w:t>
       </w:r>
     </w:p>
     <w:p>
@@ -807,7 +807,7 @@
           <w:color w:val="000000"/>
           <w:sz w:val="21"/>
         </w:rPr>
-        <w:t xml:space="preserve"> — 주문 설정 수량의 최소·최대 범위가 동일하게 적용된 문제를 수정하고 입력창·슬라이더·라벨의 허용 범위를 함께 동기화</w:t>
+        <w:t xml:space="preserve"> — 주문 설정 수량의 최소, 최대 범위가 동일하게 적용된 문제를 수정하고 입력창, 슬라이더, 라벨의 허용 범위를 함께 동기화</w:t>
       </w:r>
     </w:p>
     <w:p>
@@ -834,7 +834,7 @@
           <w:color w:val="000000"/>
           <w:sz w:val="21"/>
         </w:rPr>
-        <w:t xml:space="preserve"> — 재바인딩 시 기존 이벤트 리스너를 먼저 해제한 뒤 값을 설정해 초기화·색상 변경이 체크 상태와 입력값을 되돌리는 회귀를 방지</w:t>
+        <w:t xml:space="preserve"> — 재바인딩 시 기존 이벤트 리스너를 먼저 해제한 뒤 값을 설정해 초기화, 색상 변경이 체크 상태와 입력값을 되돌리는 회귀를 방지</w:t>
       </w:r>
     </w:p>
     <w:p>
@@ -851,7 +851,7 @@
           <w:color w:val="000000"/>
           <w:sz w:val="21"/>
         </w:rPr>
-        <w:t>동적 지표·색상 회귀</w:t>
+        <w:t>동적 지표, 색상 회귀</w:t>
       </w:r>
       <w:r>
         <w:rPr>
@@ -861,7 +861,7 @@
           <w:color w:val="000000"/>
           <w:sz w:val="21"/>
         </w:rPr>
-        <w:t xml:space="preserve"> — 추가 설정 행의 위치와 엔진 파라미터 순서를 보정하고 지표 초기화, 이동평균 유형, 색상·선 스타일 저장 경로를 함께 검증</w:t>
+        <w:t xml:space="preserve"> — 추가 설정 행의 위치와 엔진 파라미터 순서를 보정하고 지표 초기화, 이동평균 유형, 색상, 선 스타일 저장 경로를 함께 검증</w:t>
       </w:r>
     </w:p>
     <w:p>
@@ -888,7 +888,7 @@
           <w:color w:val="000000"/>
           <w:sz w:val="21"/>
         </w:rPr>
-        <w:t xml:space="preserve"> — 글자·폭을 조정하고 상승·하락 색상을 고정값이 아닌 현재 캔들 속성에서 읽어 테마·고객 설정과 일치</w:t>
+        <w:t xml:space="preserve"> — 글자, 폭을 조정하고 상승, 하락 색상을 고정값이 아닌 현재 캔들 속성에서 읽어 테마, 고객 설정과 일치</w:t>
       </w:r>
     </w:p>
     <w:p>
@@ -914,7 +914,7 @@
           <w:color w:val="000000"/>
           <w:sz w:val="21"/>
         </w:rPr>
-        <w:t>기능 노출·원복 관리</w:t>
+        <w:t>기능 노출, 원복 관리</w:t>
       </w:r>
       <w:r>
         <w:rPr>
@@ -924,7 +924,7 @@
           <w:color w:val="000000"/>
           <w:sz w:val="21"/>
         </w:rPr>
-        <w:t xml:space="preserve"> — 운영 버전별 메뉴·옵션 노출 조건과 변경 이력을 구분하고 요구 변경 시 영향 영역과 원복 경로를 확보</w:t>
+        <w:t xml:space="preserve"> — 운영 버전별 메뉴, 옵션 노출 조건과 변경 이력을 구분하고 요구 변경 시 영향 영역과 원복 경로를 확보</w:t>
       </w:r>
     </w:p>
     <w:p>
@@ -1041,7 +1041,7 @@
           <w:color w:val="000000"/>
           <w:sz w:val="21"/>
         </w:rPr>
-        <w:t xml:space="preserve"> — 정상·오류 경로, 기대 결과, 적용 범위와 제한사항을 기능 단위로 정리해 고객사·내부 담당자에게 공유</w:t>
+        <w:t xml:space="preserve"> — 정상, 오류 경로, 기대 결과, 적용 범위와 제한사항을 기능 단위로 정리해 고객사, 내부 담당자에게 공유</w:t>
       </w:r>
     </w:p>
     <w:p>
@@ -1051,7 +1051,7 @@
         <w:pageBreakBefore/>
       </w:pPr>
       <w:r>
-        <w:t>3. MarketMap·거래기록 기능</w:t>
+        <w:t>3. MarketMap, 거래기록 기능</w:t>
       </w:r>
     </w:p>
     <w:p>
@@ -1093,7 +1093,7 @@
           <w:color w:val="000000"/>
           <w:sz w:val="21"/>
         </w:rPr>
-        <w:t xml:space="preserve"> — D-1/D-2 데이터 깊이, 카테고리, 선택·타이틀 표시, 깊이별·선택 테두리의 굵기와 색상을 편집하는 화면 구현</w:t>
+        <w:t xml:space="preserve"> — D-1/D-2 데이터 깊이, 카테고리, 선택, 타이틀 표시, 깊이별, 선택 테두리의 굵기와 색상을 편집하는 화면 구현</w:t>
       </w:r>
     </w:p>
     <w:p>
@@ -1120,7 +1120,7 @@
           <w:color w:val="000000"/>
           <w:sz w:val="21"/>
         </w:rPr>
-        <w:t xml:space="preserve"> — 깊이 전환 전 현재 값을 보존하고 배열 범위를 검증하며 저장·초기화·재조회·속성 적용 순서를 정리</w:t>
+        <w:t xml:space="preserve"> — 깊이 전환 전 현재 값을 보존하고 배열 범위를 검증하며 저장, 초기화, 재조회, 속성 적용 순서를 정리</w:t>
       </w:r>
     </w:p>
     <w:p>
@@ -1147,7 +1147,7 @@
           <w:color w:val="000000"/>
           <w:sz w:val="21"/>
         </w:rPr>
-        <w:t xml:space="preserve"> — 매수·매도와 가상·실제·전체 거래 유형을 차트에 표시하는 샘플 흐름을 구현해 엔진 연동을 검증</w:t>
+        <w:t xml:space="preserve"> — 매수, 매도와 가상, 실제, 전체 거래 유형을 차트에 표시하는 샘플 흐름을 구현해 엔진 연동을 검증</w:t>
       </w:r>
     </w:p>
     <w:p>
@@ -1188,7 +1188,7 @@
           <w:color w:val="000000"/>
           <w:sz w:val="22"/>
         </w:rPr>
-        <w:t>회사·제품 정보를 고객이 쉽게 탐색하고 운영자가 공지와 문의를 관리할 수 있도록 React 기반 홈페이지를 리팩토링했습니다. 반응형 화면, 콘텐츠 운영, 외부 지도와 문의 접수, 배포 설정을 하나의 운영 흐름으로 정리했습니다.</w:t>
+        <w:t>회사, 제품 정보를 고객이 쉽게 탐색하고 운영자가 공지와 문의를 관리할 수 있도록 React 기반 홈페이지를 리팩토링했습니다. 반응형 화면, 콘텐츠 운영, 외부 지도와 문의 접수, 배포 설정을 하나의 운영 흐름으로 정리했습니다.</w:t>
       </w:r>
     </w:p>
     <w:p>
@@ -1224,7 +1224,7 @@
           <w:color w:val="000000"/>
           <w:sz w:val="21"/>
         </w:rPr>
-        <w:t xml:space="preserve"> — 메인, 회사 소개·연혁·오시는 길, 제품 2종, 포트폴리오, 공지 목록·상세, 문의 화면과 공통 Header/Footer 구현</w:t>
+        <w:t xml:space="preserve"> — 메인, 회사 소개, 연혁, 오시는 길, 제품 2종, 포트폴리오, 공지 목록, 상세, 문의 화면과 공통 Header/Footer 구현</w:t>
       </w:r>
     </w:p>
     <w:p>
@@ -1251,7 +1251,7 @@
           <w:color w:val="000000"/>
           <w:sz w:val="21"/>
         </w:rPr>
-        <w:t xml:space="preserve"> — React·Vite·SCSS 기반으로 공통 컴포넌트, 레이아웃, 페이지, 라우트, API와 스타일 책임을 분리</w:t>
+        <w:t xml:space="preserve"> — React, Vite, SCSS 기반으로 공통 컴포넌트, 레이아웃, 페이지, 라우트, API와 스타일 책임을 분리</w:t>
       </w:r>
     </w:p>
     <w:p>
@@ -1278,7 +1278,7 @@
           <w:color w:val="000000"/>
           <w:sz w:val="21"/>
         </w:rPr>
-        <w:t xml:space="preserve"> — 고정·일반 게시물, 목록·상세, 첨부, 로딩 제한과 오류 상태를 처리하고 운영 데이터의 이미지·스타일 편차를 보정</w:t>
+        <w:t xml:space="preserve"> — 고정, 일반 게시물, 목록, 상세, 첨부, 로딩 제한과 오류 상태를 처리하고 운영 데이터의 이미지, 스타일 편차를 보정</w:t>
       </w:r>
     </w:p>
     <w:p>
@@ -1295,7 +1295,7 @@
           <w:color w:val="000000"/>
           <w:sz w:val="21"/>
         </w:rPr>
-        <w:t>지도·문의 연동</w:t>
+        <w:t>지도, 문의 연동</w:t>
       </w:r>
       <w:r>
         <w:rPr>
@@ -1305,7 +1305,7 @@
           <w:color w:val="000000"/>
           <w:sz w:val="21"/>
         </w:rPr>
-        <w:t xml:space="preserve"> — 지도 서비스를 연결하고 문의 첨부를 최대 5개·총 10MB로 제한하며 자동화 방지와 중복 제출 방어를 적용</w:t>
+        <w:t xml:space="preserve"> — 지도 서비스를 연결하고 문의 첨부를 최대 5개, 총 10MB로 제한하며 자동화 방지와 중복 제출 방어를 적용</w:t>
       </w:r>
     </w:p>
     <w:p>
@@ -1322,7 +1322,7 @@
           <w:color w:val="000000"/>
           <w:sz w:val="21"/>
         </w:rPr>
-        <w:t>배포·운영 가이드</w:t>
+        <w:t>배포, 운영 가이드</w:t>
       </w:r>
       <w:r>
         <w:rPr>
@@ -1332,7 +1332,7 @@
           <w:color w:val="000000"/>
           <w:sz w:val="21"/>
         </w:rPr>
-        <w:t xml:space="preserve"> — 라우팅·정적 리소스·외부 서비스 설정, CMS와 문의 흐름의 운영 절차를 문서화해 재설정·인수인계 기준 마련</w:t>
+        <w:t xml:space="preserve"> — 라우팅, 정적 리소스, 외부 서비스 설정, CMS와 문의 흐름의 운영 절차를 문서화해 재설정, 인수인계 기준 마련</w:t>
       </w:r>
     </w:p>
     <w:p>
@@ -1357,7 +1357,7 @@
           <w:color w:val="000000"/>
           <w:sz w:val="22"/>
         </w:rPr>
-        <w:t>제품 소개, 공지 운영, 지도 안내와 문의 접수를 반응형 웹 구조로 통합하고 로컬·운영 환경 차이에서 발생하는 경로·리소스 문제를 재현해 수정했습니다.</w:t>
+        <w:t>제품 소개, 공지 운영, 지도 안내와 문의 접수를 반응형 웹 구조로 통합하고 로컬, 운영 환경 차이에서 발생하는 경로, 리소스 문제를 재현해 수정했습니다.</w:t>
       </w:r>
     </w:p>
     <w:p>
@@ -1424,7 +1424,7 @@
           <w:color w:val="5B6573"/>
           <w:sz w:val="19"/>
         </w:rPr>
-        <w:t>UTF-8 우선·EUC-KR 대체 해석, 이름 정규화·별칭 매핑, 파라미터 의미별 입력 검증을 적용하고 추가 행과 엔진 인덱스를 명시적으로 연결했습니다.</w:t>
+        <w:t>UTF-8 우선, EUC-KR 대체 해석, 이름 정규화, 별칭 매핑, 파라미터 의미별 입력 검증을 적용하고 추가 행과 엔진 인덱스를 명시적으로 연결했습니다.</w:t>
       </w:r>
     </w:p>
     <w:p>
@@ -1448,7 +1448,7 @@
           <w:color w:val="5B6573"/>
           <w:sz w:val="19"/>
         </w:rPr>
-        <w:t>한글 지표 정의를 호환하면서 의도한 기간·유형·색상 값이 저장·초기화·재진입에도 동일하게 유지되도록 정합성을 높였습니다.</w:t>
+        <w:t>한글 지표 정의를 호환하면서 의도한 기간, 유형, 색상 값이 저장, 초기화, 재진입에도 동일하게 유지되도록 정합성을 높였습니다.</w:t>
       </w:r>
     </w:p>
     <w:p>
@@ -1481,7 +1481,7 @@
           <w:color w:val="5B6573"/>
           <w:sz w:val="19"/>
         </w:rPr>
-        <w:t>RecyclerView가 설정 행을 재사용할 때 값 설정 과정에서 이전 리스너가 실행되어 초기화나 색상 변경이 체크 상태·입력값을 되돌렸습니다.</w:t>
+        <w:t>RecyclerView가 설정 행을 재사용할 때 값 설정 과정에서 이전 리스너가 실행되어 초기화나 색상 변경이 체크 상태, 입력값을 되돌렸습니다.</w:t>
       </w:r>
     </w:p>
     <w:p>
@@ -1529,7 +1529,7 @@
           <w:color w:val="5B6573"/>
           <w:sz w:val="19"/>
         </w:rPr>
-        <w:t>스크롤·재진입·초기화·색상 변경을 연속 수행해도 화면과 저장값이 일치하고 같은 패턴의 회귀를 공통 방식으로 수정할 수 있게 됐습니다.</w:t>
+        <w:t>스크롤, 재진입, 초기화, 색상 변경을 연속 수행해도 화면과 저장값이 일치하고 같은 패턴의 회귀를 공통 방식으로 수정할 수 있게 됐습니다.</w:t>
       </w:r>
     </w:p>
     <w:p>
@@ -1539,7 +1539,7 @@
         <w:pageBreakBefore/>
       </w:pPr>
       <w:r>
-        <w:t>기술 스택·업무 방식·협업 강점</w:t>
+        <w:t>기술 스택, 업무 방식, 협업 강점</w:t>
       </w:r>
     </w:p>
     <w:p>
@@ -1708,7 +1708,7 @@
                 <w:color w:val="1F4D78"/>
                 <w:sz w:val="20"/>
               </w:rPr>
-              <w:t>상태·비동기</w:t>
+              <w:t>상태, 비동기</w:t>
             </w:r>
           </w:p>
         </w:tc>
@@ -1786,7 +1786,7 @@
                 <w:color w:val="000000"/>
                 <w:sz w:val="20"/>
               </w:rPr>
-              <w:t>레거시 Java↔Kotlin, 멀티모듈, AAR/SDK 통합, 요청 큐, 조회·실시간 데이터 생명주기</w:t>
+              <w:t>레거시 Java↔Kotlin, 멀티모듈, AAR/SDK 통합, 요청 큐, 조회, 실시간 데이터 생명주기</w:t>
             </w:r>
           </w:p>
         </w:tc>
@@ -1814,7 +1814,7 @@
                 <w:color w:val="1F4D78"/>
                 <w:sz w:val="20"/>
               </w:rPr>
-              <w:t>차트·금융</w:t>
+              <w:t>차트, 금융</w:t>
             </w:r>
           </w:p>
         </w:tc>
@@ -1839,7 +1839,7 @@
                 <w:color w:val="000000"/>
                 <w:sz w:val="20"/>
               </w:rPr>
-              <w:t>PowerGraphics V3, Android Canvas, OHLCV, 기술적 지표, 시장·종목·주기, TR 데이터</w:t>
+              <w:t>PowerGraphics V3, Android Canvas, OHLCV, 기술적 지표, 시장, 종목, 주기, TR 데이터</w:t>
             </w:r>
           </w:p>
         </w:tc>
@@ -1867,7 +1867,7 @@
                 <w:color w:val="1F4D78"/>
                 <w:sz w:val="20"/>
               </w:rPr>
-              <w:t>빌드·형상관리</w:t>
+              <w:t>빌드, 형상관리</w:t>
             </w:r>
           </w:p>
         </w:tc>
@@ -1892,7 +1892,7 @@
                 <w:color w:val="000000"/>
                 <w:sz w:val="20"/>
               </w:rPr>
-              <w:t>Gradle Kotlin DSL/Groovy, Maven/AAR, Git, SVN, 운영 버전·배포 산출물 관리</w:t>
+              <w:t>Gradle Kotlin DSL/Groovy, Maven/AAR, Git, SVN, 운영 버전, 배포 산출물 관리</w:t>
             </w:r>
           </w:p>
         </w:tc>
@@ -1920,7 +1920,7 @@
                 <w:color w:val="1F4D78"/>
                 <w:sz w:val="20"/>
               </w:rPr>
-              <w:t>Web·문서화</w:t>
+              <w:t>Web, 문서화</w:t>
             </w:r>
           </w:p>
         </w:tc>
@@ -1945,7 +1945,7 @@
                 <w:color w:val="000000"/>
                 <w:sz w:val="20"/>
               </w:rPr>
-              <w:t>React, Vite, SCSS, Headless CMS, 지도·문의 연동, API 매뉴얼, 배포·운영 가이드</w:t>
+              <w:t>React, Vite, SCSS, Headless CMS, 지도, 문의 연동, API 매뉴얼, 배포, 운영 가이드</w:t>
             </w:r>
           </w:p>
         </w:tc>
@@ -1975,7 +1975,7 @@
           <w:color w:val="000000"/>
           <w:sz w:val="21"/>
         </w:rPr>
-        <w:t>정확성·안정성 우선</w:t>
+        <w:t>정확성, 안정성 우선</w:t>
       </w:r>
       <w:r>
         <w:rPr>
@@ -2039,7 +2039,7 @@
           <w:color w:val="000000"/>
           <w:sz w:val="21"/>
         </w:rPr>
-        <w:t xml:space="preserve"> — 요구사항과 재현 조건을 구체화하고 최소 변경, 회귀 확인, 버전·산출물 구분으로 릴리스 위험을 관리</w:t>
+        <w:t xml:space="preserve"> — 요구사항과 재현 조건을 구체화하고 최소 변경, 회귀 확인, 버전, 산출물 구분으로 릴리스 위험을 관리</w:t>
       </w:r>
     </w:p>
     <w:p>
@@ -2066,7 +2066,7 @@
           <w:color w:val="000000"/>
           <w:sz w:val="21"/>
         </w:rPr>
-        <w:t xml:space="preserve"> — 코드·API 문서·샘플·운영 가이드를 같은 기준으로 유지해 고객사, 개발자, 운영 담당자의 확인 절차를 정렬</w:t>
+        <w:t xml:space="preserve"> — 코드, API 문서, 샘플, 운영 가이드를 같은 기준으로 유지해 고객사, 개발자, 운영 담당자의 확인 절차를 정렬</w:t>
       </w:r>
     </w:p>
     <w:p>
@@ -2102,7 +2102,7 @@
           <w:color w:val="000000"/>
           <w:sz w:val="21"/>
         </w:rPr>
-        <w:t xml:space="preserve"> — 화면·컨트롤 구현부터 상태 관리, SDK·엔진 연동과 운영 유지보수까지 제품 수명주기 전반에 기여</w:t>
+        <w:t xml:space="preserve"> — 화면, 컨트롤 구현부터 상태 관리, SDK, 엔진 연동과 운영 유지보수까지 제품 수명주기 전반에 기여</w:t>
       </w:r>
     </w:p>
     <w:p>
@@ -2119,7 +2119,7 @@
           <w:color w:val="000000"/>
           <w:sz w:val="21"/>
         </w:rPr>
-        <w:t>SI·금융·공공 시스템 통합</w:t>
+        <w:t>SI, 금융, 공공 시스템 통합</w:t>
       </w:r>
       <w:r>
         <w:rPr>
@@ -2146,7 +2146,7 @@
           <w:color w:val="000000"/>
           <w:sz w:val="21"/>
         </w:rPr>
-        <w:t>고객·현업 협업</w:t>
+        <w:t>고객, 현업 협업</w:t>
       </w:r>
       <w:r>
         <w:rPr>

--- a/career-document/오인성_경력기술서.docx
+++ b/career-document/오인성_경력기술서.docx
@@ -4,198 +4,95 @@
   <w:body>
     <w:p>
       <w:pPr>
-        <w:spacing w:before="0" w:after="140" w:line="240" w:lineRule="auto"/>
-      </w:pPr>
-    </w:p>
-    <w:p>
-      <w:pPr>
+        <w:pageBreakBefore w:val="0"/>
         <w:spacing w:before="0" w:after="40" w:line="220" w:lineRule="auto"/>
       </w:pPr>
       <w:r>
         <w:rPr>
-          <w:rFonts w:ascii="Nanum Gothic" w:hAnsi="Nanum Gothic" w:eastAsia="Nanum Gothic"/>
+          <w:rFonts w:ascii="Apple SD Gothic Neo" w:hAnsi="Apple SD Gothic Neo" w:eastAsia="Apple SD Gothic Neo" w:cs="Apple SD Gothic Neo"/>
           <w:b/>
-          <w:color w:val="2E74B5"/>
+          <w:color w:val="000000"/>
           <w:sz w:val="19"/>
         </w:rPr>
-        <w:t>ANDROID DEVELOPER / ENTERPRISE SYSTEM INTEGRATION</w:t>
+        <w:t>ANDROID DEVELOPER</w:t>
       </w:r>
     </w:p>
     <w:p>
       <w:pPr>
-        <w:spacing w:before="0" w:after="60" w:line="300" w:lineRule="auto"/>
+        <w:pStyle w:val="Title"/>
+        <w:pageBreakBefore w:val="0"/>
+        <w:spacing w:before="0" w:after="100" w:line="300" w:lineRule="auto"/>
       </w:pPr>
       <w:r>
         <w:rPr>
-          <w:rFonts w:ascii="Nanum Gothic" w:hAnsi="Nanum Gothic" w:eastAsia="Nanum Gothic"/>
+          <w:rFonts w:ascii="Apple SD Gothic Neo" w:hAnsi="Apple SD Gothic Neo" w:eastAsia="Apple SD Gothic Neo" w:cs="Apple SD Gothic Neo"/>
           <w:b/>
-          <w:color w:val="0B2545"/>
-          <w:sz w:val="50"/>
+          <w:color w:val="000000"/>
+          <w:sz w:val="44"/>
         </w:rPr>
-        <w:t>경력기술서</w:t>
+        <w:t>오인성 경력기술서</w:t>
       </w:r>
     </w:p>
     <w:p>
       <w:pPr>
-        <w:spacing w:before="0" w:after="260" w:line="270" w:lineRule="auto"/>
+        <w:pageBreakBefore w:val="0"/>
+        <w:spacing w:before="0" w:after="40" w:line="240" w:lineRule="auto"/>
       </w:pPr>
       <w:r>
         <w:rPr>
-          <w:rFonts w:ascii="Nanum Gothic" w:hAnsi="Nanum Gothic" w:eastAsia="Nanum Gothic"/>
-          <w:color w:val="5B6573"/>
-          <w:sz w:val="27"/>
+          <w:rFonts w:ascii="Apple SD Gothic Neo" w:hAnsi="Apple SD Gothic Neo" w:eastAsia="Apple SD Gothic Neo" w:cs="Apple SD Gothic Neo"/>
+          <w:b/>
+          <w:color w:val="0B2545"/>
+          <w:sz w:val="21"/>
         </w:rPr>
-        <w:t>금융 도메인 경험을 보유한 엔터프라이즈 Android, 시스템 연동 개발자</w:t>
+        <w:t>(주)차트연구소 / Android Developer / 연구원/정규직 / 서울시 강서구</w:t>
       </w:r>
     </w:p>
     <w:p>
       <w:pPr>
+        <w:pageBreakBefore w:val="0"/>
         <w:spacing w:before="0" w:after="40" w:line="240" w:lineRule="auto"/>
       </w:pPr>
       <w:r>
         <w:rPr>
-          <w:rFonts w:ascii="Nanum Gothic" w:hAnsi="Nanum Gothic" w:eastAsia="Nanum Gothic"/>
+          <w:rFonts w:ascii="Apple SD Gothic Neo" w:hAnsi="Apple SD Gothic Neo" w:eastAsia="Apple SD Gothic Neo" w:cs="Apple SD Gothic Neo"/>
           <w:b/>
           <w:color w:val="0B2545"/>
           <w:sz w:val="21"/>
         </w:rPr>
-        <w:t xml:space="preserve">성명: </w:t>
-      </w:r>
-      <w:r>
-        <w:rPr>
-          <w:rFonts w:ascii="Nanum Gothic" w:hAnsi="Nanum Gothic" w:eastAsia="Nanum Gothic"/>
-          <w:color w:val="000000"/>
-          <w:sz w:val="21"/>
-        </w:rPr>
-        <w:t>오인성</w:t>
+        <w:t>재직 기간: 2026.02.09 ~ 재직 중</w:t>
       </w:r>
     </w:p>
     <w:p>
       <w:pPr>
+        <w:pageBreakBefore w:val="0"/>
         <w:spacing w:before="0" w:after="40" w:line="240" w:lineRule="auto"/>
       </w:pPr>
       <w:r>
         <w:rPr>
-          <w:rFonts w:ascii="Nanum Gothic" w:hAnsi="Nanum Gothic" w:eastAsia="Nanum Gothic"/>
+          <w:rFonts w:ascii="Apple SD Gothic Neo" w:hAnsi="Apple SD Gothic Neo" w:eastAsia="Apple SD Gothic Neo" w:cs="Apple SD Gothic Neo"/>
           <w:b/>
           <w:color w:val="0B2545"/>
           <w:sz w:val="21"/>
         </w:rPr>
-        <w:t xml:space="preserve">소속 / 직무: </w:t>
-      </w:r>
-      <w:r>
-        <w:rPr>
-          <w:rFonts w:ascii="Nanum Gothic" w:hAnsi="Nanum Gothic" w:eastAsia="Nanum Gothic"/>
-          <w:color w:val="000000"/>
-          <w:sz w:val="21"/>
-        </w:rPr>
-        <w:t>(주)차트연구소 / 모바일개발부 / 연구원/정규직</w:t>
-      </w:r>
-    </w:p>
-    <w:p>
-      <w:pPr>
-        <w:spacing w:before="0" w:after="40" w:line="240" w:lineRule="auto"/>
-      </w:pPr>
-      <w:r>
-        <w:rPr>
-          <w:rFonts w:ascii="Nanum Gothic" w:hAnsi="Nanum Gothic" w:eastAsia="Nanum Gothic"/>
-          <w:b/>
-          <w:color w:val="0B2545"/>
-          <w:sz w:val="21"/>
-        </w:rPr>
-        <w:t xml:space="preserve">재직 기간: </w:t>
-      </w:r>
-      <w:r>
-        <w:rPr>
-          <w:rFonts w:ascii="Nanum Gothic" w:hAnsi="Nanum Gothic" w:eastAsia="Nanum Gothic"/>
-          <w:color w:val="000000"/>
-          <w:sz w:val="21"/>
-        </w:rPr>
-        <w:t>2026.02.09 ~ 재직 중</w:t>
-      </w:r>
-    </w:p>
-    <w:p>
-      <w:pPr>
-        <w:spacing w:before="0" w:after="40" w:line="240" w:lineRule="auto"/>
-      </w:pPr>
-      <w:r>
-        <w:rPr>
-          <w:rFonts w:ascii="Nanum Gothic" w:hAnsi="Nanum Gothic" w:eastAsia="Nanum Gothic"/>
-          <w:b/>
-          <w:color w:val="0B2545"/>
-          <w:sz w:val="21"/>
-        </w:rPr>
-        <w:t xml:space="preserve">근무지: </w:t>
-      </w:r>
-      <w:r>
-        <w:rPr>
-          <w:rFonts w:ascii="Nanum Gothic" w:hAnsi="Nanum Gothic" w:eastAsia="Nanum Gothic"/>
-          <w:color w:val="000000"/>
-          <w:sz w:val="21"/>
-        </w:rPr>
-        <w:t>서울시 강서구</w:t>
-      </w:r>
-    </w:p>
-    <w:p>
-      <w:pPr>
-        <w:spacing w:before="0" w:after="40" w:line="240" w:lineRule="auto"/>
-      </w:pPr>
-      <w:r>
-        <w:rPr>
-          <w:rFonts w:ascii="Nanum Gothic" w:hAnsi="Nanum Gothic" w:eastAsia="Nanum Gothic"/>
-          <w:b/>
-          <w:color w:val="0B2545"/>
-          <w:sz w:val="21"/>
-        </w:rPr>
-        <w:t xml:space="preserve">작성 기준일: </w:t>
-      </w:r>
-      <w:r>
-        <w:rPr>
-          <w:rFonts w:ascii="Nanum Gothic" w:hAnsi="Nanum Gothic" w:eastAsia="Nanum Gothic"/>
-          <w:color w:val="000000"/>
-          <w:sz w:val="21"/>
-        </w:rPr>
-        <w:t>2026.07.20</w:t>
+        <w:t>작성 기준일: 2026.10.21</w:t>
       </w:r>
     </w:p>
     <w:p>
       <w:pPr>
         <w:ind w:left="230" w:right="144"/>
-        <w:spacing w:before="220" w:after="220" w:line="280" w:lineRule="auto"/>
-        <w:shd w:val="clear" w:color="auto" w:fill="F4F6F9"/>
-        <w:pBdr>
-          <w:left w:val="single" w:sz="18" w:space="8" w:color="2E74B5"/>
-        </w:pBdr>
+        <w:spacing w:before="160" w:after="200" w:line="280" w:lineRule="auto"/>
+        <w:pageBreakBefore w:val="0"/>
       </w:pPr>
       <w:r>
         <w:rPr>
-          <w:rFonts w:ascii="Nanum Gothic" w:hAnsi="Nanum Gothic" w:eastAsia="Nanum Gothic"/>
+          <w:rFonts w:ascii="Apple SD Gothic Neo" w:hAnsi="Apple SD Gothic Neo" w:eastAsia="Apple SD Gothic Neo" w:cs="Apple SD Gothic Neo"/>
           <w:b w:val="0"/>
           <w:i w:val="0"/>
           <w:color w:val="0B2545"/>
           <w:sz w:val="22"/>
         </w:rPr>
-        <w:t xml:space="preserve">Android 제품 개발을 중심으로 </w:t>
-      </w:r>
-      <w:r>
-        <w:rPr>
-          <w:rFonts w:ascii="Nanum Gothic" w:hAnsi="Nanum Gothic" w:eastAsia="Nanum Gothic"/>
-          <w:b/>
-          <w:i w:val="0"/>
-          <w:color w:val="0B2545"/>
-          <w:sz w:val="22"/>
-        </w:rPr>
-        <w:t>레거시 시스템 통합, 금융 데이터 연동, 운영 안정화, 고객 기술 협업</w:t>
-      </w:r>
-      <w:r>
-        <w:rPr>
-          <w:rFonts w:ascii="Nanum Gothic" w:hAnsi="Nanum Gothic" w:eastAsia="Nanum Gothic"/>
-          <w:b w:val="0"/>
-          <w:i w:val="0"/>
-          <w:color w:val="0B2545"/>
-          <w:sz w:val="22"/>
-        </w:rPr>
-        <w:t>을 함께 수행해 온 개발자입니다.</w:t>
+        <w:t>PowerGraphics Android의 차트 화면과 지표 설정을 개발하고, LS증권 차트 라이브러리의 입력 저장 오류와 설정 상태를 보완했습니다.</w:t>
       </w:r>
     </w:p>
     <w:p>
@@ -205,113 +102,231 @@
         <w:pageBreakBefore w:val="0"/>
       </w:pPr>
       <w:r>
-        <w:t>경력 요약</w:t>
+        <w:rPr>
+          <w:rFonts w:ascii="Apple SD Gothic Neo" w:hAnsi="Apple SD Gothic Neo" w:eastAsia="Apple SD Gothic Neo" w:cs="Apple SD Gothic Neo"/>
+          <w:color w:val="000000"/>
+        </w:rPr>
+        <w:t>LS증권 Android 차트 라이브러리</w:t>
       </w:r>
     </w:p>
     <w:p>
       <w:pPr>
-        <w:keepNext w:val="0"/>
-        <w:spacing w:before="0" w:after="120" w:line="264" w:lineRule="auto"/>
+        <w:keepNext/>
+        <w:pageBreakBefore w:val="0"/>
+        <w:spacing w:before="0" w:after="120" w:line="240" w:lineRule="auto"/>
       </w:pPr>
       <w:r>
         <w:rPr>
-          <w:rFonts w:ascii="Nanum Gothic" w:hAnsi="Nanum Gothic" w:eastAsia="Nanum Gothic"/>
+          <w:rFonts w:ascii="Apple SD Gothic Neo" w:hAnsi="Apple SD Gothic Neo" w:eastAsia="Apple SD Gothic Neo" w:cs="Apple SD Gothic Neo"/>
           <w:b w:val="0"/>
-          <w:i w:val="0"/>
-          <w:color w:val="000000"/>
-          <w:sz w:val="22"/>
+          <w:color w:val="5B6573"/>
+          <w:sz w:val="19"/>
         </w:rPr>
-        <w:t>모바일개발부 연구원으로서 PowerGraphics Android 애플리케이션, 차트 SDK 개발과 유지보수, EasyChart 화면, 컨트롤 개발을 담당했습니다. 정확성과 안정성이 중요한 금융 시스템에서 화면 상태와 엔진 속성, 운영 버전의 정합성을 함께 관리했습니다.</w:t>
+        <w:t>역할  입력 저장과 지표 설정 오류 수정, 분석도구 속성 반영, 테마 예외 대응, 매뉴얼 작성</w:t>
       </w:r>
     </w:p>
     <w:p>
       <w:pPr>
         <w:pStyle w:val="Heading2"/>
         <w:keepNext/>
+        <w:pageBreakBefore w:val="0"/>
       </w:pPr>
       <w:r>
-        <w:t>핵심 역량</w:t>
+        <w:rPr>
+          <w:rFonts w:ascii="Apple SD Gothic Neo" w:hAnsi="Apple SD Gothic Neo" w:eastAsia="Apple SD Gothic Neo" w:cs="Apple SD Gothic Neo"/>
+          <w:color w:val="000000"/>
+        </w:rPr>
+        <w:t>키패드 종료 시 입력 결과 전달 보완</w:t>
       </w:r>
     </w:p>
     <w:p>
       <w:pPr>
-        <w:pStyle w:val="ListBullet"/>
-        <w:ind w:left="504" w:hanging="259"/>
+        <w:ind/>
+        <w:keepNext/>
+        <w:pageBreakBefore w:val="0"/>
         <w:spacing w:before="0" w:after="100" w:line="264" w:lineRule="auto"/>
       </w:pPr>
       <w:r>
         <w:rPr>
-          <w:rFonts w:ascii="Nanum Gothic" w:hAnsi="Nanum Gothic" w:eastAsia="Nanum Gothic"/>
-          <w:b/>
-          <w:i w:val="0"/>
-          <w:color w:val="000000"/>
-          <w:sz w:val="21"/>
-        </w:rPr>
-        <w:t>Android 애플리케이션, SDK 개발 및 유지보수</w:t>
-      </w:r>
-      <w:r>
-        <w:rPr>
-          <w:rFonts w:ascii="Nanum Gothic" w:hAnsi="Nanum Gothic" w:eastAsia="Nanum Gothic"/>
+          <w:rFonts w:ascii="Apple SD Gothic Neo" w:hAnsi="Apple SD Gothic Neo" w:eastAsia="Apple SD Gothic Neo" w:cs="Apple SD Gothic Neo"/>
           <w:b w:val="0"/>
           <w:i w:val="0"/>
           <w:color w:val="000000"/>
           <w:sz w:val="21"/>
         </w:rPr>
-        <w:t xml:space="preserve"> — Kotlin, Java 기반 신규 화면, 재사용 컨트롤, 차트 SDK 기능을 설계하고 운영 이슈를 안정화</w:t>
+        <w:t>문제: 여러 지표 변수를 연속 편집할 때 일부 변경값이 누락됐습니다. 키패드의 입력 결과를 닫기 애니메이션 완료 콜백에서 전달하던 흐름을 보완해야 했습니다.</w:t>
       </w:r>
     </w:p>
     <w:p>
       <w:pPr>
-        <w:pStyle w:val="ListBullet"/>
-        <w:ind w:left="504" w:hanging="259"/>
+        <w:ind/>
+        <w:keepNext/>
+        <w:pageBreakBefore w:val="0"/>
         <w:spacing w:before="0" w:after="100" w:line="264" w:lineRule="auto"/>
       </w:pPr>
       <w:r>
         <w:rPr>
-          <w:rFonts w:ascii="Nanum Gothic" w:hAnsi="Nanum Gothic" w:eastAsia="Nanum Gothic"/>
-          <w:b/>
-          <w:i w:val="0"/>
-          <w:color w:val="000000"/>
-          <w:sz w:val="21"/>
-        </w:rPr>
-        <w:t>요구사항 분석, 변경 영향 추적, 릴리스 대응</w:t>
-      </w:r>
-      <w:r>
-        <w:rPr>
-          <w:rFonts w:ascii="Nanum Gothic" w:hAnsi="Nanum Gothic" w:eastAsia="Nanum Gothic"/>
+          <w:rFonts w:ascii="Apple SD Gothic Neo" w:hAnsi="Apple SD Gothic Neo" w:eastAsia="Apple SD Gothic Neo" w:cs="Apple SD Gothic Neo"/>
           <w:b w:val="0"/>
           <w:i w:val="0"/>
           <w:color w:val="000000"/>
           <w:sz w:val="21"/>
         </w:rPr>
-        <w:t xml:space="preserve"> — 재현 조건과 영향 범위를 구체화하고 다중 운영 버전에서 최소 변경과 확인 경로를 관리</w:t>
+        <w:t>해결: 입력 결과 전달을 애니메이션 완료 시점에서 분리하고 결과 전달 여부를 관리해 취소와 종료 과정의 중복 전달을 방지했습니다.</w:t>
       </w:r>
     </w:p>
     <w:p>
       <w:pPr>
-        <w:pStyle w:val="ListBullet"/>
-        <w:ind w:left="504" w:hanging="259"/>
+        <w:ind/>
+        <w:keepNext w:val="0"/>
+        <w:pageBreakBefore w:val="0"/>
         <w:spacing w:before="0" w:after="100" w:line="264" w:lineRule="auto"/>
       </w:pPr>
       <w:r>
         <w:rPr>
-          <w:rFonts w:ascii="Nanum Gothic" w:hAnsi="Nanum Gothic" w:eastAsia="Nanum Gothic"/>
-          <w:b/>
-          <w:i w:val="0"/>
-          <w:color w:val="000000"/>
-          <w:sz w:val="21"/>
-        </w:rPr>
-        <w:t>개발 문서, 운영 가이드와 이해관계자 소통</w:t>
-      </w:r>
-      <w:r>
-        <w:rPr>
-          <w:rFonts w:ascii="Nanum Gothic" w:hAnsi="Nanum Gothic" w:eastAsia="Nanum Gothic"/>
+          <w:rFonts w:ascii="Apple SD Gothic Neo" w:hAnsi="Apple SD Gothic Neo" w:eastAsia="Apple SD Gothic Neo" w:cs="Apple SD Gothic Neo"/>
           <w:b w:val="0"/>
           <w:i w:val="0"/>
           <w:color w:val="000000"/>
           <w:sz w:val="21"/>
         </w:rPr>
-        <w:t xml:space="preserve"> — API 계약, 샘플, 배포, 설정 절차를 문서화하고 고객사와 내부 담당자의 검증 기준을 정렬</w:t>
+        <w:t>결과: 연속 편집한 지표 변수의 변경값이 누락되던 오류를 수정했습니다.</w:t>
+      </w:r>
+    </w:p>
+    <w:p>
+      <w:pPr>
+        <w:ind/>
+        <w:keepNext w:val="0"/>
+        <w:pageBreakBefore w:val="0"/>
+        <w:spacing w:before="0" w:after="100" w:line="264" w:lineRule="auto"/>
+      </w:pPr>
+      <w:r>
+        <w:rPr>
+          <w:rFonts w:ascii="Apple SD Gothic Neo" w:hAnsi="Apple SD Gothic Neo" w:eastAsia="Apple SD Gothic Neo" w:cs="Apple SD Gothic Neo"/>
+          <w:b w:val="0"/>
+          <w:i w:val="0"/>
+          <w:color w:val="000000"/>
+          <w:sz w:val="21"/>
+        </w:rPr>
+        <w:t>문서화: API 사용 방법과 관심종목 3분할 차트 예제를 포함한 개발 및 샘플 매뉴얼을 작성하고 갱신했습니다.</w:t>
+      </w:r>
+    </w:p>
+    <w:p>
+      <w:pPr>
+        <w:pStyle w:val="Heading2"/>
+        <w:keepNext/>
+        <w:pageBreakBefore w:val="0"/>
+      </w:pPr>
+      <w:r>
+        <w:rPr>
+          <w:rFonts w:ascii="Apple SD Gothic Neo" w:hAnsi="Apple SD Gothic Neo" w:eastAsia="Apple SD Gothic Neo" w:cs="Apple SD Gothic Neo"/>
+          <w:color w:val="000000"/>
+        </w:rPr>
+        <w:t>지표 설정과 분석도구 속성 반영</w:t>
+      </w:r>
+    </w:p>
+    <w:p>
+      <w:pPr>
+        <w:ind/>
+        <w:keepNext w:val="0"/>
+        <w:pageBreakBefore w:val="0"/>
+        <w:spacing w:before="0" w:after="100" w:line="264" w:lineRule="auto"/>
+      </w:pPr>
+      <w:r>
+        <w:rPr>
+          <w:rFonts w:ascii="Apple SD Gothic Neo" w:hAnsi="Apple SD Gothic Neo" w:eastAsia="Apple SD Gothic Neo" w:cs="Apple SD Gothic Neo"/>
+          <w:b w:val="0"/>
+          <w:i w:val="0"/>
+          <w:color w:val="000000"/>
+          <w:sz w:val="21"/>
+        </w:rPr>
+        <w:t>이동평균선 설정 행을 다시 바인딩하기 전에 체크박스와 Spinner 리스너를 해제하고 모델 상태를 적용한 뒤 다시 연결했습니다. 색상 선택 전에 입력값을 모델에 반영해 체크 상태와 편집값이 유지되도록 수정했습니다.</w:t>
+      </w:r>
+    </w:p>
+    <w:p>
+      <w:pPr>
+        <w:ind/>
+        <w:keepNext w:val="0"/>
+        <w:pageBreakBefore w:val="0"/>
+        <w:spacing w:before="0" w:after="100" w:line="264" w:lineRule="auto"/>
+      </w:pPr>
+      <w:r>
+        <w:rPr>
+          <w:rFonts w:ascii="Apple SD Gothic Neo" w:hAnsi="Apple SD Gothic Neo" w:eastAsia="Apple SD Gothic Neo" w:cs="Apple SD Gothic Neo"/>
+          <w:b w:val="0"/>
+          <w:i w:val="0"/>
+          <w:color w:val="000000"/>
+          <w:sz w:val="21"/>
+        </w:rPr>
+        <w:t>Signal 기간 및 이평 설정 항목의 목록 인덱스와 엔진 파라미터 대응을 보완했습니다.</w:t>
+      </w:r>
+    </w:p>
+    <w:p>
+      <w:pPr>
+        <w:ind/>
+        <w:keepNext w:val="0"/>
+        <w:pageBreakBefore w:val="0"/>
+        <w:spacing w:before="0" w:after="100" w:line="264" w:lineRule="auto"/>
+      </w:pPr>
+      <w:r>
+        <w:rPr>
+          <w:rFonts w:ascii="Apple SD Gothic Neo" w:hAnsi="Apple SD Gothic Neo" w:eastAsia="Apple SD Gothic Neo" w:cs="Apple SD Gothic Neo"/>
+          <w:b w:val="0"/>
+          <w:i w:val="0"/>
+          <w:color w:val="000000"/>
+          <w:sz w:val="21"/>
+        </w:rPr>
+        <w:t>수평선과 추세선의 가격 입력이 반영되도록 연결하고, 심볼과 도형의 속성 변경이 해당 대상에 적용되도록 보완했습니다.</w:t>
+      </w:r>
+    </w:p>
+    <w:p>
+      <w:pPr>
+        <w:ind/>
+        <w:keepNext w:val="0"/>
+        <w:pageBreakBefore w:val="0"/>
+        <w:spacing w:before="0" w:after="100" w:line="264" w:lineRule="auto"/>
+      </w:pPr>
+      <w:r>
+        <w:rPr>
+          <w:rFonts w:ascii="Apple SD Gothic Neo" w:hAnsi="Apple SD Gothic Neo" w:eastAsia="Apple SD Gothic Neo" w:cs="Apple SD Gothic Neo"/>
+          <w:b w:val="0"/>
+          <w:i w:val="0"/>
+          <w:color w:val="000000"/>
+          <w:sz w:val="21"/>
+        </w:rPr>
+        <w:t>테마 리소스를 해석하지 못할 때 기본 색상을 사용하도록 예외 처리했습니다.</w:t>
+      </w:r>
+    </w:p>
+    <w:p>
+      <w:pPr>
+        <w:pStyle w:val="Heading2"/>
+        <w:keepNext/>
+        <w:pageBreakBefore w:val="0"/>
+      </w:pPr>
+      <w:r>
+        <w:rPr>
+          <w:rFonts w:ascii="Apple SD Gothic Neo" w:hAnsi="Apple SD Gothic Neo" w:eastAsia="Apple SD Gothic Neo" w:cs="Apple SD Gothic Neo"/>
+          <w:color w:val="000000"/>
+        </w:rPr>
+        <w:t>소수점과 음수 변수 저장</w:t>
+      </w:r>
+    </w:p>
+    <w:p>
+      <w:pPr>
+        <w:ind/>
+        <w:keepNext w:val="0"/>
+        <w:pageBreakBefore w:val="0"/>
+        <w:spacing w:before="0" w:after="100" w:line="264" w:lineRule="auto"/>
+      </w:pPr>
+      <w:r>
+        <w:rPr>
+          <w:rFonts w:ascii="Apple SD Gothic Neo" w:hAnsi="Apple SD Gothic Neo" w:eastAsia="Apple SD Gothic Neo" w:cs="Apple SD Gothic Neo"/>
+          <w:b w:val="0"/>
+          <w:i w:val="0"/>
+          <w:color w:val="000000"/>
+          <w:sz w:val="21"/>
+        </w:rPr>
+        <w:t>숫자 문자열 검사에 막히던 소수점과 음수 변수를 Double 값으로 파싱해 저장하도록 수정했습니다.</w:t>
       </w:r>
     </w:p>
     <w:p>
@@ -321,833 +336,112 @@
         <w:pageBreakBefore/>
       </w:pPr>
       <w:r>
-        <w:t>1. PowerGraphics Android, EasyChart 개발</w:t>
+        <w:rPr>
+          <w:rFonts w:ascii="Apple SD Gothic Neo" w:hAnsi="Apple SD Gothic Neo" w:eastAsia="Apple SD Gothic Neo" w:cs="Apple SD Gothic Neo"/>
+          <w:color w:val="000000"/>
+        </w:rPr>
+        <w:t>EasyChart 차트 화면과 지표 설정</w:t>
       </w:r>
     </w:p>
     <w:p>
       <w:pPr>
         <w:keepNext/>
+        <w:pageBreakBefore w:val="0"/>
         <w:spacing w:before="0" w:after="120" w:line="240" w:lineRule="auto"/>
       </w:pPr>
       <w:r>
         <w:rPr>
-          <w:rFonts w:ascii="Nanum Gothic" w:hAnsi="Nanum Gothic" w:eastAsia="Nanum Gothic"/>
-          <w:b/>
+          <w:rFonts w:ascii="Apple SD Gothic Neo" w:hAnsi="Apple SD Gothic Neo" w:eastAsia="Apple SD Gothic Neo" w:cs="Apple SD Gothic Neo"/>
+          <w:b w:val="0"/>
           <w:color w:val="5B6573"/>
           <w:sz w:val="19"/>
         </w:rPr>
-        <w:t>기간  2026.03 ~ 2026.07  |  역할  Android 화면, 컨트롤 설계, 상태 관리, 엔진 연동</w:t>
+        <w:t>역할  Android 화면 개발, 편집 상태 관리, 기존 차트 엔진 연동</w:t>
       </w:r>
     </w:p>
     <w:p>
       <w:pPr>
         <w:keepNext w:val="0"/>
+        <w:pageBreakBefore w:val="0"/>
         <w:spacing w:before="0" w:after="120" w:line="264" w:lineRule="auto"/>
       </w:pPr>
       <w:r>
         <w:rPr>
-          <w:rFonts w:ascii="Nanum Gothic" w:hAnsi="Nanum Gothic" w:eastAsia="Nanum Gothic"/>
+          <w:rFonts w:ascii="Apple SD Gothic Neo" w:hAnsi="Apple SD Gothic Neo" w:eastAsia="Apple SD Gothic Neo" w:cs="Apple SD Gothic Neo"/>
           <w:b w:val="0"/>
           <w:i w:val="0"/>
           <w:color w:val="000000"/>
           <w:sz w:val="22"/>
         </w:rPr>
-        <w:t>PowerGraphics 종합 차트 엔진을 기반으로 모바일 사용자가 종목, 주기, 차트 유형, 기술적 지표를 빠르게 조작하는 EasyChart를 개발했습니다. 기존 엔진과 제어 계층의 계약을 유지하면서 Kotlin UI와 ViewModel을 분리하고 설정 변경이 메인 차트까지 일관되게 반영되도록 구성했습니다.</w:t>
+        <w:t>기존 PowerGraphics 차트 엔진을 활용해 종목, 주기와 차트 유형을 선택하는 간편 차트 화면 및 지표 설정 기능을 개발했습니다.</w:t>
       </w:r>
     </w:p>
     <w:p>
       <w:pPr>
         <w:pStyle w:val="Heading2"/>
         <w:keepNext/>
+        <w:pageBreakBefore w:val="0"/>
       </w:pPr>
       <w:r>
-        <w:t>구조 및 기능 범위</w:t>
+        <w:rPr>
+          <w:rFonts w:ascii="Apple SD Gothic Neo" w:hAnsi="Apple SD Gothic Neo" w:eastAsia="Apple SD Gothic Neo" w:cs="Apple SD Gothic Neo"/>
+          <w:color w:val="000000"/>
+        </w:rPr>
+        <w:t>설정 상태와 차트 반영 흐름</w:t>
       </w:r>
     </w:p>
     <w:p>
       <w:pPr>
-        <w:pStyle w:val="ListBullet"/>
-        <w:ind w:left="504" w:hanging="259"/>
+        <w:ind/>
+        <w:keepNext w:val="0"/>
+        <w:pageBreakBefore w:val="0"/>
         <w:spacing w:before="0" w:after="100" w:line="264" w:lineRule="auto"/>
       </w:pPr>
       <w:r>
         <w:rPr>
-          <w:rFonts w:ascii="Nanum Gothic" w:hAnsi="Nanum Gothic" w:eastAsia="Nanum Gothic"/>
-          <w:b/>
-          <w:i w:val="0"/>
-          <w:color w:val="000000"/>
-          <w:sz w:val="21"/>
-        </w:rPr>
-        <w:t>21개 Kotlin 구성요소</w:t>
-      </w:r>
-      <w:r>
-        <w:rPr>
-          <w:rFonts w:ascii="Nanum Gothic" w:hAnsi="Nanum Gothic" w:eastAsia="Nanum Gothic"/>
+          <w:rFonts w:ascii="Apple SD Gothic Neo" w:hAnsi="Apple SD Gothic Neo" w:eastAsia="Apple SD Gothic Neo" w:cs="Apple SD Gothic Neo"/>
           <w:b w:val="0"/>
           <w:i w:val="0"/>
           <w:color w:val="000000"/>
           <w:sz w:val="21"/>
         </w:rPr>
-        <w:t xml:space="preserve"> — 메인 화면, ViewModel, 설정 화면, 인터페이스 다이얼로그, 하단 컨트롤, UI 모델을 기능 단위로 분리</w:t>
+        <w:t>설정 탭의 편집 상태를 ViewModel과 LiveData로 공유하고 저장, 닫기와 초기화의 동작을 구분했습니다.</w:t>
       </w:r>
     </w:p>
     <w:p>
       <w:pPr>
-        <w:pStyle w:val="ListBullet"/>
-        <w:ind w:left="504" w:hanging="259"/>
+        <w:ind/>
+        <w:keepNext w:val="0"/>
+        <w:pageBreakBefore w:val="0"/>
         <w:spacing w:before="0" w:after="100" w:line="264" w:lineRule="auto"/>
       </w:pPr>
       <w:r>
         <w:rPr>
-          <w:rFonts w:ascii="Nanum Gothic" w:hAnsi="Nanum Gothic" w:eastAsia="Nanum Gothic"/>
-          <w:b/>
-          <w:i w:val="0"/>
-          <w:color w:val="000000"/>
-          <w:sz w:val="21"/>
-        </w:rPr>
-        <w:t>4종 차트 유형</w:t>
-      </w:r>
-      <w:r>
-        <w:rPr>
-          <w:rFonts w:ascii="Nanum Gothic" w:hAnsi="Nanum Gothic" w:eastAsia="Nanum Gothic"/>
+          <w:rFonts w:ascii="Apple SD Gothic Neo" w:hAnsi="Apple SD Gothic Neo" w:eastAsia="Apple SD Gothic Neo" w:cs="Apple SD Gothic Neo"/>
           <w:b w:val="0"/>
           <w:i w:val="0"/>
           <w:color w:val="000000"/>
           <w:sz w:val="21"/>
         </w:rPr>
-        <w:t xml:space="preserve"> — 라인, 캔들, 영역, 바 차트와 종목, 분/틱, 일/주/월/년 주기 변경을 데이터 요청과 엔진 속성에 연결</w:t>
+        <w:t>초기화 후 설정 화면에 머무르면서 차트와 지표 목록을 갱신하고, 재진입 시 설정 상태가 차트와 일치하도록 반영 흐름을 보완했습니다.</w:t>
       </w:r>
     </w:p>
     <w:p>
       <w:pPr>
-        <w:pStyle w:val="ListBullet"/>
-        <w:ind w:left="504" w:hanging="259"/>
+        <w:ind/>
+        <w:keepNext w:val="0"/>
+        <w:pageBreakBefore w:val="0"/>
         <w:spacing w:before="0" w:after="100" w:line="264" w:lineRule="auto"/>
       </w:pPr>
       <w:r>
         <w:rPr>
-          <w:rFonts w:ascii="Nanum Gothic" w:hAnsi="Nanum Gothic" w:eastAsia="Nanum Gothic"/>
-          <w:b/>
-          <w:i w:val="0"/>
-          <w:color w:val="000000"/>
-          <w:sz w:val="21"/>
-        </w:rPr>
-        <w:t>상태 관리</w:t>
-      </w:r>
-      <w:r>
-        <w:rPr>
-          <w:rFonts w:ascii="Nanum Gothic" w:hAnsi="Nanum Gothic" w:eastAsia="Nanum Gothic"/>
+          <w:rFonts w:ascii="Apple SD Gothic Neo" w:hAnsi="Apple SD Gothic Neo" w:eastAsia="Apple SD Gothic Neo" w:cs="Apple SD Gothic Neo"/>
           <w:b w:val="0"/>
           <w:i w:val="0"/>
           <w:color w:val="000000"/>
           <w:sz w:val="21"/>
         </w:rPr>
-        <w:t xml:space="preserve"> — LiveData, StateFlow로 종목, 현재가, 차트 유형, 지표 목록, 다크모드를 관리하고 화면 생명주기와 분리</w:t>
-      </w:r>
-    </w:p>
-    <w:p>
-      <w:pPr>
-        <w:pStyle w:val="ListBullet"/>
-        <w:ind w:left="504" w:hanging="259"/>
-        <w:spacing w:before="0" w:after="100" w:line="264" w:lineRule="auto"/>
-      </w:pPr>
-      <w:r>
-        <w:rPr>
-          <w:rFonts w:ascii="Nanum Gothic" w:hAnsi="Nanum Gothic" w:eastAsia="Nanum Gothic"/>
-          <w:b/>
-          <w:i w:val="0"/>
-          <w:color w:val="000000"/>
-          <w:sz w:val="21"/>
-        </w:rPr>
-        <w:t>재사용 컨트롤</w:t>
-      </w:r>
-      <w:r>
-        <w:rPr>
-          <w:rFonts w:ascii="Nanum Gothic" w:hAnsi="Nanum Gothic" w:eastAsia="Nanum Gothic"/>
-          <w:b w:val="0"/>
-          <w:i w:val="0"/>
-          <w:color w:val="000000"/>
-          <w:sz w:val="21"/>
-        </w:rPr>
-        <w:t xml:space="preserve"> — 차트 유형, 주기 선택, 색상, 굵기, 선 스타일, 하단바와 상세설정 목록을 공용 UI 패턴으로 구현</w:t>
-      </w:r>
-    </w:p>
-    <w:p>
-      <w:pPr>
-        <w:pStyle w:val="Heading2"/>
-        <w:keepNext/>
-      </w:pPr>
-      <w:r>
-        <w:t>동적 지표 설정과 시스템 호환성</w:t>
-      </w:r>
-    </w:p>
-    <w:p>
-      <w:pPr>
-        <w:pStyle w:val="ListBullet"/>
-        <w:ind w:left="504" w:hanging="259"/>
-        <w:spacing w:before="0" w:after="100" w:line="264" w:lineRule="auto"/>
-      </w:pPr>
-      <w:r>
-        <w:rPr>
-          <w:rFonts w:ascii="Nanum Gothic" w:hAnsi="Nanum Gothic" w:eastAsia="Nanum Gothic"/>
-          <w:b/>
-          <w:i w:val="0"/>
-          <w:color w:val="000000"/>
-          <w:sz w:val="21"/>
-        </w:rPr>
-        <w:t>레거시 파일 호환</w:t>
-      </w:r>
-      <w:r>
-        <w:rPr>
-          <w:rFonts w:ascii="Nanum Gothic" w:hAnsi="Nanum Gothic" w:eastAsia="Nanum Gothic"/>
-          <w:b w:val="0"/>
-          <w:i w:val="0"/>
-          <w:color w:val="000000"/>
-          <w:sz w:val="21"/>
-        </w:rPr>
-        <w:t xml:space="preserve"> — 지표 정의 파일을 UTF-8로 우선 해석하고 실패 시 EUC-KR로 안전하게 전환해 기존 한글 데이터의 깨짐을 방지</w:t>
-      </w:r>
-    </w:p>
-    <w:p>
-      <w:pPr>
-        <w:pStyle w:val="ListBullet"/>
-        <w:ind w:left="504" w:hanging="259"/>
-        <w:spacing w:before="0" w:after="100" w:line="264" w:lineRule="auto"/>
-      </w:pPr>
-      <w:r>
-        <w:rPr>
-          <w:rFonts w:ascii="Nanum Gothic" w:hAnsi="Nanum Gothic" w:eastAsia="Nanum Gothic"/>
-          <w:b/>
-          <w:i w:val="0"/>
-          <w:color w:val="000000"/>
-          <w:sz w:val="21"/>
-        </w:rPr>
-        <w:t>동적 파라미터 매핑</w:t>
-      </w:r>
-      <w:r>
-        <w:rPr>
-          <w:rFonts w:ascii="Nanum Gothic" w:hAnsi="Nanum Gothic" w:eastAsia="Nanum Gothic"/>
-          <w:b w:val="0"/>
-          <w:i w:val="0"/>
-          <w:color w:val="000000"/>
-          <w:sz w:val="21"/>
-        </w:rPr>
-        <w:t xml:space="preserve"> — 공백, 특수문자 차이를 정규화하고 별칭, 부분 일치 규칙을 적용해 지표명과 엔진 파라미터의 불일치를 흡수</w:t>
-      </w:r>
-    </w:p>
-    <w:p>
-      <w:pPr>
-        <w:pStyle w:val="ListBullet"/>
-        <w:ind w:left="504" w:hanging="259"/>
-        <w:spacing w:before="0" w:after="100" w:line="264" w:lineRule="auto"/>
-      </w:pPr>
-      <w:r>
-        <w:rPr>
-          <w:rFonts w:ascii="Nanum Gothic" w:hAnsi="Nanum Gothic" w:eastAsia="Nanum Gothic"/>
-          <w:b/>
-          <w:i w:val="0"/>
-          <w:color w:val="000000"/>
-          <w:sz w:val="21"/>
-        </w:rPr>
-        <w:t>입력값 검증</w:t>
-      </w:r>
-      <w:r>
-        <w:rPr>
-          <w:rFonts w:ascii="Nanum Gothic" w:hAnsi="Nanum Gothic" w:eastAsia="Nanum Gothic"/>
-          <w:b w:val="0"/>
-          <w:i w:val="0"/>
-          <w:color w:val="000000"/>
-          <w:sz w:val="21"/>
-        </w:rPr>
-        <w:t xml:space="preserve"> — 기간, 배수, 시간, 비율 등 파라미터 의미에 따라 입력 방식과 허용 범위를 다르게 적용하고 범위 밖 값을 차단</w:t>
-      </w:r>
-    </w:p>
-    <w:p>
-      <w:pPr>
-        <w:pStyle w:val="ListBullet"/>
-        <w:ind w:left="504" w:hanging="259"/>
-        <w:spacing w:before="0" w:after="100" w:line="264" w:lineRule="auto"/>
-      </w:pPr>
-      <w:r>
-        <w:rPr>
-          <w:rFonts w:ascii="Nanum Gothic" w:hAnsi="Nanum Gothic" w:eastAsia="Nanum Gothic"/>
-          <w:b/>
-          <w:i w:val="0"/>
-          <w:color w:val="000000"/>
-          <w:sz w:val="21"/>
-        </w:rPr>
-        <w:t>설정 수명주기</w:t>
-      </w:r>
-      <w:r>
-        <w:rPr>
-          <w:rFonts w:ascii="Nanum Gothic" w:hAnsi="Nanum Gothic" w:eastAsia="Nanum Gothic"/>
-          <w:b w:val="0"/>
-          <w:i w:val="0"/>
-          <w:color w:val="000000"/>
-          <w:sz w:val="21"/>
-        </w:rPr>
-        <w:t xml:space="preserve"> — 변경, 저장, 초기화, 재진입 시 값 복원, 기본값 덮어쓰기 방지, 가격, 거래량 이동평균과 지표 스타일을 일관되게 관리</w:t>
-      </w:r>
-    </w:p>
-    <w:p>
-      <w:pPr>
-        <w:pStyle w:val="Heading2"/>
-        <w:keepNext/>
-      </w:pPr>
-      <w:r>
-        <w:t>연동 및 안정화 성과</w:t>
-      </w:r>
-    </w:p>
-    <w:p>
-      <w:pPr>
-        <w:pStyle w:val="ListBullet"/>
-        <w:ind w:left="504" w:hanging="259"/>
-        <w:spacing w:before="0" w:after="100" w:line="264" w:lineRule="auto"/>
-      </w:pPr>
-      <w:r>
-        <w:rPr>
-          <w:rFonts w:ascii="Nanum Gothic" w:hAnsi="Nanum Gothic" w:eastAsia="Nanum Gothic"/>
-          <w:b/>
-          <w:i w:val="0"/>
-          <w:color w:val="000000"/>
-          <w:sz w:val="21"/>
-        </w:rPr>
-        <w:t>UI, ViewModel, 엔진 동기화</w:t>
-      </w:r>
-      <w:r>
-        <w:rPr>
-          <w:rFonts w:ascii="Nanum Gothic" w:hAnsi="Nanum Gothic" w:eastAsia="Nanum Gothic"/>
-          <w:b w:val="0"/>
-          <w:i w:val="0"/>
-          <w:color w:val="000000"/>
-          <w:sz w:val="21"/>
-        </w:rPr>
-        <w:t xml:space="preserve"> — 선택값, 임시 편집 상태, 저장 상태와 엔진 속성의 책임을 분리해 재진입, 초기화 회귀의 원인을 추적할 수 있는 구조 확보</w:t>
-      </w:r>
-    </w:p>
-    <w:p>
-      <w:pPr>
-        <w:pStyle w:val="ListBullet"/>
-        <w:ind w:left="504" w:hanging="259"/>
-        <w:spacing w:before="0" w:after="100" w:line="264" w:lineRule="auto"/>
-      </w:pPr>
-      <w:r>
-        <w:rPr>
-          <w:rFonts w:ascii="Nanum Gothic" w:hAnsi="Nanum Gothic" w:eastAsia="Nanum Gothic"/>
-          <w:b/>
-          <w:i w:val="0"/>
-          <w:color w:val="000000"/>
-          <w:sz w:val="21"/>
-        </w:rPr>
-        <w:t>데이터 흐름 정리</w:t>
-      </w:r>
-      <w:r>
-        <w:rPr>
-          <w:rFonts w:ascii="Nanum Gothic" w:hAnsi="Nanum Gothic" w:eastAsia="Nanum Gothic"/>
-          <w:b w:val="0"/>
-          <w:i w:val="0"/>
-          <w:color w:val="000000"/>
-          <w:sz w:val="21"/>
-        </w:rPr>
-        <w:t xml:space="preserve"> — 종목, 시장, 주기 조합을 검증하고 조회 모드, 엔진 콜백, 현재가와 화면 갱신 순서를 단일 흐름으로 정리</w:t>
-      </w:r>
-    </w:p>
-    <w:p>
-      <w:pPr>
-        <w:pStyle w:val="ListBullet"/>
-        <w:ind w:left="504" w:hanging="259"/>
-        <w:spacing w:before="0" w:after="100" w:line="264" w:lineRule="auto"/>
-      </w:pPr>
-      <w:r>
-        <w:rPr>
-          <w:rFonts w:ascii="Nanum Gothic" w:hAnsi="Nanum Gothic" w:eastAsia="Nanum Gothic"/>
-          <w:b/>
-          <w:i w:val="0"/>
-          <w:color w:val="000000"/>
-          <w:sz w:val="21"/>
-        </w:rPr>
-        <w:t>요구사항 대응성</w:t>
-      </w:r>
-      <w:r>
-        <w:rPr>
-          <w:rFonts w:ascii="Nanum Gothic" w:hAnsi="Nanum Gothic" w:eastAsia="Nanum Gothic"/>
-          <w:b w:val="0"/>
-          <w:i w:val="0"/>
-          <w:color w:val="000000"/>
-          <w:sz w:val="21"/>
-        </w:rPr>
-        <w:t xml:space="preserve"> — 기능 노출, 아이콘, 간격, 입력 규칙과 도움말 변경을 기능 단위로 반영할 수 있도록 화면 책임을 구조화</w:t>
-      </w:r>
-    </w:p>
-    <w:p>
-      <w:pPr>
-        <w:pStyle w:val="Heading1"/>
-        <w:keepNext/>
-        <w:pageBreakBefore/>
-      </w:pPr>
-      <w:r>
-        <w:t>2. PowerGraphics 운영 유지보수 및 고객사 대응</w:t>
-      </w:r>
-    </w:p>
-    <w:p>
-      <w:pPr>
-        <w:keepNext/>
-        <w:spacing w:before="0" w:after="120" w:line="240" w:lineRule="auto"/>
-      </w:pPr>
-      <w:r>
-        <w:rPr>
-          <w:rFonts w:ascii="Nanum Gothic" w:hAnsi="Nanum Gothic" w:eastAsia="Nanum Gothic"/>
-          <w:b/>
-          <w:color w:val="5B6573"/>
-          <w:sz w:val="19"/>
-        </w:rPr>
-        <w:t>기간  2026.03 ~ 현재  |  역할  오류 재현, 회귀 수정, 다중 운영 버전, 릴리스 대응</w:t>
-      </w:r>
-    </w:p>
-    <w:p>
-      <w:pPr>
-        <w:keepNext w:val="0"/>
-        <w:spacing w:before="0" w:after="120" w:line="264" w:lineRule="auto"/>
-      </w:pPr>
-      <w:r>
-        <w:rPr>
-          <w:rFonts w:ascii="Nanum Gothic" w:hAnsi="Nanum Gothic" w:eastAsia="Nanum Gothic"/>
-          <w:b w:val="0"/>
-          <w:i w:val="0"/>
-          <w:color w:val="000000"/>
-          <w:sz w:val="22"/>
-        </w:rPr>
-        <w:t>금융 차트의 표시 정확성과 설정 일관성을 운영 품질의 핵심으로 보고 화면 현상에서 상태 관리, 엔진 속성, 데이터 요청과 버전 의존성까지 추적했습니다. 고객사 요구는 재현 가능한 기술 조건으로 바꾸고 변경 범위와 확인 절차를 함께 전달했습니다.</w:t>
-      </w:r>
-    </w:p>
-    <w:p>
-      <w:pPr>
-        <w:pStyle w:val="Heading2"/>
-        <w:keepNext/>
-      </w:pPr>
-      <w:r>
-        <w:t>대표 유지보수 사례</w:t>
-      </w:r>
-    </w:p>
-    <w:p>
-      <w:pPr>
-        <w:pStyle w:val="ListBullet"/>
-        <w:ind w:left="504" w:hanging="259"/>
-        <w:spacing w:before="0" w:after="100" w:line="264" w:lineRule="auto"/>
-      </w:pPr>
-      <w:r>
-        <w:rPr>
-          <w:rFonts w:ascii="Nanum Gothic" w:hAnsi="Nanum Gothic" w:eastAsia="Nanum Gothic"/>
-          <w:b/>
-          <w:i w:val="0"/>
-          <w:color w:val="000000"/>
-          <w:sz w:val="21"/>
-        </w:rPr>
-        <w:t>테마 리소스 예외</w:t>
-      </w:r>
-      <w:r>
-        <w:rPr>
-          <w:rFonts w:ascii="Nanum Gothic" w:hAnsi="Nanum Gothic" w:eastAsia="Nanum Gothic"/>
-          <w:b w:val="0"/>
-          <w:i w:val="0"/>
-          <w:color w:val="000000"/>
-          <w:sz w:val="21"/>
-        </w:rPr>
-        <w:t xml:space="preserve"> — 환경에 따라 색상 속성이 해석되지 않는 경우 기본값을 적용해 설정 화면의 비정상 종료와 구분선 렌더링 오류를 방지</w:t>
-      </w:r>
-    </w:p>
-    <w:p>
-      <w:pPr>
-        <w:pStyle w:val="ListBullet"/>
-        <w:ind w:left="504" w:hanging="259"/>
-        <w:spacing w:before="0" w:after="100" w:line="264" w:lineRule="auto"/>
-      </w:pPr>
-      <w:r>
-        <w:rPr>
-          <w:rFonts w:ascii="Nanum Gothic" w:hAnsi="Nanum Gothic" w:eastAsia="Nanum Gothic"/>
-          <w:b/>
-          <w:i w:val="0"/>
-          <w:color w:val="000000"/>
-          <w:sz w:val="21"/>
-        </w:rPr>
-        <w:t>시간대 표기 정합성</w:t>
-      </w:r>
-      <w:r>
-        <w:rPr>
-          <w:rFonts w:ascii="Nanum Gothic" w:hAnsi="Nanum Gothic" w:eastAsia="Nanum Gothic"/>
-          <w:b w:val="0"/>
-          <w:i w:val="0"/>
-          <w:color w:val="000000"/>
-          <w:sz w:val="21"/>
-        </w:rPr>
-        <w:t xml:space="preserve"> — 24개 시간대 표기 항목의 오기를 일괄 점검, 수정해 사용자에게 노출되는 기준 시간을 통일</w:t>
-      </w:r>
-    </w:p>
-    <w:p>
-      <w:pPr>
-        <w:pStyle w:val="ListBullet"/>
-        <w:ind w:left="504" w:hanging="259"/>
-        <w:spacing w:before="0" w:after="100" w:line="264" w:lineRule="auto"/>
-      </w:pPr>
-      <w:r>
-        <w:rPr>
-          <w:rFonts w:ascii="Nanum Gothic" w:hAnsi="Nanum Gothic" w:eastAsia="Nanum Gothic"/>
-          <w:b/>
-          <w:i w:val="0"/>
-          <w:color w:val="000000"/>
-          <w:sz w:val="21"/>
-        </w:rPr>
-        <w:t>입력 범위 검증</w:t>
-      </w:r>
-      <w:r>
-        <w:rPr>
-          <w:rFonts w:ascii="Nanum Gothic" w:hAnsi="Nanum Gothic" w:eastAsia="Nanum Gothic"/>
-          <w:b w:val="0"/>
-          <w:i w:val="0"/>
-          <w:color w:val="000000"/>
-          <w:sz w:val="21"/>
-        </w:rPr>
-        <w:t xml:space="preserve"> — 주문 설정 수량의 최소, 최대 범위가 동일하게 적용된 문제를 수정하고 입력창, 슬라이더, 라벨의 허용 범위를 함께 동기화</w:t>
-      </w:r>
-    </w:p>
-    <w:p>
-      <w:pPr>
-        <w:pStyle w:val="ListBullet"/>
-        <w:ind w:left="504" w:hanging="259"/>
-        <w:spacing w:before="0" w:after="100" w:line="264" w:lineRule="auto"/>
-      </w:pPr>
-      <w:r>
-        <w:rPr>
-          <w:rFonts w:ascii="Nanum Gothic" w:hAnsi="Nanum Gothic" w:eastAsia="Nanum Gothic"/>
-          <w:b/>
-          <w:i w:val="0"/>
-          <w:color w:val="000000"/>
-          <w:sz w:val="21"/>
-        </w:rPr>
-        <w:t>RecyclerView 상태 재사용</w:t>
-      </w:r>
-      <w:r>
-        <w:rPr>
-          <w:rFonts w:ascii="Nanum Gothic" w:hAnsi="Nanum Gothic" w:eastAsia="Nanum Gothic"/>
-          <w:b w:val="0"/>
-          <w:i w:val="0"/>
-          <w:color w:val="000000"/>
-          <w:sz w:val="21"/>
-        </w:rPr>
-        <w:t xml:space="preserve"> — 재바인딩 시 기존 이벤트 리스너를 먼저 해제한 뒤 값을 설정해 초기화, 색상 변경이 체크 상태와 입력값을 되돌리는 회귀를 방지</w:t>
-      </w:r>
-    </w:p>
-    <w:p>
-      <w:pPr>
-        <w:pStyle w:val="ListBullet"/>
-        <w:ind w:left="504" w:hanging="259"/>
-        <w:spacing w:before="0" w:after="100" w:line="264" w:lineRule="auto"/>
-      </w:pPr>
-      <w:r>
-        <w:rPr>
-          <w:rFonts w:ascii="Nanum Gothic" w:hAnsi="Nanum Gothic" w:eastAsia="Nanum Gothic"/>
-          <w:b/>
-          <w:i w:val="0"/>
-          <w:color w:val="000000"/>
-          <w:sz w:val="21"/>
-        </w:rPr>
-        <w:t>동적 지표, 색상 회귀</w:t>
-      </w:r>
-      <w:r>
-        <w:rPr>
-          <w:rFonts w:ascii="Nanum Gothic" w:hAnsi="Nanum Gothic" w:eastAsia="Nanum Gothic"/>
-          <w:b w:val="0"/>
-          <w:i w:val="0"/>
-          <w:color w:val="000000"/>
-          <w:sz w:val="21"/>
-        </w:rPr>
-        <w:t xml:space="preserve"> — 추가 설정 행의 위치와 엔진 파라미터 순서를 보정하고 지표 초기화, 이동평균 유형, 색상, 선 스타일 저장 경로를 함께 검증</w:t>
-      </w:r>
-    </w:p>
-    <w:p>
-      <w:pPr>
-        <w:pStyle w:val="ListBullet"/>
-        <w:ind w:left="504" w:hanging="259"/>
-        <w:spacing w:before="0" w:after="100" w:line="264" w:lineRule="auto"/>
-      </w:pPr>
-      <w:r>
-        <w:rPr>
-          <w:rFonts w:ascii="Nanum Gothic" w:hAnsi="Nanum Gothic" w:eastAsia="Nanum Gothic"/>
-          <w:b/>
-          <w:i w:val="0"/>
-          <w:color w:val="000000"/>
-          <w:sz w:val="21"/>
-        </w:rPr>
-        <w:t>수치조회 표현</w:t>
-      </w:r>
-      <w:r>
-        <w:rPr>
-          <w:rFonts w:ascii="Nanum Gothic" w:hAnsi="Nanum Gothic" w:eastAsia="Nanum Gothic"/>
-          <w:b w:val="0"/>
-          <w:i w:val="0"/>
-          <w:color w:val="000000"/>
-          <w:sz w:val="21"/>
-        </w:rPr>
-        <w:t xml:space="preserve"> — 글자, 폭을 조정하고 상승, 하락 색상을 고정값이 아닌 현재 캔들 속성에서 읽어 테마, 고객 설정과 일치</w:t>
-      </w:r>
-    </w:p>
-    <w:p>
-      <w:pPr>
-        <w:pStyle w:val="Heading2"/>
-        <w:keepNext/>
-      </w:pPr>
-      <w:r>
-        <w:t>다중 운영 버전과 릴리스 대응</w:t>
-      </w:r>
-    </w:p>
-    <w:p>
-      <w:pPr>
-        <w:pStyle w:val="ListBullet"/>
-        <w:ind w:left="504" w:hanging="259"/>
-        <w:spacing w:before="0" w:after="100" w:line="264" w:lineRule="auto"/>
-      </w:pPr>
-      <w:r>
-        <w:rPr>
-          <w:rFonts w:ascii="Nanum Gothic" w:hAnsi="Nanum Gothic" w:eastAsia="Nanum Gothic"/>
-          <w:b/>
-          <w:i w:val="0"/>
-          <w:color w:val="000000"/>
-          <w:sz w:val="21"/>
-        </w:rPr>
-        <w:t>기능 노출, 원복 관리</w:t>
-      </w:r>
-      <w:r>
-        <w:rPr>
-          <w:rFonts w:ascii="Nanum Gothic" w:hAnsi="Nanum Gothic" w:eastAsia="Nanum Gothic"/>
-          <w:b w:val="0"/>
-          <w:i w:val="0"/>
-          <w:color w:val="000000"/>
-          <w:sz w:val="21"/>
-        </w:rPr>
-        <w:t xml:space="preserve"> — 운영 버전별 메뉴, 옵션 노출 조건과 변경 이력을 구분하고 요구 변경 시 영향 영역과 원복 경로를 확보</w:t>
-      </w:r>
-    </w:p>
-    <w:p>
-      <w:pPr>
-        <w:pStyle w:val="ListBullet"/>
-        <w:ind w:left="504" w:hanging="259"/>
-        <w:spacing w:before="0" w:after="100" w:line="264" w:lineRule="auto"/>
-      </w:pPr>
-      <w:r>
-        <w:rPr>
-          <w:rFonts w:ascii="Nanum Gothic" w:hAnsi="Nanum Gothic" w:eastAsia="Nanum Gothic"/>
-          <w:b/>
-          <w:i w:val="0"/>
-          <w:color w:val="000000"/>
-          <w:sz w:val="21"/>
-        </w:rPr>
-        <w:t>버전 정합성</w:t>
-      </w:r>
-      <w:r>
-        <w:rPr>
-          <w:rFonts w:ascii="Nanum Gothic" w:hAnsi="Nanum Gothic" w:eastAsia="Nanum Gothic"/>
-          <w:b w:val="0"/>
-          <w:i w:val="0"/>
-          <w:color w:val="000000"/>
-          <w:sz w:val="21"/>
-        </w:rPr>
-        <w:t xml:space="preserve"> — 샘플 앱, SDK, 엔진 의존 버전과 AAR 교체 범위를 함께 확인해 서로 다른 산출물 조합에서 생기는 오류를 예방</w:t>
-      </w:r>
-    </w:p>
-    <w:p>
-      <w:pPr>
-        <w:pStyle w:val="ListBullet"/>
-        <w:ind w:left="504" w:hanging="259"/>
-        <w:spacing w:before="0" w:after="100" w:line="264" w:lineRule="auto"/>
-      </w:pPr>
-      <w:r>
-        <w:rPr>
-          <w:rFonts w:ascii="Nanum Gothic" w:hAnsi="Nanum Gothic" w:eastAsia="Nanum Gothic"/>
-          <w:b/>
-          <w:i w:val="0"/>
-          <w:color w:val="000000"/>
-          <w:sz w:val="21"/>
-        </w:rPr>
-        <w:t>검증 경로 명시</w:t>
-      </w:r>
-      <w:r>
-        <w:rPr>
-          <w:rFonts w:ascii="Nanum Gothic" w:hAnsi="Nanum Gothic" w:eastAsia="Nanum Gothic"/>
-          <w:b w:val="0"/>
-          <w:i w:val="0"/>
-          <w:color w:val="000000"/>
-          <w:sz w:val="21"/>
-        </w:rPr>
-        <w:t xml:space="preserve"> — 수정 기능, 재현 조건, 확인 화면, 제한사항을 정리해 내부 담당자와 증권사가 동일한 순서로 검증할 수 있도록 전달</w:t>
-      </w:r>
-    </w:p>
-    <w:p>
-      <w:pPr>
-        <w:pStyle w:val="Heading2"/>
-        <w:keepNext/>
-      </w:pPr>
-      <w:r>
-        <w:t>고객사 대응 프로세스</w:t>
-      </w:r>
-    </w:p>
-    <w:p>
-      <w:pPr>
-        <w:pStyle w:val="ListBullet"/>
-        <w:ind w:left="504" w:hanging="259"/>
-        <w:spacing w:before="0" w:after="100" w:line="264" w:lineRule="auto"/>
-      </w:pPr>
-      <w:r>
-        <w:rPr>
-          <w:rFonts w:ascii="Nanum Gothic" w:hAnsi="Nanum Gothic" w:eastAsia="Nanum Gothic"/>
-          <w:b/>
-          <w:i w:val="0"/>
-          <w:color w:val="000000"/>
-          <w:sz w:val="21"/>
-        </w:rPr>
-        <w:t>표준 대응 흐름</w:t>
-      </w:r>
-      <w:r>
-        <w:rPr>
-          <w:rFonts w:ascii="Nanum Gothic" w:hAnsi="Nanum Gothic" w:eastAsia="Nanum Gothic"/>
-          <w:b w:val="0"/>
-          <w:i w:val="0"/>
-          <w:color w:val="000000"/>
-          <w:sz w:val="21"/>
-        </w:rPr>
-        <w:t xml:space="preserve"> — 요구사항 구체화 → 재현 조건 정의 → 영향 범위 분석 → 최소 변경 → 검증 경로 전달</w:t>
-      </w:r>
-    </w:p>
-    <w:p>
-      <w:pPr>
-        <w:pStyle w:val="ListBullet"/>
-        <w:ind w:left="504" w:hanging="259"/>
-        <w:spacing w:before="0" w:after="100" w:line="264" w:lineRule="auto"/>
-      </w:pPr>
-      <w:r>
-        <w:rPr>
-          <w:rFonts w:ascii="Nanum Gothic" w:hAnsi="Nanum Gothic" w:eastAsia="Nanum Gothic"/>
-          <w:b/>
-          <w:i w:val="0"/>
-          <w:color w:val="000000"/>
-          <w:sz w:val="21"/>
-        </w:rPr>
-        <w:t>협업 산출물</w:t>
-      </w:r>
-      <w:r>
-        <w:rPr>
-          <w:rFonts w:ascii="Nanum Gothic" w:hAnsi="Nanum Gothic" w:eastAsia="Nanum Gothic"/>
-          <w:b w:val="0"/>
-          <w:i w:val="0"/>
-          <w:color w:val="000000"/>
-          <w:sz w:val="21"/>
-        </w:rPr>
-        <w:t xml:space="preserve"> — 정상, 오류 경로, 기대 결과, 적용 범위와 제한사항을 기능 단위로 정리해 고객사, 내부 담당자에게 공유</w:t>
-      </w:r>
-    </w:p>
-    <w:p>
-      <w:pPr>
-        <w:pStyle w:val="Heading1"/>
-        <w:keepNext/>
-        <w:pageBreakBefore/>
-      </w:pPr>
-      <w:r>
-        <w:t>3. MarketMap, 거래기록 기능</w:t>
-      </w:r>
-    </w:p>
-    <w:p>
-      <w:pPr>
-        <w:keepNext/>
-        <w:spacing w:before="0" w:after="120" w:line="240" w:lineRule="auto"/>
-      </w:pPr>
-      <w:r>
-        <w:rPr>
-          <w:rFonts w:ascii="Nanum Gothic" w:hAnsi="Nanum Gothic" w:eastAsia="Nanum Gothic"/>
-          <w:b/>
-          <w:color w:val="5B6573"/>
-          <w:sz w:val="19"/>
-        </w:rPr>
-        <w:t>기간  2026.06 ~ 2026.07  |  역할  설정 화면, 상태 관리, 엔진 속성 연동</w:t>
-      </w:r>
-    </w:p>
-    <w:p>
-      <w:pPr>
-        <w:pStyle w:val="ListBullet"/>
-        <w:ind w:left="504" w:hanging="259"/>
-        <w:spacing w:before="0" w:after="100" w:line="264" w:lineRule="auto"/>
-      </w:pPr>
-      <w:r>
-        <w:rPr>
-          <w:rFonts w:ascii="Nanum Gothic" w:hAnsi="Nanum Gothic" w:eastAsia="Nanum Gothic"/>
-          <w:b/>
-          <w:i w:val="0"/>
-          <w:color w:val="000000"/>
-          <w:sz w:val="21"/>
-        </w:rPr>
-        <w:t>MarketMap 설정</w:t>
-      </w:r>
-      <w:r>
-        <w:rPr>
-          <w:rFonts w:ascii="Nanum Gothic" w:hAnsi="Nanum Gothic" w:eastAsia="Nanum Gothic"/>
-          <w:b w:val="0"/>
-          <w:i w:val="0"/>
-          <w:color w:val="000000"/>
-          <w:sz w:val="21"/>
-        </w:rPr>
-        <w:t xml:space="preserve"> — D-1/D-2 데이터 깊이, 카테고리, 선택, 타이틀 표시, 깊이별, 선택 테두리의 굵기와 색상을 편집하는 화면 구현</w:t>
-      </w:r>
-    </w:p>
-    <w:p>
-      <w:pPr>
-        <w:pStyle w:val="ListBullet"/>
-        <w:ind w:left="504" w:hanging="259"/>
-        <w:spacing w:before="0" w:after="100" w:line="264" w:lineRule="auto"/>
-      </w:pPr>
-      <w:r>
-        <w:rPr>
-          <w:rFonts w:ascii="Nanum Gothic" w:hAnsi="Nanum Gothic" w:eastAsia="Nanum Gothic"/>
-          <w:b/>
-          <w:i w:val="0"/>
-          <w:color w:val="000000"/>
-          <w:sz w:val="21"/>
-        </w:rPr>
-        <w:t>상태 안전성</w:t>
-      </w:r>
-      <w:r>
-        <w:rPr>
-          <w:rFonts w:ascii="Nanum Gothic" w:hAnsi="Nanum Gothic" w:eastAsia="Nanum Gothic"/>
-          <w:b w:val="0"/>
-          <w:i w:val="0"/>
-          <w:color w:val="000000"/>
-          <w:sz w:val="21"/>
-        </w:rPr>
-        <w:t xml:space="preserve"> — 깊이 전환 전 현재 값을 보존하고 배열 범위를 검증하며 저장, 초기화, 재조회, 속성 적용 순서를 정리</w:t>
-      </w:r>
-    </w:p>
-    <w:p>
-      <w:pPr>
-        <w:pStyle w:val="ListBullet"/>
-        <w:ind w:left="504" w:hanging="259"/>
-        <w:spacing w:before="0" w:after="100" w:line="264" w:lineRule="auto"/>
-      </w:pPr>
-      <w:r>
-        <w:rPr>
-          <w:rFonts w:ascii="Nanum Gothic" w:hAnsi="Nanum Gothic" w:eastAsia="Nanum Gothic"/>
-          <w:b/>
-          <w:i w:val="0"/>
-          <w:color w:val="000000"/>
-          <w:sz w:val="21"/>
-        </w:rPr>
-        <w:t>거래기록 검증</w:t>
-      </w:r>
-      <w:r>
-        <w:rPr>
-          <w:rFonts w:ascii="Nanum Gothic" w:hAnsi="Nanum Gothic" w:eastAsia="Nanum Gothic"/>
-          <w:b w:val="0"/>
-          <w:i w:val="0"/>
-          <w:color w:val="000000"/>
-          <w:sz w:val="21"/>
-        </w:rPr>
-        <w:t xml:space="preserve"> — 매수, 매도와 가상, 실제, 전체 거래 유형을 차트에 표시하는 샘플 흐름을 구현해 엔진 연동을 검증</w:t>
+        <w:t>StateFlow와 DataStore로 테마의 원본값과 편집값을 구분하고 저장과 초기화에 맞춰 처리했습니다.</w:t>
       </w:r>
     </w:p>
     <w:p>
@@ -1157,800 +451,83 @@
         <w:pageBreakBefore w:val="0"/>
       </w:pPr>
       <w:r>
-        <w:t>4. 회사 웹 홈페이지 리팩토링</w:t>
+        <w:rPr>
+          <w:rFonts w:ascii="Apple SD Gothic Neo" w:hAnsi="Apple SD Gothic Neo" w:eastAsia="Apple SD Gothic Neo" w:cs="Apple SD Gothic Neo"/>
+          <w:color w:val="000000"/>
+        </w:rPr>
+        <w:t>MarketMap 깊이별 설정과 상태 보존</w:t>
       </w:r>
     </w:p>
     <w:p>
       <w:pPr>
         <w:keepNext/>
+        <w:pageBreakBefore w:val="0"/>
         <w:spacing w:before="0" w:after="120" w:line="240" w:lineRule="auto"/>
       </w:pPr>
       <w:r>
         <w:rPr>
-          <w:rFonts w:ascii="Nanum Gothic" w:hAnsi="Nanum Gothic" w:eastAsia="Nanum Gothic"/>
-          <w:b/>
+          <w:rFonts w:ascii="Apple SD Gothic Neo" w:hAnsi="Apple SD Gothic Neo" w:eastAsia="Apple SD Gothic Neo" w:cs="Apple SD Gothic Neo"/>
+          <w:b w:val="0"/>
           <w:color w:val="5B6573"/>
           <w:sz w:val="19"/>
         </w:rPr>
-        <w:t>기간  2026.04.13 ~ 2026.05.12  |  역할  프론트엔드 구조화, 외부 서비스 연동, 운영 가이드 작성</w:t>
+        <w:t>역할  Android 설정 화면 개발, 깊이별 편집값 관리, 엔진 속성 연결</w:t>
       </w:r>
     </w:p>
     <w:p>
       <w:pPr>
+        <w:ind/>
         <w:keepNext w:val="0"/>
-        <w:spacing w:before="0" w:after="120" w:line="264" w:lineRule="auto"/>
-      </w:pPr>
-      <w:r>
-        <w:rPr>
-          <w:rFonts w:ascii="Nanum Gothic" w:hAnsi="Nanum Gothic" w:eastAsia="Nanum Gothic"/>
-          <w:b w:val="0"/>
-          <w:i w:val="0"/>
-          <w:color w:val="000000"/>
-          <w:sz w:val="22"/>
-        </w:rPr>
-        <w:t>회사, 제품 정보를 고객이 쉽게 탐색하고 운영자가 공지와 문의를 관리할 수 있도록 React 기반 홈페이지를 리팩토링했습니다. 반응형 화면, 콘텐츠 운영, 외부 지도와 문의 접수, 배포 설정을 하나의 운영 흐름으로 정리했습니다.</w:t>
-      </w:r>
-    </w:p>
-    <w:p>
-      <w:pPr>
-        <w:pStyle w:val="Heading2"/>
-        <w:keepNext/>
-      </w:pPr>
-      <w:r>
-        <w:t>주요 구현</w:t>
-      </w:r>
-    </w:p>
-    <w:p>
-      <w:pPr>
-        <w:pStyle w:val="ListBullet"/>
-        <w:ind w:left="504" w:hanging="259"/>
+        <w:pageBreakBefore w:val="0"/>
         <w:spacing w:before="0" w:after="100" w:line="264" w:lineRule="auto"/>
       </w:pPr>
       <w:r>
         <w:rPr>
-          <w:rFonts w:ascii="Nanum Gothic" w:hAnsi="Nanum Gothic" w:eastAsia="Nanum Gothic"/>
-          <w:b/>
-          <w:i w:val="0"/>
-          <w:color w:val="000000"/>
-          <w:sz w:val="21"/>
-        </w:rPr>
-        <w:t>10개 주요 화면</w:t>
-      </w:r>
-      <w:r>
-        <w:rPr>
-          <w:rFonts w:ascii="Nanum Gothic" w:hAnsi="Nanum Gothic" w:eastAsia="Nanum Gothic"/>
+          <w:rFonts w:ascii="Apple SD Gothic Neo" w:hAnsi="Apple SD Gothic Neo" w:eastAsia="Apple SD Gothic Neo" w:cs="Apple SD Gothic Neo"/>
           <w:b w:val="0"/>
           <w:i w:val="0"/>
           <w:color w:val="000000"/>
           <w:sz w:val="21"/>
         </w:rPr>
-        <w:t xml:space="preserve"> — 메인, 회사 소개, 연혁, 오시는 길, 제품 2종, 포트폴리오, 공지 목록, 상세, 문의 화면과 공통 Header/Footer 구현</w:t>
+        <w:t>D-1/D-2 데이터 깊이와 카테고리, 표시 옵션 및 테두리 색상과 굵기를 편집하는 설정 화면을 개발했습니다.</w:t>
       </w:r>
     </w:p>
     <w:p>
       <w:pPr>
-        <w:pStyle w:val="ListBullet"/>
-        <w:ind w:left="504" w:hanging="259"/>
+        <w:ind/>
+        <w:keepNext w:val="0"/>
+        <w:pageBreakBefore w:val="0"/>
         <w:spacing w:before="0" w:after="100" w:line="264" w:lineRule="auto"/>
       </w:pPr>
       <w:r>
         <w:rPr>
-          <w:rFonts w:ascii="Nanum Gothic" w:hAnsi="Nanum Gothic" w:eastAsia="Nanum Gothic"/>
-          <w:b/>
-          <w:i w:val="0"/>
-          <w:color w:val="000000"/>
-          <w:sz w:val="21"/>
-        </w:rPr>
-        <w:t>프론트엔드 구조</w:t>
-      </w:r>
-      <w:r>
-        <w:rPr>
-          <w:rFonts w:ascii="Nanum Gothic" w:hAnsi="Nanum Gothic" w:eastAsia="Nanum Gothic"/>
+          <w:rFonts w:ascii="Apple SD Gothic Neo" w:hAnsi="Apple SD Gothic Neo" w:eastAsia="Apple SD Gothic Neo" w:cs="Apple SD Gothic Neo"/>
           <w:b w:val="0"/>
           <w:i w:val="0"/>
           <w:color w:val="000000"/>
           <w:sz w:val="21"/>
         </w:rPr>
-        <w:t xml:space="preserve"> — React, Vite, SCSS 기반으로 공통 컴포넌트, 레이아웃, 페이지, 라우트, API와 스타일 책임을 분리</w:t>
+        <w:t>깊이를 전환하기 전에 현재 색상과 굵기를 저장하고 새 깊이의 값을 표시해, 깊이를 오가며 편집한 값이 유지되도록 구현했습니다.</w:t>
       </w:r>
     </w:p>
     <w:p>
       <w:pPr>
-        <w:pStyle w:val="ListBullet"/>
-        <w:ind w:left="504" w:hanging="259"/>
+        <w:ind/>
+        <w:keepNext w:val="0"/>
+        <w:pageBreakBefore w:val="0"/>
         <w:spacing w:before="0" w:after="100" w:line="264" w:lineRule="auto"/>
       </w:pPr>
       <w:r>
         <w:rPr>
-          <w:rFonts w:ascii="Nanum Gothic" w:hAnsi="Nanum Gothic" w:eastAsia="Nanum Gothic"/>
-          <w:b/>
-          <w:i w:val="0"/>
-          <w:color w:val="000000"/>
-          <w:sz w:val="21"/>
-        </w:rPr>
-        <w:t>CMS 공지</w:t>
-      </w:r>
-      <w:r>
-        <w:rPr>
-          <w:rFonts w:ascii="Nanum Gothic" w:hAnsi="Nanum Gothic" w:eastAsia="Nanum Gothic"/>
+          <w:rFonts w:ascii="Apple SD Gothic Neo" w:hAnsi="Apple SD Gothic Neo" w:eastAsia="Apple SD Gothic Neo" w:cs="Apple SD Gothic Neo"/>
           <w:b w:val="0"/>
           <w:i w:val="0"/>
           <w:color w:val="000000"/>
           <w:sz w:val="21"/>
         </w:rPr>
-        <w:t xml:space="preserve"> — 고정, 일반 게시물, 목록, 상세, 첨부, 로딩 제한과 오류 상태를 처리하고 운영 데이터의 이미지, 스타일 편차를 보정</w:t>
+        <w:t>설정 로딩 중 Spinner 이벤트와 사용자 변경을 구분했습니다. 설정 복사본과 깊이 및 카테고리를 차트에 전달하고 저장, 초기화와 재조회 시 화면과 엔진 속성이 일치하도록 연결했습니다.</w:t>
       </w:r>
     </w:p>
-    <w:p>
-      <w:pPr>
-        <w:pStyle w:val="ListBullet"/>
-        <w:ind w:left="504" w:hanging="259"/>
-        <w:spacing w:before="0" w:after="100" w:line="264" w:lineRule="auto"/>
-      </w:pPr>
-      <w:r>
-        <w:rPr>
-          <w:rFonts w:ascii="Nanum Gothic" w:hAnsi="Nanum Gothic" w:eastAsia="Nanum Gothic"/>
-          <w:b/>
-          <w:i w:val="0"/>
-          <w:color w:val="000000"/>
-          <w:sz w:val="21"/>
-        </w:rPr>
-        <w:t>지도, 문의 연동</w:t>
-      </w:r>
-      <w:r>
-        <w:rPr>
-          <w:rFonts w:ascii="Nanum Gothic" w:hAnsi="Nanum Gothic" w:eastAsia="Nanum Gothic"/>
-          <w:b w:val="0"/>
-          <w:i w:val="0"/>
-          <w:color w:val="000000"/>
-          <w:sz w:val="21"/>
-        </w:rPr>
-        <w:t xml:space="preserve"> — 지도 서비스를 연결하고 문의 첨부를 최대 5개, 총 10MB로 제한하며 자동화 방지와 중복 제출 방어를 적용</w:t>
-      </w:r>
-    </w:p>
-    <w:p>
-      <w:pPr>
-        <w:pStyle w:val="ListBullet"/>
-        <w:ind w:left="504" w:hanging="259"/>
-        <w:spacing w:before="0" w:after="100" w:line="264" w:lineRule="auto"/>
-      </w:pPr>
-      <w:r>
-        <w:rPr>
-          <w:rFonts w:ascii="Nanum Gothic" w:hAnsi="Nanum Gothic" w:eastAsia="Nanum Gothic"/>
-          <w:b/>
-          <w:i w:val="0"/>
-          <w:color w:val="000000"/>
-          <w:sz w:val="21"/>
-        </w:rPr>
-        <w:t>배포, 운영 가이드</w:t>
-      </w:r>
-      <w:r>
-        <w:rPr>
-          <w:rFonts w:ascii="Nanum Gothic" w:hAnsi="Nanum Gothic" w:eastAsia="Nanum Gothic"/>
-          <w:b w:val="0"/>
-          <w:i w:val="0"/>
-          <w:color w:val="000000"/>
-          <w:sz w:val="21"/>
-        </w:rPr>
-        <w:t xml:space="preserve"> — 라우팅, 정적 리소스, 외부 서비스 설정, CMS와 문의 흐름의 운영 절차를 문서화해 재설정, 인수인계 기준 마련</w:t>
-      </w:r>
-    </w:p>
-    <w:p>
-      <w:pPr>
-        <w:pStyle w:val="Heading2"/>
-        <w:keepNext/>
-      </w:pPr>
-      <w:r>
-        <w:t>성과</w:t>
-      </w:r>
-    </w:p>
-    <w:p>
-      <w:pPr>
-        <w:keepNext w:val="0"/>
-        <w:spacing w:before="0" w:after="120" w:line="264" w:lineRule="auto"/>
-      </w:pPr>
-      <w:r>
-        <w:rPr>
-          <w:rFonts w:ascii="Nanum Gothic" w:hAnsi="Nanum Gothic" w:eastAsia="Nanum Gothic"/>
-          <w:b w:val="0"/>
-          <w:i w:val="0"/>
-          <w:color w:val="000000"/>
-          <w:sz w:val="22"/>
-        </w:rPr>
-        <w:t>제품 소개, 공지 운영, 지도 안내와 문의 접수를 반응형 웹 구조로 통합하고 로컬, 운영 환경 차이에서 발생하는 경로, 리소스 문제를 재현해 수정했습니다.</w:t>
-      </w:r>
-    </w:p>
-    <w:p>
-      <w:pPr>
-        <w:pStyle w:val="Heading1"/>
-        <w:keepNext/>
-        <w:pageBreakBefore/>
-      </w:pPr>
-      <w:r>
-        <w:t>대표 문제 해결 사례</w:t>
-      </w:r>
-    </w:p>
-    <w:p>
-      <w:pPr>
-        <w:pStyle w:val="Heading2"/>
-        <w:keepNext/>
-      </w:pPr>
-      <w:r>
-        <w:t>Case 1. 레거시 데이터 형식과 동적 지표 설정의 불일치</w:t>
-      </w:r>
-    </w:p>
-    <w:p>
-      <w:pPr>
-        <w:keepNext/>
-        <w:spacing w:before="0" w:after="120" w:line="240" w:lineRule="auto"/>
-      </w:pPr>
-      <w:r>
-        <w:rPr>
-          <w:rFonts w:ascii="Nanum Gothic" w:hAnsi="Nanum Gothic" w:eastAsia="Nanum Gothic"/>
-          <w:b/>
-          <w:color w:val="5B6573"/>
-          <w:sz w:val="19"/>
-        </w:rPr>
-        <w:t xml:space="preserve">문제  </w:t>
-      </w:r>
-      <w:r>
-        <w:rPr>
-          <w:rFonts w:ascii="Nanum Gothic" w:hAnsi="Nanum Gothic" w:eastAsia="Nanum Gothic"/>
-          <w:b/>
-          <w:color w:val="5B6573"/>
-          <w:sz w:val="19"/>
-        </w:rPr>
-        <w:t>지표 파일의 문자 인코딩과 이름 표기가 일정하지 않고 동적 설정 행의 위치가 엔진 파라미터 순서와 어긋날 수 있었습니다.</w:t>
-      </w:r>
-    </w:p>
-    <w:p>
-      <w:pPr>
-        <w:keepNext/>
-        <w:spacing w:before="0" w:after="120" w:line="240" w:lineRule="auto"/>
-      </w:pPr>
-      <w:r>
-        <w:rPr>
-          <w:rFonts w:ascii="Nanum Gothic" w:hAnsi="Nanum Gothic" w:eastAsia="Nanum Gothic"/>
-          <w:b/>
-          <w:color w:val="5B6573"/>
-          <w:sz w:val="19"/>
-        </w:rPr>
-        <w:t xml:space="preserve">접근  </w:t>
-      </w:r>
-      <w:r>
-        <w:rPr>
-          <w:rFonts w:ascii="Nanum Gothic" w:hAnsi="Nanum Gothic" w:eastAsia="Nanum Gothic"/>
-          <w:b/>
-          <w:color w:val="5B6573"/>
-          <w:sz w:val="19"/>
-        </w:rPr>
-        <w:t>UTF-8 우선, EUC-KR 대체 해석, 이름 정규화, 별칭 매핑, 파라미터 의미별 입력 검증을 적용하고 추가 행과 엔진 인덱스를 명시적으로 연결했습니다.</w:t>
-      </w:r>
-    </w:p>
-    <w:p>
-      <w:pPr>
-        <w:keepNext/>
-        <w:spacing w:before="0" w:after="120" w:line="240" w:lineRule="auto"/>
-      </w:pPr>
-      <w:r>
-        <w:rPr>
-          <w:rFonts w:ascii="Nanum Gothic" w:hAnsi="Nanum Gothic" w:eastAsia="Nanum Gothic"/>
-          <w:b/>
-          <w:color w:val="5B6573"/>
-          <w:sz w:val="19"/>
-        </w:rPr>
-        <w:t xml:space="preserve">결과  </w:t>
-      </w:r>
-      <w:r>
-        <w:rPr>
-          <w:rFonts w:ascii="Nanum Gothic" w:hAnsi="Nanum Gothic" w:eastAsia="Nanum Gothic"/>
-          <w:b/>
-          <w:color w:val="5B6573"/>
-          <w:sz w:val="19"/>
-        </w:rPr>
-        <w:t>한글 지표 정의를 호환하면서 의도한 기간, 유형, 색상 값이 저장, 초기화, 재진입에도 동일하게 유지되도록 정합성을 높였습니다.</w:t>
-      </w:r>
-    </w:p>
-    <w:p>
-      <w:pPr>
-        <w:pStyle w:val="Heading2"/>
-        <w:keepNext/>
-      </w:pPr>
-      <w:r>
-        <w:t>Case 2. 재사용 UI의 이벤트 리스너와 상태 회귀</w:t>
-      </w:r>
-    </w:p>
-    <w:p>
-      <w:pPr>
-        <w:keepNext/>
-        <w:spacing w:before="0" w:after="120" w:line="240" w:lineRule="auto"/>
-      </w:pPr>
-      <w:r>
-        <w:rPr>
-          <w:rFonts w:ascii="Nanum Gothic" w:hAnsi="Nanum Gothic" w:eastAsia="Nanum Gothic"/>
-          <w:b/>
-          <w:color w:val="5B6573"/>
-          <w:sz w:val="19"/>
-        </w:rPr>
-        <w:t xml:space="preserve">문제  </w:t>
-      </w:r>
-      <w:r>
-        <w:rPr>
-          <w:rFonts w:ascii="Nanum Gothic" w:hAnsi="Nanum Gothic" w:eastAsia="Nanum Gothic"/>
-          <w:b/>
-          <w:color w:val="5B6573"/>
-          <w:sz w:val="19"/>
-        </w:rPr>
-        <w:t>RecyclerView가 설정 행을 재사용할 때 값 설정 과정에서 이전 리스너가 실행되어 초기화나 색상 변경이 체크 상태, 입력값을 되돌렸습니다.</w:t>
-      </w:r>
-    </w:p>
-    <w:p>
-      <w:pPr>
-        <w:keepNext/>
-        <w:spacing w:before="0" w:after="120" w:line="240" w:lineRule="auto"/>
-      </w:pPr>
-      <w:r>
-        <w:rPr>
-          <w:rFonts w:ascii="Nanum Gothic" w:hAnsi="Nanum Gothic" w:eastAsia="Nanum Gothic"/>
-          <w:b/>
-          <w:color w:val="5B6573"/>
-          <w:sz w:val="19"/>
-        </w:rPr>
-        <w:t xml:space="preserve">접근  </w:t>
-      </w:r>
-      <w:r>
-        <w:rPr>
-          <w:rFonts w:ascii="Nanum Gothic" w:hAnsi="Nanum Gothic" w:eastAsia="Nanum Gothic"/>
-          <w:b/>
-          <w:color w:val="5B6573"/>
-          <w:sz w:val="19"/>
-        </w:rPr>
-        <w:t>바인딩 전에 리스너를 해제하고 모델 상태를 반영한 뒤 새 리스너를 연결했습니다. 색상 선택 시에는 해당 속성만 변경하고 나머지 편집 상태를 보존했습니다.</w:t>
-      </w:r>
-    </w:p>
-    <w:p>
-      <w:pPr>
-        <w:keepNext/>
-        <w:spacing w:before="0" w:after="120" w:line="240" w:lineRule="auto"/>
-      </w:pPr>
-      <w:r>
-        <w:rPr>
-          <w:rFonts w:ascii="Nanum Gothic" w:hAnsi="Nanum Gothic" w:eastAsia="Nanum Gothic"/>
-          <w:b/>
-          <w:color w:val="5B6573"/>
-          <w:sz w:val="19"/>
-        </w:rPr>
-        <w:t xml:space="preserve">결과  </w:t>
-      </w:r>
-      <w:r>
-        <w:rPr>
-          <w:rFonts w:ascii="Nanum Gothic" w:hAnsi="Nanum Gothic" w:eastAsia="Nanum Gothic"/>
-          <w:b/>
-          <w:color w:val="5B6573"/>
-          <w:sz w:val="19"/>
-        </w:rPr>
-        <w:t>스크롤, 재진입, 초기화, 색상 변경을 연속 수행해도 화면과 저장값이 일치하고 같은 패턴의 회귀를 공통 방식으로 수정할 수 있게 됐습니다.</w:t>
-      </w:r>
-    </w:p>
-    <w:p>
-      <w:pPr>
-        <w:pStyle w:val="Heading1"/>
-        <w:keepNext/>
-        <w:pageBreakBefore/>
-      </w:pPr>
-      <w:r>
-        <w:t>기술 스택, 업무 방식, 협업 강점</w:t>
-      </w:r>
-    </w:p>
-    <w:p>
-      <w:pPr>
-        <w:pStyle w:val="Heading2"/>
-        <w:keepNext/>
-      </w:pPr>
-      <w:r>
-        <w:t>기술 스택 및 업무 범위</w:t>
-      </w:r>
-    </w:p>
-    <w:tbl>
-      <w:tblPr>
-        <w:tblW w:type="dxa" w:w="9360"/>
-        <w:jc w:val="left"/>
-        <w:tblLayout w:type="fixed"/>
-        <w:tblLook w:firstColumn="1" w:firstRow="1" w:lastColumn="0" w:lastRow="0" w:noHBand="0" w:noVBand="1" w:val="04A0"/>
-        <w:tblInd w:w="120" w:type="dxa"/>
-        <w:tblBorders>
-          <w:top w:val="single" w:sz="6" w:space="0" w:color="DADDE3"/>
-          <w:left w:val="single" w:sz="6" w:space="0" w:color="DADDE3"/>
-          <w:bottom w:val="single" w:sz="6" w:space="0" w:color="DADDE3"/>
-          <w:right w:val="single" w:sz="6" w:space="0" w:color="DADDE3"/>
-          <w:insideH w:val="single" w:sz="6" w:space="0" w:color="DADDE3"/>
-          <w:insideV w:val="single" w:sz="6" w:space="0" w:color="DADDE3"/>
-        </w:tblBorders>
-      </w:tblPr>
-      <w:tblGrid>
-        <w:gridCol w:w="2000"/>
-        <w:gridCol w:w="7360"/>
-      </w:tblGrid>
-      <w:tr>
-        <w:trPr>
-          <w:tblHeader w:val="true"/>
-        </w:trPr>
-        <w:tc>
-          <w:tcPr>
-            <w:tcW w:type="dxa" w:w="2000"/>
-            <w:tcMar>
-              <w:top w:w="80" w:type="dxa"/>
-              <w:start w:w="120" w:type="dxa"/>
-              <w:bottom w:w="80" w:type="dxa"/>
-              <w:end w:w="120" w:type="dxa"/>
-            </w:tcMar>
-            <w:vAlign w:val="center"/>
-            <w:shd w:val="clear" w:color="auto" w:fill="F2F4F7"/>
-          </w:tcPr>
-          <w:p>
-            <w:pPr>
-              <w:spacing w:before="0" w:after="40" w:line="264" w:lineRule="auto"/>
-              <w:jc w:val="center"/>
-            </w:pPr>
-            <w:r>
-              <w:rPr>
-                <w:rFonts w:ascii="Nanum Gothic" w:hAnsi="Nanum Gothic" w:eastAsia="Nanum Gothic"/>
-                <w:b/>
-                <w:color w:val="0B2545"/>
-                <w:sz w:val="20"/>
-              </w:rPr>
-              <w:t>구분</w:t>
-            </w:r>
-          </w:p>
-        </w:tc>
-        <w:tc>
-          <w:tcPr>
-            <w:tcW w:type="dxa" w:w="7360"/>
-            <w:tcMar>
-              <w:top w:w="80" w:type="dxa"/>
-              <w:start w:w="120" w:type="dxa"/>
-              <w:bottom w:w="80" w:type="dxa"/>
-              <w:end w:w="120" w:type="dxa"/>
-            </w:tcMar>
-            <w:vAlign w:val="center"/>
-            <w:shd w:val="clear" w:color="auto" w:fill="F2F4F7"/>
-          </w:tcPr>
-          <w:p>
-            <w:pPr>
-              <w:spacing w:before="0" w:after="40" w:line="264" w:lineRule="auto"/>
-              <w:jc w:val="center"/>
-            </w:pPr>
-            <w:r>
-              <w:rPr>
-                <w:rFonts w:ascii="Nanum Gothic" w:hAnsi="Nanum Gothic" w:eastAsia="Nanum Gothic"/>
-                <w:b/>
-                <w:color w:val="0B2545"/>
-                <w:sz w:val="20"/>
-              </w:rPr>
-              <w:t>기술 및 경험</w:t>
-            </w:r>
-          </w:p>
-        </w:tc>
-      </w:tr>
-      <w:tr>
-        <w:tc>
-          <w:tcPr>
-            <w:tcW w:type="dxa" w:w="2000"/>
-            <w:tcMar>
-              <w:top w:w="80" w:type="dxa"/>
-              <w:start w:w="120" w:type="dxa"/>
-              <w:bottom w:w="80" w:type="dxa"/>
-              <w:end w:w="120" w:type="dxa"/>
-            </w:tcMar>
-            <w:vAlign w:val="center"/>
-          </w:tcPr>
-          <w:p>
-            <w:pPr>
-              <w:spacing w:before="0" w:after="40" w:line="264" w:lineRule="auto"/>
-            </w:pPr>
-            <w:r>
-              <w:rPr>
-                <w:rFonts w:ascii="Nanum Gothic" w:hAnsi="Nanum Gothic" w:eastAsia="Nanum Gothic"/>
-                <w:b/>
-                <w:color w:val="1F4D78"/>
-                <w:sz w:val="20"/>
-              </w:rPr>
-              <w:t>Android</w:t>
-            </w:r>
-          </w:p>
-        </w:tc>
-        <w:tc>
-          <w:tcPr>
-            <w:tcW w:type="dxa" w:w="7360"/>
-            <w:tcMar>
-              <w:top w:w="80" w:type="dxa"/>
-              <w:start w:w="120" w:type="dxa"/>
-              <w:bottom w:w="80" w:type="dxa"/>
-              <w:end w:w="120" w:type="dxa"/>
-            </w:tcMar>
-            <w:vAlign w:val="center"/>
-          </w:tcPr>
-          <w:p>
-            <w:pPr>
-              <w:spacing w:before="0" w:after="40" w:line="264" w:lineRule="auto"/>
-            </w:pPr>
-            <w:r>
-              <w:rPr>
-                <w:rFonts w:ascii="Nanum Gothic" w:hAnsi="Nanum Gothic" w:eastAsia="Nanum Gothic"/>
-                <w:color w:val="000000"/>
-                <w:sz w:val="20"/>
-              </w:rPr>
-              <w:t>Kotlin, Java, Android XML, ViewBinding, RecyclerView, Navigation Component</w:t>
-            </w:r>
-          </w:p>
-        </w:tc>
-      </w:tr>
-      <w:tr>
-        <w:tc>
-          <w:tcPr>
-            <w:tcW w:type="dxa" w:w="2000"/>
-            <w:tcMar>
-              <w:top w:w="80" w:type="dxa"/>
-              <w:start w:w="120" w:type="dxa"/>
-              <w:bottom w:w="80" w:type="dxa"/>
-              <w:end w:w="120" w:type="dxa"/>
-            </w:tcMar>
-            <w:vAlign w:val="center"/>
-          </w:tcPr>
-          <w:p>
-            <w:pPr>
-              <w:spacing w:before="0" w:after="40" w:line="264" w:lineRule="auto"/>
-            </w:pPr>
-            <w:r>
-              <w:rPr>
-                <w:rFonts w:ascii="Nanum Gothic" w:hAnsi="Nanum Gothic" w:eastAsia="Nanum Gothic"/>
-                <w:b/>
-                <w:color w:val="1F4D78"/>
-                <w:sz w:val="20"/>
-              </w:rPr>
-              <w:t>상태, 비동기</w:t>
-            </w:r>
-          </w:p>
-        </w:tc>
-        <w:tc>
-          <w:tcPr>
-            <w:tcW w:type="dxa" w:w="7360"/>
-            <w:tcMar>
-              <w:top w:w="80" w:type="dxa"/>
-              <w:start w:w="120" w:type="dxa"/>
-              <w:bottom w:w="80" w:type="dxa"/>
-              <w:end w:w="120" w:type="dxa"/>
-            </w:tcMar>
-            <w:vAlign w:val="center"/>
-          </w:tcPr>
-          <w:p>
-            <w:pPr>
-              <w:spacing w:before="0" w:after="40" w:line="264" w:lineRule="auto"/>
-            </w:pPr>
-            <w:r>
-              <w:rPr>
-                <w:rFonts w:ascii="Nanum Gothic" w:hAnsi="Nanum Gothic" w:eastAsia="Nanum Gothic"/>
-                <w:color w:val="000000"/>
-                <w:sz w:val="20"/>
-              </w:rPr>
-              <w:t>MVVM, LiveData, StateFlow, Coroutines, EventBus, Handler</w:t>
-            </w:r>
-          </w:p>
-        </w:tc>
-      </w:tr>
-      <w:tr>
-        <w:tc>
-          <w:tcPr>
-            <w:tcW w:type="dxa" w:w="2000"/>
-            <w:tcMar>
-              <w:top w:w="80" w:type="dxa"/>
-              <w:start w:w="120" w:type="dxa"/>
-              <w:bottom w:w="80" w:type="dxa"/>
-              <w:end w:w="120" w:type="dxa"/>
-            </w:tcMar>
-            <w:vAlign w:val="center"/>
-          </w:tcPr>
-          <w:p>
-            <w:pPr>
-              <w:spacing w:before="0" w:after="40" w:line="264" w:lineRule="auto"/>
-            </w:pPr>
-            <w:r>
-              <w:rPr>
-                <w:rFonts w:ascii="Nanum Gothic" w:hAnsi="Nanum Gothic" w:eastAsia="Nanum Gothic"/>
-                <w:b/>
-                <w:color w:val="1F4D78"/>
-                <w:sz w:val="20"/>
-              </w:rPr>
-              <w:t>시스템 연동</w:t>
-            </w:r>
-          </w:p>
-        </w:tc>
-        <w:tc>
-          <w:tcPr>
-            <w:tcW w:type="dxa" w:w="7360"/>
-            <w:tcMar>
-              <w:top w:w="80" w:type="dxa"/>
-              <w:start w:w="120" w:type="dxa"/>
-              <w:bottom w:w="80" w:type="dxa"/>
-              <w:end w:w="120" w:type="dxa"/>
-            </w:tcMar>
-            <w:vAlign w:val="center"/>
-          </w:tcPr>
-          <w:p>
-            <w:pPr>
-              <w:spacing w:before="0" w:after="40" w:line="264" w:lineRule="auto"/>
-            </w:pPr>
-            <w:r>
-              <w:rPr>
-                <w:rFonts w:ascii="Nanum Gothic" w:hAnsi="Nanum Gothic" w:eastAsia="Nanum Gothic"/>
-                <w:color w:val="000000"/>
-                <w:sz w:val="20"/>
-              </w:rPr>
-              <w:t>레거시 Java↔Kotlin, 멀티모듈, AAR/SDK 통합, 요청 큐, 조회, 실시간 데이터 생명주기</w:t>
-            </w:r>
-          </w:p>
-        </w:tc>
-      </w:tr>
-      <w:tr>
-        <w:tc>
-          <w:tcPr>
-            <w:tcW w:type="dxa" w:w="2000"/>
-            <w:tcMar>
-              <w:top w:w="80" w:type="dxa"/>
-              <w:start w:w="120" w:type="dxa"/>
-              <w:bottom w:w="80" w:type="dxa"/>
-              <w:end w:w="120" w:type="dxa"/>
-            </w:tcMar>
-            <w:vAlign w:val="center"/>
-          </w:tcPr>
-          <w:p>
-            <w:pPr>
-              <w:spacing w:before="0" w:after="40" w:line="264" w:lineRule="auto"/>
-            </w:pPr>
-            <w:r>
-              <w:rPr>
-                <w:rFonts w:ascii="Nanum Gothic" w:hAnsi="Nanum Gothic" w:eastAsia="Nanum Gothic"/>
-                <w:b/>
-                <w:color w:val="1F4D78"/>
-                <w:sz w:val="20"/>
-              </w:rPr>
-              <w:t>차트, 금융</w:t>
-            </w:r>
-          </w:p>
-        </w:tc>
-        <w:tc>
-          <w:tcPr>
-            <w:tcW w:type="dxa" w:w="7360"/>
-            <w:tcMar>
-              <w:top w:w="80" w:type="dxa"/>
-              <w:start w:w="120" w:type="dxa"/>
-              <w:bottom w:w="80" w:type="dxa"/>
-              <w:end w:w="120" w:type="dxa"/>
-            </w:tcMar>
-            <w:vAlign w:val="center"/>
-          </w:tcPr>
-          <w:p>
-            <w:pPr>
-              <w:spacing w:before="0" w:after="40" w:line="264" w:lineRule="auto"/>
-            </w:pPr>
-            <w:r>
-              <w:rPr>
-                <w:rFonts w:ascii="Nanum Gothic" w:hAnsi="Nanum Gothic" w:eastAsia="Nanum Gothic"/>
-                <w:color w:val="000000"/>
-                <w:sz w:val="20"/>
-              </w:rPr>
-              <w:t>PowerGraphics V3, Android Canvas, OHLCV, 기술적 지표, 시장, 종목, 주기, TR 데이터</w:t>
-            </w:r>
-          </w:p>
-        </w:tc>
-      </w:tr>
-      <w:tr>
-        <w:tc>
-          <w:tcPr>
-            <w:tcW w:type="dxa" w:w="2000"/>
-            <w:tcMar>
-              <w:top w:w="80" w:type="dxa"/>
-              <w:start w:w="120" w:type="dxa"/>
-              <w:bottom w:w="80" w:type="dxa"/>
-              <w:end w:w="120" w:type="dxa"/>
-            </w:tcMar>
-            <w:vAlign w:val="center"/>
-          </w:tcPr>
-          <w:p>
-            <w:pPr>
-              <w:spacing w:before="0" w:after="40" w:line="264" w:lineRule="auto"/>
-            </w:pPr>
-            <w:r>
-              <w:rPr>
-                <w:rFonts w:ascii="Nanum Gothic" w:hAnsi="Nanum Gothic" w:eastAsia="Nanum Gothic"/>
-                <w:b/>
-                <w:color w:val="1F4D78"/>
-                <w:sz w:val="20"/>
-              </w:rPr>
-              <w:t>빌드, 형상관리</w:t>
-            </w:r>
-          </w:p>
-        </w:tc>
-        <w:tc>
-          <w:tcPr>
-            <w:tcW w:type="dxa" w:w="7360"/>
-            <w:tcMar>
-              <w:top w:w="80" w:type="dxa"/>
-              <w:start w:w="120" w:type="dxa"/>
-              <w:bottom w:w="80" w:type="dxa"/>
-              <w:end w:w="120" w:type="dxa"/>
-            </w:tcMar>
-            <w:vAlign w:val="center"/>
-          </w:tcPr>
-          <w:p>
-            <w:pPr>
-              <w:spacing w:before="0" w:after="40" w:line="264" w:lineRule="auto"/>
-            </w:pPr>
-            <w:r>
-              <w:rPr>
-                <w:rFonts w:ascii="Nanum Gothic" w:hAnsi="Nanum Gothic" w:eastAsia="Nanum Gothic"/>
-                <w:color w:val="000000"/>
-                <w:sz w:val="20"/>
-              </w:rPr>
-              <w:t>Gradle Kotlin DSL/Groovy, Maven/AAR, Git, SVN, 운영 버전, 배포 산출물 관리</w:t>
-            </w:r>
-          </w:p>
-        </w:tc>
-      </w:tr>
-      <w:tr>
-        <w:tc>
-          <w:tcPr>
-            <w:tcW w:type="dxa" w:w="2000"/>
-            <w:tcMar>
-              <w:top w:w="80" w:type="dxa"/>
-              <w:start w:w="120" w:type="dxa"/>
-              <w:bottom w:w="80" w:type="dxa"/>
-              <w:end w:w="120" w:type="dxa"/>
-            </w:tcMar>
-            <w:vAlign w:val="center"/>
-          </w:tcPr>
-          <w:p>
-            <w:pPr>
-              <w:spacing w:before="0" w:after="40" w:line="264" w:lineRule="auto"/>
-            </w:pPr>
-            <w:r>
-              <w:rPr>
-                <w:rFonts w:ascii="Nanum Gothic" w:hAnsi="Nanum Gothic" w:eastAsia="Nanum Gothic"/>
-                <w:b/>
-                <w:color w:val="1F4D78"/>
-                <w:sz w:val="20"/>
-              </w:rPr>
-              <w:t>Web, 문서화</w:t>
-            </w:r>
-          </w:p>
-        </w:tc>
-        <w:tc>
-          <w:tcPr>
-            <w:tcW w:type="dxa" w:w="7360"/>
-            <w:tcMar>
-              <w:top w:w="80" w:type="dxa"/>
-              <w:start w:w="120" w:type="dxa"/>
-              <w:bottom w:w="80" w:type="dxa"/>
-              <w:end w:w="120" w:type="dxa"/>
-            </w:tcMar>
-            <w:vAlign w:val="center"/>
-          </w:tcPr>
-          <w:p>
-            <w:pPr>
-              <w:spacing w:before="0" w:after="40" w:line="264" w:lineRule="auto"/>
-            </w:pPr>
-            <w:r>
-              <w:rPr>
-                <w:rFonts w:ascii="Nanum Gothic" w:hAnsi="Nanum Gothic" w:eastAsia="Nanum Gothic"/>
-                <w:color w:val="000000"/>
-                <w:sz w:val="20"/>
-              </w:rPr>
-              <w:t>React, Vite, SCSS, Headless CMS, 지도, 문의 연동, API 매뉴얼, 배포, 운영 가이드</w:t>
-            </w:r>
-          </w:p>
-        </w:tc>
-      </w:tr>
-    </w:tbl>
     <w:p>
       <w:pPr>
         <w:pStyle w:val="Heading1"/>
@@ -1958,212 +535,101 @@
         <w:pageBreakBefore w:val="0"/>
       </w:pPr>
       <w:r>
-        <w:t>엔터프라이즈 업무 방식</w:t>
+        <w:rPr>
+          <w:rFonts w:ascii="Apple SD Gothic Neo" w:hAnsi="Apple SD Gothic Neo" w:eastAsia="Apple SD Gothic Neo" w:cs="Apple SD Gothic Neo"/>
+          <w:color w:val="000000"/>
+        </w:rPr>
+        <w:t>자사 반응형 홈페이지 개발</w:t>
       </w:r>
     </w:p>
     <w:p>
       <w:pPr>
-        <w:pStyle w:val="ListBullet"/>
-        <w:ind w:left="504" w:hanging="259"/>
-        <w:spacing w:before="0" w:after="100" w:line="264" w:lineRule="auto"/>
+        <w:keepNext/>
+        <w:pageBreakBefore w:val="0"/>
+        <w:spacing w:before="0" w:after="120" w:line="240" w:lineRule="auto"/>
       </w:pPr>
       <w:r>
         <w:rPr>
-          <w:rFonts w:ascii="Nanum Gothic" w:hAnsi="Nanum Gothic" w:eastAsia="Nanum Gothic"/>
-          <w:b/>
-          <w:i w:val="0"/>
-          <w:color w:val="000000"/>
-          <w:sz w:val="21"/>
+          <w:rFonts w:ascii="Apple SD Gothic Neo" w:hAnsi="Apple SD Gothic Neo" w:eastAsia="Apple SD Gothic Neo" w:cs="Apple SD Gothic Neo"/>
+          <w:b w:val="0"/>
+          <w:color w:val="5B6573"/>
+          <w:sz w:val="19"/>
         </w:rPr>
-        <w:t>정확성, 안정성 우선</w:t>
-      </w:r>
-      <w:r>
-        <w:rPr>
-          <w:rFonts w:ascii="Nanum Gothic" w:hAnsi="Nanum Gothic" w:eastAsia="Nanum Gothic"/>
-          <w:b w:val="0"/>
-          <w:i w:val="0"/>
-          <w:color w:val="000000"/>
-          <w:sz w:val="21"/>
-        </w:rPr>
-        <w:t xml:space="preserve"> — 금융 차트에서 요구되는 데이터 순서, 상태 일관성, 실시간 구독 해제와 입력 검증을 일반 엔터프라이즈 품질 기준으로 적용</w:t>
+        <w:t>역할  React 기반 화면 개발, 공지 조회와 문의 폼 연동</w:t>
       </w:r>
     </w:p>
     <w:p>
       <w:pPr>
-        <w:pStyle w:val="ListBullet"/>
-        <w:ind w:left="504" w:hanging="259"/>
-        <w:spacing w:before="0" w:after="100" w:line="264" w:lineRule="auto"/>
+        <w:keepNext w:val="0"/>
+        <w:pageBreakBefore w:val="0"/>
+        <w:spacing w:before="0" w:after="120" w:line="264" w:lineRule="auto"/>
       </w:pPr>
       <w:r>
         <w:rPr>
-          <w:rFonts w:ascii="Nanum Gothic" w:hAnsi="Nanum Gothic" w:eastAsia="Nanum Gothic"/>
-          <w:b/>
-          <w:i w:val="0"/>
-          <w:color w:val="000000"/>
-          <w:sz w:val="21"/>
-        </w:rPr>
-        <w:t>레거시 친화적 통합</w:t>
-      </w:r>
-      <w:r>
-        <w:rPr>
-          <w:rFonts w:ascii="Nanum Gothic" w:hAnsi="Nanum Gothic" w:eastAsia="Nanum Gothic"/>
+          <w:rFonts w:ascii="Apple SD Gothic Neo" w:hAnsi="Apple SD Gothic Neo" w:eastAsia="Apple SD Gothic Neo" w:cs="Apple SD Gothic Neo"/>
           <w:b w:val="0"/>
           <w:i w:val="0"/>
           <w:color w:val="000000"/>
-          <w:sz w:val="21"/>
+          <w:sz w:val="22"/>
         </w:rPr>
-        <w:t xml:space="preserve"> — 운영 중인 Java 시스템을 전면 교체하지 않고 공개 계약과 모듈 경계를 기준으로 Kotlin 기능을 단계적으로 연결</w:t>
-      </w:r>
-    </w:p>
-    <w:p>
-      <w:pPr>
-        <w:pStyle w:val="ListBullet"/>
-        <w:ind w:left="504" w:hanging="259"/>
-        <w:spacing w:before="0" w:after="100" w:line="264" w:lineRule="auto"/>
-      </w:pPr>
-      <w:r>
-        <w:rPr>
-          <w:rFonts w:ascii="Nanum Gothic" w:hAnsi="Nanum Gothic" w:eastAsia="Nanum Gothic"/>
-          <w:b/>
-          <w:i w:val="0"/>
-          <w:color w:val="000000"/>
-          <w:sz w:val="21"/>
-        </w:rPr>
-        <w:t>변경 영향 통제</w:t>
-      </w:r>
-      <w:r>
-        <w:rPr>
-          <w:rFonts w:ascii="Nanum Gothic" w:hAnsi="Nanum Gothic" w:eastAsia="Nanum Gothic"/>
-          <w:b w:val="0"/>
-          <w:i w:val="0"/>
-          <w:color w:val="000000"/>
-          <w:sz w:val="21"/>
-        </w:rPr>
-        <w:t xml:space="preserve"> — 요구사항과 재현 조건을 구체화하고 최소 변경, 회귀 확인, 버전, 산출물 구분으로 릴리스 위험을 관리</w:t>
-      </w:r>
-    </w:p>
-    <w:p>
-      <w:pPr>
-        <w:pStyle w:val="ListBullet"/>
-        <w:ind w:left="504" w:hanging="259"/>
-        <w:spacing w:before="0" w:after="100" w:line="264" w:lineRule="auto"/>
-      </w:pPr>
-      <w:r>
-        <w:rPr>
-          <w:rFonts w:ascii="Nanum Gothic" w:hAnsi="Nanum Gothic" w:eastAsia="Nanum Gothic"/>
-          <w:b/>
-          <w:i w:val="0"/>
-          <w:color w:val="000000"/>
-          <w:sz w:val="21"/>
-        </w:rPr>
-        <w:t>문서 기반 협업</w:t>
-      </w:r>
-      <w:r>
-        <w:rPr>
-          <w:rFonts w:ascii="Nanum Gothic" w:hAnsi="Nanum Gothic" w:eastAsia="Nanum Gothic"/>
-          <w:b w:val="0"/>
-          <w:i w:val="0"/>
-          <w:color w:val="000000"/>
-          <w:sz w:val="21"/>
-        </w:rPr>
-        <w:t xml:space="preserve"> — 코드, API 문서, 샘플, 운영 가이드를 같은 기준으로 유지해 고객사, 개발자, 운영 담당자의 확인 절차를 정렬</w:t>
+        <w:t>React, Vite, SCSS로 회사와 제품 소개, 공지사항, 문의 화면과 공통 레이아웃을 갖춘 반응형 홈페이지를 개발했습니다.</w:t>
       </w:r>
     </w:p>
     <w:p>
       <w:pPr>
         <w:pStyle w:val="Heading2"/>
         <w:keepNext/>
+        <w:pageBreakBefore w:val="0"/>
       </w:pPr>
       <w:r>
-        <w:t>지원 직무 기여 방향</w:t>
+        <w:rPr>
+          <w:rFonts w:ascii="Apple SD Gothic Neo" w:hAnsi="Apple SD Gothic Neo" w:eastAsia="Apple SD Gothic Neo" w:cs="Apple SD Gothic Neo"/>
+          <w:color w:val="000000"/>
+        </w:rPr>
+        <w:t>공지와 문의 기능 연결</w:t>
       </w:r>
     </w:p>
     <w:p>
       <w:pPr>
-        <w:pStyle w:val="ListBullet"/>
-        <w:ind w:left="504" w:hanging="259"/>
+        <w:ind/>
+        <w:keepNext w:val="0"/>
+        <w:pageBreakBefore w:val="0"/>
         <w:spacing w:before="0" w:after="100" w:line="264" w:lineRule="auto"/>
       </w:pPr>
       <w:r>
         <w:rPr>
-          <w:rFonts w:ascii="Nanum Gothic" w:hAnsi="Nanum Gothic" w:eastAsia="Nanum Gothic"/>
-          <w:b/>
-          <w:i w:val="0"/>
-          <w:color w:val="000000"/>
-          <w:sz w:val="21"/>
-        </w:rPr>
-        <w:t>Android 제품 개발</w:t>
-      </w:r>
-      <w:r>
-        <w:rPr>
-          <w:rFonts w:ascii="Nanum Gothic" w:hAnsi="Nanum Gothic" w:eastAsia="Nanum Gothic"/>
+          <w:rFonts w:ascii="Apple SD Gothic Neo" w:hAnsi="Apple SD Gothic Neo" w:eastAsia="Apple SD Gothic Neo" w:cs="Apple SD Gothic Neo"/>
           <w:b w:val="0"/>
           <w:i w:val="0"/>
           <w:color w:val="000000"/>
           <w:sz w:val="21"/>
         </w:rPr>
-        <w:t xml:space="preserve"> — 화면, 컨트롤 구현부터 상태 관리, SDK, 엔진 연동과 운영 유지보수까지 제품 수명주기 전반에 기여</w:t>
+        <w:t>Sanity 기반 공지 조회와 검색, 상세 콘텐츠를 연결해 홈페이지에서 공지를 탐색할 수 있도록 구현했습니다.</w:t>
       </w:r>
     </w:p>
     <w:p>
       <w:pPr>
-        <w:pStyle w:val="ListBullet"/>
-        <w:ind w:left="504" w:hanging="259"/>
+        <w:ind/>
+        <w:keepNext w:val="0"/>
+        <w:pageBreakBefore w:val="0"/>
         <w:spacing w:before="0" w:after="100" w:line="264" w:lineRule="auto"/>
       </w:pPr>
       <w:r>
         <w:rPr>
-          <w:rFonts w:ascii="Nanum Gothic" w:hAnsi="Nanum Gothic" w:eastAsia="Nanum Gothic"/>
-          <w:b/>
-          <w:i w:val="0"/>
-          <w:color w:val="000000"/>
-          <w:sz w:val="21"/>
-        </w:rPr>
-        <w:t>SI, 금융, 공공 시스템 통합</w:t>
-      </w:r>
-      <w:r>
-        <w:rPr>
-          <w:rFonts w:ascii="Nanum Gothic" w:hAnsi="Nanum Gothic" w:eastAsia="Nanum Gothic"/>
+          <w:rFonts w:ascii="Apple SD Gothic Neo" w:hAnsi="Apple SD Gothic Neo" w:eastAsia="Apple SD Gothic Neo" w:cs="Apple SD Gothic Neo"/>
           <w:b w:val="0"/>
           <w:i w:val="0"/>
           <w:color w:val="000000"/>
           <w:sz w:val="21"/>
         </w:rPr>
-        <w:t xml:space="preserve"> — 다양한 데이터 유형과 레거시 환경에서 인터페이스 계약, 상태 정합성, 호환성을 중심으로 안정적인 연동 구현</w:t>
-      </w:r>
-    </w:p>
-    <w:p>
-      <w:pPr>
-        <w:pStyle w:val="ListBullet"/>
-        <w:ind w:left="504" w:hanging="259"/>
-        <w:spacing w:before="0" w:after="100" w:line="264" w:lineRule="auto"/>
-      </w:pPr>
-      <w:r>
-        <w:rPr>
-          <w:rFonts w:ascii="Nanum Gothic" w:hAnsi="Nanum Gothic" w:eastAsia="Nanum Gothic"/>
-          <w:b/>
-          <w:i w:val="0"/>
-          <w:color w:val="000000"/>
-          <w:sz w:val="21"/>
-        </w:rPr>
-        <w:t>고객, 현업 협업</w:t>
-      </w:r>
-      <w:r>
-        <w:rPr>
-          <w:rFonts w:ascii="Nanum Gothic" w:hAnsi="Nanum Gothic" w:eastAsia="Nanum Gothic"/>
-          <w:b w:val="0"/>
-          <w:i w:val="0"/>
-          <w:color w:val="000000"/>
-          <w:sz w:val="21"/>
-        </w:rPr>
-        <w:t xml:space="preserve"> — 비정형 요청을 검증 가능한 기술 조건으로 전환하고 영향 범위, 적용 상태, 제한사항을 투명하게 공유</w:t>
+        <w:t>첨부파일을 포함한 문의 폼을 구현하고 Google Apps Script와 연동했습니다.</w:t>
       </w:r>
     </w:p>
     <w:sectPr>
       <w:headerReference w:type="default" r:id="rId9"/>
       <w:footerReference w:type="default" r:id="rId10"/>
       <w:pgSz w:w="12240" w:h="15840"/>
-      <w:pgMar w:top="1440" w:right="1440" w:bottom="1440" w:left="1440" w:header="708" w:footer="708" w:gutter="0"/>
+      <w:pgMar w:top="1224" w:right="1224" w:bottom="1224" w:left="1224" w:header="708" w:footer="708" w:gutter="0"/>
       <w:cols w:space="720"/>
       <w:docGrid w:linePitch="360"/>
     </w:sectPr>
@@ -2181,7 +647,7 @@
     </w:pPr>
     <w:r>
       <w:rPr>
-        <w:rFonts w:ascii="Nanum Gothic" w:hAnsi="Nanum Gothic" w:eastAsia="Nanum Gothic"/>
+        <w:rFonts w:ascii="Apple SD Gothic Neo" w:hAnsi="Apple SD Gothic Neo" w:eastAsia="Apple SD Gothic Neo" w:cs="Apple SD Gothic Neo"/>
         <w:color w:val="5B6573"/>
         <w:sz w:val="18"/>
       </w:rPr>
@@ -2189,7 +655,7 @@
     </w:r>
     <w:r>
       <w:rPr>
-        <w:rFonts w:ascii="Nanum Gothic" w:hAnsi="Nanum Gothic" w:eastAsia="Nanum Gothic"/>
+        <w:rFonts w:ascii="Apple SD Gothic Neo" w:hAnsi="Apple SD Gothic Neo" w:eastAsia="Apple SD Gothic Neo" w:cs="Apple SD Gothic Neo"/>
         <w:color w:val="5B6573"/>
         <w:sz w:val="18"/>
       </w:rPr>
@@ -2251,7 +717,7 @@
           </w:pPr>
           <w:r>
             <w:rPr>
-              <w:rFonts w:ascii="Nanum Gothic" w:hAnsi="Nanum Gothic" w:eastAsia="Nanum Gothic"/>
+              <w:rFonts w:ascii="Apple SD Gothic Neo" w:hAnsi="Apple SD Gothic Neo" w:eastAsia="Apple SD Gothic Neo" w:cs="Apple SD Gothic Neo"/>
               <w:b/>
               <w:color w:val="5B6573"/>
               <w:sz w:val="17"/>
@@ -2278,7 +744,7 @@
           </w:pPr>
           <w:r>
             <w:rPr>
-              <w:rFonts w:ascii="Nanum Gothic" w:hAnsi="Nanum Gothic" w:eastAsia="Nanum Gothic"/>
+              <w:rFonts w:ascii="Apple SD Gothic Neo" w:hAnsi="Apple SD Gothic Neo" w:eastAsia="Apple SD Gothic Neo" w:cs="Apple SD Gothic Neo"/>
               <w:color w:val="5B6573"/>
               <w:sz w:val="17"/>
             </w:rPr>
@@ -2660,7 +1126,7 @@
       <w:jc w:val="left"/>
     </w:pPr>
     <w:rPr>
-      <w:rFonts w:ascii="Nanum Gothic" w:hAnsi="Nanum Gothic" w:eastAsia="Nanum Gothic"/>
+      <w:rFonts w:ascii="Apple SD Gothic Neo" w:hAnsi="Apple SD Gothic Neo" w:eastAsia="Apple SD Gothic Neo" w:cs="Apple SD Gothic Neo"/>
       <w:color w:val="000000"/>
       <w:sz w:val="22"/>
     </w:rPr>
@@ -2724,10 +1190,10 @@
       <w:outlineLvl w:val="0"/>
     </w:pPr>
     <w:rPr>
-      <w:rFonts w:asciiTheme="majorHAnsi" w:eastAsiaTheme="majorEastAsia" w:hAnsiTheme="majorHAnsi" w:cstheme="majorBidi" w:ascii="Nanum Gothic" w:hAnsi="Nanum Gothic" w:eastAsia="Nanum Gothic"/>
+      <w:rFonts w:asciiTheme="majorHAnsi" w:eastAsiaTheme="majorEastAsia" w:hAnsiTheme="majorHAnsi" w:cstheme="majorBidi" w:ascii="Apple SD Gothic Neo" w:hAnsi="Apple SD Gothic Neo" w:eastAsia="Apple SD Gothic Neo" w:cs="Apple SD Gothic Neo"/>
       <w:b/>
       <w:bCs/>
-      <w:color w:val="2E74B5"/>
+      <w:color w:val="000000"/>
       <w:sz w:val="32"/>
       <w:szCs w:val="28"/>
     </w:rPr>
@@ -2748,10 +1214,10 @@
       <w:outlineLvl w:val="1"/>
     </w:pPr>
     <w:rPr>
-      <w:rFonts w:asciiTheme="majorHAnsi" w:eastAsiaTheme="majorEastAsia" w:hAnsiTheme="majorHAnsi" w:cstheme="majorBidi" w:ascii="Nanum Gothic" w:hAnsi="Nanum Gothic" w:eastAsia="Nanum Gothic"/>
+      <w:rFonts w:asciiTheme="majorHAnsi" w:eastAsiaTheme="majorEastAsia" w:hAnsiTheme="majorHAnsi" w:cstheme="majorBidi" w:ascii="Apple SD Gothic Neo" w:hAnsi="Apple SD Gothic Neo" w:eastAsia="Apple SD Gothic Neo" w:cs="Apple SD Gothic Neo"/>
       <w:b/>
       <w:bCs/>
-      <w:color w:val="2E74B5"/>
+      <w:color w:val="000000"/>
       <w:sz w:val="26"/>
       <w:szCs w:val="26"/>
     </w:rPr>
@@ -3007,15 +1473,12 @@
     <w:qFormat/>
     <w:rsid w:val="00FC693F"/>
     <w:pPr>
-      <w:pBdr>
-        <w:bottom w:val="single" w:sz="8" w:space="4" w:color="4F81BD" w:themeColor="accent1"/>
-      </w:pBdr>
       <w:spacing w:after="300" w:line="240" w:lineRule="auto"/>
       <w:contextualSpacing/>
     </w:pPr>
     <w:rPr>
-      <w:rFonts w:asciiTheme="majorHAnsi" w:eastAsiaTheme="majorEastAsia" w:hAnsiTheme="majorHAnsi" w:cstheme="majorBidi"/>
-      <w:color w:val="17365D" w:themeColor="text2" w:themeShade="BF"/>
+      <w:rFonts w:asciiTheme="majorHAnsi" w:eastAsiaTheme="majorEastAsia" w:hAnsiTheme="majorHAnsi" w:cstheme="majorBidi" w:ascii="Apple SD Gothic Neo" w:hAnsi="Apple SD Gothic Neo" w:eastAsia="Apple SD Gothic Neo" w:cs="Apple SD Gothic Neo"/>
+      <w:color w:val="000000"/>
       <w:spacing w:val="5"/>
       <w:kern w:val="28"/>
       <w:sz w:val="52"/>
@@ -3051,10 +1514,10 @@
       </w:numPr>
     </w:pPr>
     <w:rPr>
-      <w:rFonts w:asciiTheme="majorHAnsi" w:eastAsiaTheme="majorEastAsia" w:hAnsiTheme="majorHAnsi" w:cstheme="majorBidi"/>
+      <w:rFonts w:asciiTheme="majorHAnsi" w:eastAsiaTheme="majorEastAsia" w:hAnsiTheme="majorHAnsi" w:cstheme="majorBidi" w:ascii="Apple SD Gothic Neo" w:hAnsi="Apple SD Gothic Neo" w:eastAsia="Apple SD Gothic Neo" w:cs="Apple SD Gothic Neo"/>
       <w:i/>
       <w:iCs/>
-      <w:color w:val="4F81BD" w:themeColor="accent1"/>
+      <w:color w:val="000000"/>
       <w:spacing w:val="15"/>
       <w:sz w:val="24"/>
       <w:szCs w:val="24"/>
@@ -3194,6 +1657,10 @@
       </w:numPr>
       <w:contextualSpacing/>
     </w:pPr>
+    <w:rPr>
+      <w:rFonts w:ascii="Apple SD Gothic Neo" w:hAnsi="Apple SD Gothic Neo" w:eastAsia="Apple SD Gothic Neo" w:cs="Apple SD Gothic Neo"/>
+      <w:color w:val="000000"/>
+    </w:rPr>
   </w:style>
   <w:style w:type="paragraph" w:styleId="ListBullet2">
     <w:name w:val="List Bullet 2"/>
